--- a/manuscript/draft.docx
+++ b/manuscript/draft.docx
@@ -544,7 +544,7 @@
         <w:pStyle w:val="BodyText"/>
       </w:pPr>
       <w:r>
-        <w:t xml:space="preserve">A Digital Elevation Model (DEM) is the most useful single product over tidal flats because it (i) defines the inundation/exposure schedule of every pixel, (ii) supplies the baseline for monitoring vertical change due to deposition, erosion, or sea-level rise, and (iii) supports hydrodynamic modelling. Aerial LiDAR can in principle deliver a centimetre-precision DEM, but coverage is sparse, expensive, and rarely repeated in time (Wang et al., 2020).</w:t>
+        <w:t xml:space="preserve">A Digital Elevation Model (DEM) is the most useful single product over tidal flats because it (i) defines the inundation/exposure schedule of every pixel, (ii) supplies the baseline for monitoring vertical change due to deposition, erosion, or sea-level rise, and (iii) supports hydrodynamic modelling. Aerial LiDAR can in principle deliver a centimetre-precision DEM, but coverage is sparse, expensive, and rarely repeated in time. Spaceborne ICESat-2 laser altimetry now provides repeatable, centimetre-level intertidal elevation control over tidal flats, although its sparse, discontinuous ground tracks limit standalone DEM density (Xu et al., 2022).</w:t>
       </w:r>
     </w:p>
     <w:bookmarkEnd w:id="10"/>
@@ -641,7 +641,7 @@
         <w:t xml:space="preserve"> </w:t>
       </w:r>
       <w:r>
-        <w:t xml:space="preserve">is the tide height referenced to a benchmark datum at the nearest gauge. Stacking many waterlines from images at different tidal stages discretises the intertidal hypsometric curve, which is then interpolated into a DEM. Variants of this approach underpin the Digital Earth Australia Intertidal product (Sagar et al., 2017; Bishop-Taylor et al., 2019a) and a growing global literature (Liu et al., 2015; Tseng et al., 2017; Khan et al., 2019; Salameh et al., 2019).</w:t>
+        <w:t xml:space="preserve">is the tide height referenced to a benchmark datum at the nearest gauge. Stacking many waterlines from images at different tidal stages discretises the intertidal hypsometric curve, which is then interpolated into a DEM. Variants of this approach underpin the Digital Earth Australia Intertidal product (Sagar et al., 2017; Bishop-Taylor et al., 2019a) and a growing global literature (Liu et al., 2015; Tseng et al., 2017; Khan et al., 2019; Salameh et al., 2019; Wang et al., 2020). A complementary line of work derives intertidal elevation more directly, combining ICESat-2 laser altimetry with optical or SAR waterlines to anchor the vertical reference (Zhang et al., 2022; Xin et al., 2025).</w:t>
       </w:r>
     </w:p>
     <w:p>
@@ -13232,7 +13232,7 @@
         <w:t xml:space="preserve"> </w:t>
       </w:r>
       <w:r>
-        <w:t xml:space="preserve">from contours within the sampled range, with no empirical constraint. Users of such DEMs should be cautious about applications dependent on the upper intertidal — including aquaculture zoning, salt-marsh edge mapping, and storm-surge inundation modelling.</w:t>
+        <w:t xml:space="preserve">from contours within the sampled range, with no empirical constraint. Users of such DEMs should be cautious about applications dependent on the upper intertidal — including aquaculture zoning, salt-marsh edge mapping, and storm-surge inundation modelling. Direct laser altimetry offers a complementary constraint here: ICESat-2 measures surface elevation independently of the optical tidal-sampling geometry and can in principle anchor the upper-intertidal band that no optical scene reaches (Xu et al., 2022; Xin et al., 2025), albeit only along sparse, discontinuous ground tracks.</w:t>
       </w:r>
     </w:p>
     <w:p>
@@ -15644,6 +15644,7 @@
     </w:p>
     <w:p>
       <w:pPr>
+        <w:pStyle w:val="Compact"/>
         <w:numPr>
           <w:ilvl w:val="0"/>
           <w:numId w:val="1016"/>
@@ -15671,6 +15672,7 @@
     </w:p>
     <w:p>
       <w:pPr>
+        <w:pStyle w:val="Compact"/>
         <w:numPr>
           <w:ilvl w:val="0"/>
           <w:numId w:val="1016"/>
@@ -15698,6 +15700,7 @@
     </w:p>
     <w:p>
       <w:pPr>
+        <w:pStyle w:val="Compact"/>
         <w:numPr>
           <w:ilvl w:val="0"/>
           <w:numId w:val="1016"/>
@@ -15725,13 +15728,14 @@
     </w:p>
     <w:p>
       <w:pPr>
+        <w:pStyle w:val="Compact"/>
         <w:numPr>
           <w:ilvl w:val="0"/>
           <w:numId w:val="1016"/>
         </w:numPr>
       </w:pPr>
       <w:r>
-        <w:t xml:space="preserve">Choi, B.-J., Hwang, C., Lee, S. H., 2014.</w:t>
+        <w:t xml:space="preserve">Carrère, L., Lyard, F., Cancet, M., Allain, D., Dabat, M.-L., Fouchet, E., Faugère, Y., Pujol, M.-I., Briol, F., Dibarboure, G., Picot, N., 2022.</w:t>
       </w:r>
       <w:r>
         <w:t xml:space="preserve"> </w:t>
@@ -15741,24 +15745,25 @@
           <w:i/>
           <w:iCs/>
         </w:rPr>
-        <w:t xml:space="preserve">Meteotsunami-tide interactions and high-frequency sea level oscillations in the eastern Yellow Sea.</w:t>
-      </w:r>
-      <w:r>
-        <w:t xml:space="preserve"> </w:t>
-      </w:r>
-      <w:r>
-        <w:t xml:space="preserve">Journal of Geophysical Research: Oceans 119, 6725–6742. doi:10.1002/2013JC009788.</w:t>
-      </w:r>
-    </w:p>
-    <w:p>
-      <w:pPr>
+        <w:t xml:space="preserve">A new barotropic tide model for global ocean: FES2022.</w:t>
+      </w:r>
+      <w:r>
+        <w:t xml:space="preserve"> </w:t>
+      </w:r>
+      <w:r>
+        <w:t xml:space="preserve">AVISO+ technical note (FES2022 / FES2022b release notes), CNES/CLS. Available via AVISO+ Tides Modelling: https://www.aviso.altimetry.fr/en/data/products/auxiliary-products/global-tide-fes.html.</w:t>
+      </w:r>
+    </w:p>
+    <w:p>
+      <w:pPr>
+        <w:pStyle w:val="Compact"/>
         <w:numPr>
           <w:ilvl w:val="0"/>
           <w:numId w:val="1016"/>
         </w:numPr>
       </w:pPr>
       <w:r>
-        <w:t xml:space="preserve">Codiga, D. L., 2011.</w:t>
+        <w:t xml:space="preserve">Choi, B.-J., Hwang, C., Lee, S. H., 2014.</w:t>
       </w:r>
       <w:r>
         <w:t xml:space="preserve"> </w:t>
@@ -15768,24 +15773,25 @@
           <w:i/>
           <w:iCs/>
         </w:rPr>
-        <w:t xml:space="preserve">Unified Tidal Analysis and Prediction Using the UTide Matlab Functions.</w:t>
-      </w:r>
-      <w:r>
-        <w:t xml:space="preserve"> </w:t>
-      </w:r>
-      <w:r>
-        <w:t xml:space="preserve">Technical Report 2011-01, Graduate School of Oceanography, University of Rhode Island, Narragansett, Rhode Island. 59 pp.</w:t>
-      </w:r>
-    </w:p>
-    <w:p>
-      <w:pPr>
+        <w:t xml:space="preserve">Meteotsunami-tide interactions and high-frequency sea level oscillations in the eastern Yellow Sea.</w:t>
+      </w:r>
+      <w:r>
+        <w:t xml:space="preserve"> </w:t>
+      </w:r>
+      <w:r>
+        <w:t xml:space="preserve">Journal of Geophysical Research: Oceans 119, 6725–6742. doi:10.1002/2013JC009788.</w:t>
+      </w:r>
+    </w:p>
+    <w:p>
+      <w:pPr>
+        <w:pStyle w:val="Compact"/>
         <w:numPr>
           <w:ilvl w:val="0"/>
           <w:numId w:val="1016"/>
         </w:numPr>
       </w:pPr>
       <w:r>
-        <w:t xml:space="preserve">Drusch, M., Del Bello, U., Carlier, S., Colin, O., Fernandez, V., Gascon, F., Hoersch, B., Isola, C., Laberinti, P., Martimort, P., Meygret, A., Spoto, F., Sy, O., Marchese, F., Bargellini, P., 2012.</w:t>
+        <w:t xml:space="preserve">Codiga, D. L., 2011.</w:t>
       </w:r>
       <w:r>
         <w:t xml:space="preserve"> </w:t>
@@ -15795,24 +15801,25 @@
           <w:i/>
           <w:iCs/>
         </w:rPr>
-        <w:t xml:space="preserve">Sentinel-2: ESA’s optical high-resolution mission for GMES operational services.</w:t>
-      </w:r>
-      <w:r>
-        <w:t xml:space="preserve"> </w:t>
-      </w:r>
-      <w:r>
-        <w:t xml:space="preserve">Remote Sensing of Environment 120, 25–36. doi:10.1016/j.rse.2011.11.026.</w:t>
-      </w:r>
-    </w:p>
-    <w:p>
-      <w:pPr>
+        <w:t xml:space="preserve">Unified Tidal Analysis and Prediction Using the UTide Matlab Functions.</w:t>
+      </w:r>
+      <w:r>
+        <w:t xml:space="preserve"> </w:t>
+      </w:r>
+      <w:r>
+        <w:t xml:space="preserve">Technical Report 2011-01, Graduate School of Oceanography, University of Rhode Island, Narragansett, Rhode Island. 59 pp.</w:t>
+      </w:r>
+    </w:p>
+    <w:p>
+      <w:pPr>
+        <w:pStyle w:val="Compact"/>
         <w:numPr>
           <w:ilvl w:val="0"/>
           <w:numId w:val="1016"/>
         </w:numPr>
       </w:pPr>
       <w:r>
-        <w:t xml:space="preserve">Egbert, G. D., Erofeeva, S. Y., 2002.</w:t>
+        <w:t xml:space="preserve">Drusch, M., Del Bello, U., Carlier, S., Colin, O., Fernandez, V., Gascon, F., Hoersch, B., Isola, C., Laberinti, P., Martimort, P., Meygret, A., Spoto, F., Sy, O., Marchese, F., Bargellini, P., 2012.</w:t>
       </w:r>
       <w:r>
         <w:t xml:space="preserve"> </w:t>
@@ -15822,24 +15829,25 @@
           <w:i/>
           <w:iCs/>
         </w:rPr>
-        <w:t xml:space="preserve">Efficient inverse modeling of barotropic ocean tides.</w:t>
-      </w:r>
-      <w:r>
-        <w:t xml:space="preserve"> </w:t>
-      </w:r>
-      <w:r>
-        <w:t xml:space="preserve">Journal of Atmospheric and Oceanic Technology 19, 183–204. doi:10.1175/1520-0426(2002)019&lt;0183:EIMOBO&gt;2.0.CO;2.</w:t>
-      </w:r>
-    </w:p>
-    <w:p>
-      <w:pPr>
+        <w:t xml:space="preserve">Sentinel-2: ESA’s optical high-resolution mission for GMES operational services.</w:t>
+      </w:r>
+      <w:r>
+        <w:t xml:space="preserve"> </w:t>
+      </w:r>
+      <w:r>
+        <w:t xml:space="preserve">Remote Sensing of Environment 120, 25–36. doi:10.1016/j.rse.2011.11.026.</w:t>
+      </w:r>
+    </w:p>
+    <w:p>
+      <w:pPr>
+        <w:pStyle w:val="Compact"/>
         <w:numPr>
           <w:ilvl w:val="0"/>
           <w:numId w:val="1016"/>
         </w:numPr>
       </w:pPr>
       <w:r>
-        <w:t xml:space="preserve">Gorelick, N., Hancher, M., Dixon, M., Ilyushchenko, S., Thau, D., Moore, R., 2017.</w:t>
+        <w:t xml:space="preserve">Egbert, G. D., Erofeeva, S. Y., 2002.</w:t>
       </w:r>
       <w:r>
         <w:t xml:space="preserve"> </w:t>
@@ -15849,24 +15857,25 @@
           <w:i/>
           <w:iCs/>
         </w:rPr>
-        <w:t xml:space="preserve">Google Earth Engine: Planetary-scale geospatial analysis for everyone.</w:t>
-      </w:r>
-      <w:r>
-        <w:t xml:space="preserve"> </w:t>
-      </w:r>
-      <w:r>
-        <w:t xml:space="preserve">Remote Sensing of Environment 202, 18–27. doi:10.1016/j.rse.2017.06.031.</w:t>
-      </w:r>
-    </w:p>
-    <w:p>
-      <w:pPr>
+        <w:t xml:space="preserve">Efficient inverse modeling of barotropic ocean tides.</w:t>
+      </w:r>
+      <w:r>
+        <w:t xml:space="preserve"> </w:t>
+      </w:r>
+      <w:r>
+        <w:t xml:space="preserve">Journal of Atmospheric and Oceanic Technology 19, 183–204. doi:10.1175/1520-0426(2002)019&lt;0183:EIMOBO&gt;2.0.CO;2.</w:t>
+      </w:r>
+    </w:p>
+    <w:p>
+      <w:pPr>
+        <w:pStyle w:val="Compact"/>
         <w:numPr>
           <w:ilvl w:val="0"/>
           <w:numId w:val="1016"/>
         </w:numPr>
       </w:pPr>
       <w:r>
-        <w:t xml:space="preserve">Heygster, G., Dannenberg, J., Notholt, J., 2010.</w:t>
+        <w:t xml:space="preserve">Gorelick, N., Hancher, M., Dixon, M., Ilyushchenko, S., Thau, D., Moore, R., 2017.</w:t>
       </w:r>
       <w:r>
         <w:t xml:space="preserve"> </w:t>
@@ -15876,24 +15885,25 @@
           <w:i/>
           <w:iCs/>
         </w:rPr>
-        <w:t xml:space="preserve">Topographic mapping of the German tidal flats analyzing SAR images with the waterline method.</w:t>
-      </w:r>
-      <w:r>
-        <w:t xml:space="preserve"> </w:t>
-      </w:r>
-      <w:r>
-        <w:t xml:space="preserve">IEEE Transactions on Geoscience and Remote Sensing 48, 1019–1030. doi:10.1109/TGRS.2009.2031843.</w:t>
-      </w:r>
-    </w:p>
-    <w:p>
-      <w:pPr>
+        <w:t xml:space="preserve">Google Earth Engine: Planetary-scale geospatial analysis for everyone.</w:t>
+      </w:r>
+      <w:r>
+        <w:t xml:space="preserve"> </w:t>
+      </w:r>
+      <w:r>
+        <w:t xml:space="preserve">Remote Sensing of Environment 202, 18–27. doi:10.1016/j.rse.2017.06.031.</w:t>
+      </w:r>
+    </w:p>
+    <w:p>
+      <w:pPr>
+        <w:pStyle w:val="Compact"/>
         <w:numPr>
           <w:ilvl w:val="0"/>
           <w:numId w:val="1016"/>
         </w:numPr>
       </w:pPr>
       <w:r>
-        <w:t xml:space="preserve">Khan, M. J. U., Ansary, M. N., Durand, F., Testut, L., Ishaque, M., Calmant, S., Krien, Y., Islam, A. K. M. S., Papa, F., 2019.</w:t>
+        <w:t xml:space="preserve">Heygster, G., Dannenberg, J., Notholt, J., 2010.</w:t>
       </w:r>
       <w:r>
         <w:t xml:space="preserve"> </w:t>
@@ -15903,24 +15913,25 @@
           <w:i/>
           <w:iCs/>
         </w:rPr>
-        <w:t xml:space="preserve">High-resolution intertidal topography from Sentinel-2 multi-spectral imagery: Synergy between remote sensing and numerical modeling.</w:t>
-      </w:r>
-      <w:r>
-        <w:t xml:space="preserve"> </w:t>
-      </w:r>
-      <w:r>
-        <w:t xml:space="preserve">Remote Sensing 11, 2888. doi:10.3390/rs11242888.</w:t>
-      </w:r>
-    </w:p>
-    <w:p>
-      <w:pPr>
+        <w:t xml:space="preserve">Topographic mapping of the German tidal flats analyzing SAR images with the waterline method.</w:t>
+      </w:r>
+      <w:r>
+        <w:t xml:space="preserve"> </w:t>
+      </w:r>
+      <w:r>
+        <w:t xml:space="preserve">IEEE Transactions on Geoscience and Remote Sensing 48, 1019–1030. doi:10.1109/TGRS.2009.2031843.</w:t>
+      </w:r>
+    </w:p>
+    <w:p>
+      <w:pPr>
+        <w:pStyle w:val="Compact"/>
         <w:numPr>
           <w:ilvl w:val="0"/>
           <w:numId w:val="1016"/>
         </w:numPr>
       </w:pPr>
       <w:r>
-        <w:t xml:space="preserve">Koh, C.-H., Khim, J. S., 2014.</w:t>
+        <w:t xml:space="preserve">Khan, M. J. U., Ansary, M. N., Durand, F., Testut, L., Ishaque, M., Calmant, S., Krien, Y., Islam, A. K. M. S., Papa, F., 2019.</w:t>
       </w:r>
       <w:r>
         <w:t xml:space="preserve"> </w:t>
@@ -15930,24 +15941,25 @@
           <w:i/>
           <w:iCs/>
         </w:rPr>
-        <w:t xml:space="preserve">The Korean tidal flat of the Yellow Sea: Physical setting, ecosystem and management.</w:t>
-      </w:r>
-      <w:r>
-        <w:t xml:space="preserve"> </w:t>
-      </w:r>
-      <w:r>
-        <w:t xml:space="preserve">Ocean &amp; Coastal Management 102, 398–414. doi:10.1016/j.ocecoaman.2014.07.008.</w:t>
-      </w:r>
-    </w:p>
-    <w:p>
-      <w:pPr>
+        <w:t xml:space="preserve">High-resolution intertidal topography from Sentinel-2 multi-spectral imagery: Synergy between remote sensing and numerical modeling.</w:t>
+      </w:r>
+      <w:r>
+        <w:t xml:space="preserve"> </w:t>
+      </w:r>
+      <w:r>
+        <w:t xml:space="preserve">Remote Sensing 11, 2888. doi:10.3390/rs11242888.</w:t>
+      </w:r>
+    </w:p>
+    <w:p>
+      <w:pPr>
+        <w:pStyle w:val="Compact"/>
         <w:numPr>
           <w:ilvl w:val="0"/>
           <w:numId w:val="1016"/>
         </w:numPr>
       </w:pPr>
       <w:r>
-        <w:t xml:space="preserve">Lee, J., Kim, K., Kwak, G.-H., Baek, W.-K., Jang, Y., Ryu, J.-H., 2025.</w:t>
+        <w:t xml:space="preserve">Koh, C.-H., Khim, J. S., 2014.</w:t>
       </w:r>
       <w:r>
         <w:t xml:space="preserve"> </w:t>
@@ -15957,24 +15969,25 @@
           <w:i/>
           <w:iCs/>
         </w:rPr>
-        <w:t xml:space="preserve">Optimization of a multi-sensor satellite-based waterline method for rapid and extensive tidal flat topography mapping.</w:t>
-      </w:r>
-      <w:r>
-        <w:t xml:space="preserve"> </w:t>
-      </w:r>
-      <w:r>
-        <w:t xml:space="preserve">Estuarine, Coastal and Shelf Science 318, 109235. doi:10.1016/j.ecss.2025.109235.</w:t>
-      </w:r>
-    </w:p>
-    <w:p>
-      <w:pPr>
+        <w:t xml:space="preserve">The Korean tidal flat of the Yellow Sea: Physical setting, ecosystem and management.</w:t>
+      </w:r>
+      <w:r>
+        <w:t xml:space="preserve"> </w:t>
+      </w:r>
+      <w:r>
+        <w:t xml:space="preserve">Ocean &amp; Coastal Management 102, 398–414. doi:10.1016/j.ocecoaman.2014.07.008.</w:t>
+      </w:r>
+    </w:p>
+    <w:p>
+      <w:pPr>
+        <w:pStyle w:val="Compact"/>
         <w:numPr>
           <w:ilvl w:val="0"/>
           <w:numId w:val="1016"/>
         </w:numPr>
       </w:pPr>
       <w:r>
-        <w:t xml:space="preserve">Lee, K., Nam, S., Cho, Y.-K., Jeong, K.-Y., Byun, D.-S., 2022.</w:t>
+        <w:t xml:space="preserve">Lee, J., Kim, K., Kwak, G.-H., Baek, W.-K., Jang, Y., Ryu, J.-H., 2025.</w:t>
       </w:r>
       <w:r>
         <w:t xml:space="preserve"> </w:t>
@@ -15984,24 +15997,25 @@
           <w:i/>
           <w:iCs/>
         </w:rPr>
-        <w:t xml:space="preserve">Determination of long-term (1993–2019) sea level rise trends around the Korean Peninsula using ocean tide-corrected, multi-mission satellite altimetry data.</w:t>
-      </w:r>
-      <w:r>
-        <w:t xml:space="preserve"> </w:t>
-      </w:r>
-      <w:r>
-        <w:t xml:space="preserve">Frontiers in Marine Science 9, 810549. doi:10.3389/fmars.2022.810549.</w:t>
-      </w:r>
-    </w:p>
-    <w:p>
-      <w:pPr>
+        <w:t xml:space="preserve">Optimization of a multi-sensor satellite-based waterline method for rapid and extensive tidal flat topography mapping.</w:t>
+      </w:r>
+      <w:r>
+        <w:t xml:space="preserve"> </w:t>
+      </w:r>
+      <w:r>
+        <w:t xml:space="preserve">Estuarine, Coastal and Shelf Science 318, 109235. doi:10.1016/j.ecss.2025.109235.</w:t>
+      </w:r>
+    </w:p>
+    <w:p>
+      <w:pPr>
+        <w:pStyle w:val="Compact"/>
         <w:numPr>
           <w:ilvl w:val="0"/>
           <w:numId w:val="1016"/>
         </w:numPr>
       </w:pPr>
       <w:r>
-        <w:t xml:space="preserve">Lee, S.-K., Ryu, J.-H., 2017.</w:t>
+        <w:t xml:space="preserve">Lee, K., Nam, S., Cho, Y.-K., Jeong, K.-Y., Byun, D.-S., 2022.</w:t>
       </w:r>
       <w:r>
         <w:t xml:space="preserve"> </w:t>
@@ -16011,24 +16025,25 @@
           <w:i/>
           <w:iCs/>
         </w:rPr>
-        <w:t xml:space="preserve">High-accuracy tidal flat digital elevation model construction using TanDEM-X science phase data.</w:t>
-      </w:r>
-      <w:r>
-        <w:t xml:space="preserve"> </w:t>
-      </w:r>
-      <w:r>
-        <w:t xml:space="preserve">IEEE Journal of Selected Topics in Applied Earth Observations and Remote Sensing 10, 2713–2724. doi:10.1109/JSTARS.2017.2656629.</w:t>
-      </w:r>
-    </w:p>
-    <w:p>
-      <w:pPr>
+        <w:t xml:space="preserve">Determination of long-term (1993–2019) sea level rise trends around the Korean Peninsula using ocean tide-corrected, multi-mission satellite altimetry data.</w:t>
+      </w:r>
+      <w:r>
+        <w:t xml:space="preserve"> </w:t>
+      </w:r>
+      <w:r>
+        <w:t xml:space="preserve">Frontiers in Marine Science 9, 810549. doi:10.3389/fmars.2022.810549.</w:t>
+      </w:r>
+    </w:p>
+    <w:p>
+      <w:pPr>
+        <w:pStyle w:val="Compact"/>
         <w:numPr>
           <w:ilvl w:val="0"/>
           <w:numId w:val="1016"/>
         </w:numPr>
       </w:pPr>
       <w:r>
-        <w:t xml:space="preserve">Liu, Y., Zhou, M., Zhao, S., Zhan, W., Yang, K., Li, M., 2015.</w:t>
+        <w:t xml:space="preserve">Lee, S.-K., Ryu, J.-H., 2017.</w:t>
       </w:r>
       <w:r>
         <w:t xml:space="preserve"> </w:t>
@@ -16038,24 +16053,25 @@
           <w:i/>
           <w:iCs/>
         </w:rPr>
-        <w:t xml:space="preserve">Automated extraction of tidal creeks from airborne laser altimetry data.</w:t>
-      </w:r>
-      <w:r>
-        <w:t xml:space="preserve"> </w:t>
-      </w:r>
-      <w:r>
-        <w:t xml:space="preserve">Journal of Hydrology 527, 1006–1020. doi:10.1016/j.jhydrol.2015.05.058.</w:t>
-      </w:r>
-    </w:p>
-    <w:p>
-      <w:pPr>
+        <w:t xml:space="preserve">High-accuracy tidal flat digital elevation model construction using TanDEM-X science phase data.</w:t>
+      </w:r>
+      <w:r>
+        <w:t xml:space="preserve"> </w:t>
+      </w:r>
+      <w:r>
+        <w:t xml:space="preserve">IEEE Journal of Selected Topics in Applied Earth Observations and Remote Sensing 10, 2713–2724. doi:10.1109/JSTARS.2017.2656629.</w:t>
+      </w:r>
+    </w:p>
+    <w:p>
+      <w:pPr>
+        <w:pStyle w:val="Compact"/>
         <w:numPr>
           <w:ilvl w:val="0"/>
           <w:numId w:val="1016"/>
         </w:numPr>
       </w:pPr>
       <w:r>
-        <w:t xml:space="preserve">Lyard, F. H., Allain, D. J., Cancet, M., Carrère, L., Picot, N., 2021.</w:t>
+        <w:t xml:space="preserve">Liu, Y., Zhou, M., Zhao, S., Zhan, W., Yang, K., Li, M., 2015.</w:t>
       </w:r>
       <w:r>
         <w:t xml:space="preserve"> </w:t>
@@ -16065,24 +16081,25 @@
           <w:i/>
           <w:iCs/>
         </w:rPr>
-        <w:t xml:space="preserve">FES2014 global ocean tide atlas: Design and performance.</w:t>
-      </w:r>
-      <w:r>
-        <w:t xml:space="preserve"> </w:t>
-      </w:r>
-      <w:r>
-        <w:t xml:space="preserve">Ocean Science 17, 615–649. doi:10.5194/os-17-615-2021.</w:t>
-      </w:r>
-    </w:p>
-    <w:p>
-      <w:pPr>
+        <w:t xml:space="preserve">Automated extraction of tidal creeks from airborne laser altimetry data.</w:t>
+      </w:r>
+      <w:r>
+        <w:t xml:space="preserve"> </w:t>
+      </w:r>
+      <w:r>
+        <w:t xml:space="preserve">Journal of Hydrology 527, 1006–1020. doi:10.1016/j.jhydrol.2015.05.058.</w:t>
+      </w:r>
+    </w:p>
+    <w:p>
+      <w:pPr>
+        <w:pStyle w:val="Compact"/>
         <w:numPr>
           <w:ilvl w:val="0"/>
           <w:numId w:val="1016"/>
         </w:numPr>
       </w:pPr>
       <w:r>
-        <w:t xml:space="preserve">Carrère, L., Lyard, F., Cancet, M., Allain, D., Dabat, M.-L., Fouchet, E., Faugère, Y., Pujol, M.-I., Briol, F., Dibarboure, G., Picot, N., 2022.</w:t>
+        <w:t xml:space="preserve">Lyard, F. H., Allain, D. J., Cancet, M., Carrère, L., Picot, N., 2021.</w:t>
       </w:r>
       <w:r>
         <w:t xml:space="preserve"> </w:t>
@@ -16092,17 +16109,18 @@
           <w:i/>
           <w:iCs/>
         </w:rPr>
-        <w:t xml:space="preserve">A new barotropic tide model for global ocean: FES2022.</w:t>
-      </w:r>
-      <w:r>
-        <w:t xml:space="preserve"> </w:t>
-      </w:r>
-      <w:r>
-        <w:t xml:space="preserve">AVISO+ technical note (FES2022 / FES2022b release notes), CNES/CLS. Available via AVISO+ Tides Modelling: https://www.aviso.altimetry.fr/en/data/products/auxiliary-products/global-tide-fes.html.</w:t>
-      </w:r>
-    </w:p>
-    <w:p>
-      <w:pPr>
+        <w:t xml:space="preserve">FES2014 global ocean tide atlas: Design and performance.</w:t>
+      </w:r>
+      <w:r>
+        <w:t xml:space="preserve"> </w:t>
+      </w:r>
+      <w:r>
+        <w:t xml:space="preserve">Ocean Science 17, 615–649. doi:10.5194/os-17-615-2021.</w:t>
+      </w:r>
+    </w:p>
+    <w:p>
+      <w:pPr>
+        <w:pStyle w:val="Compact"/>
         <w:numPr>
           <w:ilvl w:val="0"/>
           <w:numId w:val="1016"/>
@@ -16158,6 +16176,7 @@
     </w:p>
     <w:p>
       <w:pPr>
+        <w:pStyle w:val="Compact"/>
         <w:numPr>
           <w:ilvl w:val="0"/>
           <w:numId w:val="1016"/>
@@ -16185,6 +16204,7 @@
     </w:p>
     <w:p>
       <w:pPr>
+        <w:pStyle w:val="Compact"/>
         <w:numPr>
           <w:ilvl w:val="0"/>
           <w:numId w:val="1016"/>
@@ -16212,6 +16232,7 @@
     </w:p>
     <w:p>
       <w:pPr>
+        <w:pStyle w:val="Compact"/>
         <w:numPr>
           <w:ilvl w:val="0"/>
           <w:numId w:val="1016"/>
@@ -16239,6 +16260,7 @@
     </w:p>
     <w:p>
       <w:pPr>
+        <w:pStyle w:val="Compact"/>
         <w:numPr>
           <w:ilvl w:val="0"/>
           <w:numId w:val="1016"/>
@@ -16266,6 +16288,7 @@
     </w:p>
     <w:p>
       <w:pPr>
+        <w:pStyle w:val="Compact"/>
         <w:numPr>
           <w:ilvl w:val="0"/>
           <w:numId w:val="1016"/>
@@ -16293,6 +16316,7 @@
     </w:p>
     <w:p>
       <w:pPr>
+        <w:pStyle w:val="Compact"/>
         <w:numPr>
           <w:ilvl w:val="0"/>
           <w:numId w:val="1016"/>
@@ -16320,6 +16344,7 @@
     </w:p>
     <w:p>
       <w:pPr>
+        <w:pStyle w:val="Compact"/>
         <w:numPr>
           <w:ilvl w:val="0"/>
           <w:numId w:val="1016"/>
@@ -16347,6 +16372,7 @@
     </w:p>
     <w:p>
       <w:pPr>
+        <w:pStyle w:val="Compact"/>
         <w:numPr>
           <w:ilvl w:val="0"/>
           <w:numId w:val="1016"/>
@@ -16374,6 +16400,7 @@
     </w:p>
     <w:p>
       <w:pPr>
+        <w:pStyle w:val="Compact"/>
         <w:numPr>
           <w:ilvl w:val="0"/>
           <w:numId w:val="1016"/>
@@ -16401,6 +16428,7 @@
     </w:p>
     <w:p>
       <w:pPr>
+        <w:pStyle w:val="Compact"/>
         <w:numPr>
           <w:ilvl w:val="0"/>
           <w:numId w:val="1016"/>
@@ -16428,6 +16456,7 @@
     </w:p>
     <w:p>
       <w:pPr>
+        <w:pStyle w:val="Compact"/>
         <w:numPr>
           <w:ilvl w:val="0"/>
           <w:numId w:val="1016"/>
@@ -16455,13 +16484,14 @@
     </w:p>
     <w:p>
       <w:pPr>
+        <w:pStyle w:val="Compact"/>
         <w:numPr>
           <w:ilvl w:val="0"/>
           <w:numId w:val="1016"/>
         </w:numPr>
       </w:pPr>
       <w:r>
-        <w:t xml:space="preserve">Yun, G. R., Ryu, J.-H., Kim, K. L., Lee, J. H., Lee, S.-K., 2022.</w:t>
+        <w:t xml:space="preserve">Xin, H., Xu, N., Xu, H., Yang, H., Wang, Z., Zhang, Z., Ding, Y., Luan, H., Ou, Y., Yang, Y., 2025.</w:t>
       </w:r>
       <w:r>
         <w:t xml:space="preserve"> </w:t>
@@ -16471,6 +16501,62 @@
           <w:i/>
           <w:iCs/>
         </w:rPr>
+        <w:t xml:space="preserve">Mapping tidal flat topography by combining ICESat-2 laser altimetry and multi-source satellite imagery.</w:t>
+      </w:r>
+      <w:r>
+        <w:t xml:space="preserve"> </w:t>
+      </w:r>
+      <w:r>
+        <w:t xml:space="preserve">International Journal of Digital Earth 18 (2), 2554313. doi:10.1080/17538947.2025.2554313.</w:t>
+      </w:r>
+    </w:p>
+    <w:p>
+      <w:pPr>
+        <w:pStyle w:val="Compact"/>
+        <w:numPr>
+          <w:ilvl w:val="0"/>
+          <w:numId w:val="1016"/>
+        </w:numPr>
+      </w:pPr>
+      <w:r>
+        <w:t xml:space="preserve">Xu, N., Ma, Y., Yang, J., Wang, X. H., Wang, Y., Xu, R., 2022.</w:t>
+      </w:r>
+      <w:r>
+        <w:t xml:space="preserve"> </w:t>
+      </w:r>
+      <w:r>
+        <w:rPr>
+          <w:i/>
+          <w:iCs/>
+        </w:rPr>
+        <w:t xml:space="preserve">Deriving tidal flat topography using ICESat-2 laser altimetry and Sentinel-2 imagery.</w:t>
+      </w:r>
+      <w:r>
+        <w:t xml:space="preserve"> </w:t>
+      </w:r>
+      <w:r>
+        <w:t xml:space="preserve">Geophysical Research Letters 49, e2021GL096813. doi:10.1029/2021GL096813.</w:t>
+      </w:r>
+    </w:p>
+    <w:p>
+      <w:pPr>
+        <w:pStyle w:val="Compact"/>
+        <w:numPr>
+          <w:ilvl w:val="0"/>
+          <w:numId w:val="1016"/>
+        </w:numPr>
+      </w:pPr>
+      <w:r>
+        <w:t xml:space="preserve">Yun, G. R., Ryu, J.-H., Kim, K. L., Lee, J. H., Lee, S.-K., 2022.</w:t>
+      </w:r>
+      <w:r>
+        <w:t xml:space="preserve"> </w:t>
+      </w:r>
+      <w:r>
+        <w:rPr>
+          <w:i/>
+          <w:iCs/>
+        </w:rPr>
         <w:t xml:space="preserve">TanDEM-X-based Ganghwa tidal flat high-resolution topographic map construction and service.</w:t>
       </w:r>
       <w:r>
@@ -16478,6 +16564,34 @@
       </w:r>
       <w:r>
         <w:t xml:space="preserve">GEO DATA 4 (1), 37–42. doi:10.22761/DJ2022.4.1.004.</w:t>
+      </w:r>
+    </w:p>
+    <w:p>
+      <w:pPr>
+        <w:pStyle w:val="Compact"/>
+        <w:numPr>
+          <w:ilvl w:val="0"/>
+          <w:numId w:val="1016"/>
+        </w:numPr>
+      </w:pPr>
+      <w:r>
+        <w:t xml:space="preserve">Zhang, S., Xu, Q., Wang, H., Kang, Y., Li, X., 2022.</w:t>
+      </w:r>
+      <w:r>
+        <w:t xml:space="preserve"> </w:t>
+      </w:r>
+      <w:r>
+        <w:rPr>
+          <w:i/>
+          <w:iCs/>
+        </w:rPr>
+        <w:t xml:space="preserve">Automatic waterline extraction and topographic mapping of tidal flats from SAR images based on deep learning.</w:t>
+      </w:r>
+      <w:r>
+        <w:t xml:space="preserve"> </w:t>
+      </w:r>
+      <w:r>
+        <w:t xml:space="preserve">Geophysical Research Letters 49, e2021GL096007. doi:10.1029/2021GL096007.</w:t>
       </w:r>
     </w:p>
     <w:bookmarkEnd w:id="71"/>

--- a/manuscript/draft.docx
+++ b/manuscript/draft.docx
@@ -641,7 +641,7 @@
         <w:t xml:space="preserve"> </w:t>
       </w:r>
       <w:r>
-        <w:t xml:space="preserve">is the tide height referenced to a benchmark datum at the nearest gauge. Stacking many waterlines from images at different tidal stages discretises the intertidal hypsometric curve, which is then interpolated into a DEM. Variants of this approach underpin the Digital Earth Australia Intertidal product (Sagar et al., 2017; Bishop-Taylor et al., 2019a) and a growing global literature (Liu et al., 2015; Tseng et al., 2017; Khan et al., 2019; Salameh et al., 2019; Wang et al., 2020). A complementary line of work derives intertidal elevation more directly, combining ICESat-2 laser altimetry with optical or SAR waterlines to anchor the vertical reference (Zhang et al., 2022; Xin et al., 2025).</w:t>
+        <w:t xml:space="preserve">is the tide height referenced to a benchmark datum at the nearest gauge. Stacking many waterlines from images at different tidal stages discretises the intertidal hypsometric curve, which is then interpolated into a DEM. Variants of this approach underpin the Digital Earth Australia Intertidal product (Sagar et al., 2017; Bishop-Taylor et al., 2019a), with the sub-pixel accuracy and index sensitivity of the waterline extraction itself characterised by Bishop-Taylor et al. (2019b), and a growing global literature (Tseng et al., 2017; Khan et al., 2019; Salameh et al., 2019; Wang et al., 2020). A complementary line of work derives intertidal elevation more directly, combining ICESat-2 laser altimetry with optical or SAR waterlines to anchor the vertical reference (Zhang et al., 2022; Xin et al., 2025).</w:t>
       </w:r>
     </w:p>
     <w:p>
@@ -746,7 +746,7 @@
         <w:t xml:space="preserve">incommensurate with the diurnal cycle</w:t>
       </w:r>
       <w:r>
-        <w:t xml:space="preserve">: each successive overpass at the same site occurs at a slightly different tidal phase, but only in a narrow time-of-day window. Bishop-Taylor et al. (2019b) documented the resulting</w:t>
+        <w:t xml:space="preserve">: each successive overpass at the same site occurs at a slightly different tidal phase, but only in a narrow time-of-day window. Bishop-Taylor et al. (2019a) documented the resulting</w:t>
       </w:r>
       <w:r>
         <w:t xml:space="preserve"> </w:t>
@@ -762,7 +762,7 @@
         <w:t xml:space="preserve"> </w:t>
       </w:r>
       <w:r>
-        <w:t xml:space="preserve">for the Digital Earth Australia Intertidal product, showing that satellite-sampled tide-height distributions exhibit a non-zero mean bias and a truncated range relative to the underlying tidal cycle; the open-source eo-tides package (Bishop-Taylor et al., 2025) has since made the diagnostic accessible at global scale. Sent et al. (2025) documented an analogous optical-sensor aliasing in the macrotidal Tagus estuary, Portugal, where Sentinel-2 turbidity retrievals are over-represented at spring low tide and under-represented at neap high tide. Despite these recognitions, no closed-form</w:t>
+        <w:t xml:space="preserve">for the Digital Earth Australia Intertidal product, introducing spread and low-/high-tide offset indices that show satellite-sampled tide-height distributions to exhibit a non-zero mean bias and a truncated range relative to the underlying tidal cycle; the open-source eo-tides package (Bishop-Taylor et al., 2025) has since made the diagnostic accessible at global scale. Sent et al. (2025) documented an analogous optical-sensor aliasing in the macrotidal Tagus estuary, Portugal, where Sentinel-2 turbidity retrievals are over-represented at spring low tide and under-represented at neap high tide. Despite these recognitions, no closed-form</w:t>
       </w:r>
       <w:r>
         <w:t xml:space="preserve"> </w:t>
@@ -3100,7 +3100,7 @@
         <w:pStyle w:val="FirstParagraph"/>
       </w:pPr>
       <w:r>
-        <w:t xml:space="preserve">For each (site, sensor) combination, we use the standard set of aliasing metrics introduced for sun-synchronous waterline analysis (Bishop-Taylor et al., 2019b; Bishop-Taylor et al., 2025):</w:t>
+        <w:t xml:space="preserve">For each (site, sensor) combination, we use the standard set of aliasing metrics introduced for sun-synchronous waterline analysis (Bishop-Taylor et al., 2019a; Bishop-Taylor et al., 2025):</w:t>
       </w:r>
     </w:p>
     <w:p>
@@ -16060,34 +16060,6 @@
       </w:r>
       <w:r>
         <w:t xml:space="preserve">IEEE Journal of Selected Topics in Applied Earth Observations and Remote Sensing 10, 2713–2724. doi:10.1109/JSTARS.2017.2656629.</w:t>
-      </w:r>
-    </w:p>
-    <w:p>
-      <w:pPr>
-        <w:pStyle w:val="Compact"/>
-        <w:numPr>
-          <w:ilvl w:val="0"/>
-          <w:numId w:val="1016"/>
-        </w:numPr>
-      </w:pPr>
-      <w:r>
-        <w:t xml:space="preserve">Liu, Y., Zhou, M., Zhao, S., Zhan, W., Yang, K., Li, M., 2015.</w:t>
-      </w:r>
-      <w:r>
-        <w:t xml:space="preserve"> </w:t>
-      </w:r>
-      <w:r>
-        <w:rPr>
-          <w:i/>
-          <w:iCs/>
-        </w:rPr>
-        <w:t xml:space="preserve">Automated extraction of tidal creeks from airborne laser altimetry data.</w:t>
-      </w:r>
-      <w:r>
-        <w:t xml:space="preserve"> </w:t>
-      </w:r>
-      <w:r>
-        <w:t xml:space="preserve">Journal of Hydrology 527, 1006–1020. doi:10.1016/j.jhydrol.2015.05.058.</w:t>
       </w:r>
     </w:p>
     <w:p>

--- a/manuscript/draft.docx
+++ b/manuscript/draft.docx
@@ -7,7 +7,7 @@
         <w:pStyle w:val="Title"/>
       </w:pPr>
       <w:r>
-        <w:t xml:space="preserve">Predicting tidal-sampling bias of sun-synchronous satellites from overpass phase: theory and validation on macrotidal coasts</w:t>
+        <w:t xml:space="preserve">A Gauge-Free Predictive Model for the Tidal-Sampling Bias of Sun-Synchronous Satellites, Validated on Macrotidal Tidal Flats</w:t>
       </w:r>
     </w:p>
     <w:p>
@@ -15,13 +15,22 @@
         <w:pStyle w:val="Author"/>
       </w:pPr>
       <w:r>
-        <w:t xml:space="preserve">[Author name TBD]</w:t>
+        <w:t xml:space="preserve">Taeyoon Song</w:t>
       </w:r>
       <w:r>
         <w:rPr>
           <w:vertAlign w:val="superscript"/>
         </w:rPr>
-        <w:t xml:space="preserve">1</w:t>
+        <w:t xml:space="preserve">1,2</w:t>
+      </w:r>
+      <w:r>
+        <w:t xml:space="preserve">, Mirinae Kim</w:t>
+      </w:r>
+      <w:r>
+        <w:rPr>
+          <w:vertAlign w:val="superscript"/>
+        </w:rPr>
+        <w:t xml:space="preserve">2</w:t>
       </w:r>
     </w:p>
     <w:p>
@@ -29,7 +38,7 @@
         <w:pStyle w:val="Date"/>
       </w:pPr>
       <w:r>
-        <w:t xml:space="preserve">First draft v0.1 — 2026-05-21 · Target journal:</w:t>
+        <w:t xml:space="preserve">Manuscript · Target journal:</w:t>
       </w:r>
       <w:r>
         <w:t xml:space="preserve"> </w:t>
@@ -39,13 +48,13 @@
           <w:i/>
           <w:iCs/>
         </w:rPr>
-        <w:t xml:space="preserve">Remote Sensing of Environment</w:t>
-      </w:r>
-      <w:r>
-        <w:t xml:space="preserve"> </w:t>
-      </w:r>
-      <w:r>
-        <w:t xml:space="preserve">· ~6,900 words (incl. References)</w:t>
+        <w:t xml:space="preserve">Journal of Marine Science and Engineering</w:t>
+      </w:r>
+      <w:r>
+        <w:t xml:space="preserve"> </w:t>
+      </w:r>
+      <w:r>
+        <w:t xml:space="preserve">(MDPI) · ~6,900 words (incl. References)</w:t>
       </w:r>
     </w:p>
     <w:p>
@@ -154,7 +163,7 @@
         <w:t xml:space="preserve"> </w:t>
       </w:r>
       <w:r>
-        <w:t xml:space="preserve">is the mean cosine of the satellite-overpass tide phase, and we validate it over the macrotidal Korean coast using 5,082 cloud-screened Landsat-8/9 and Sentinel-2 acquisitions (2020–2024) at five tidal flats (Ganghwa-do, Garorim Bay, Gomso Bay, Hampyeong Bay, Suncheon Bay) coupled with hourly tide-gauge observations of the Korea Hydrographic and Oceanographic Agency (KHOA). Sun-synchronous satellites sample only 70–80 % of the local astronomical tidal envelope, systematically missing one extremity. The resulting mean bias has</w:t>
+        <w:t xml:space="preserve">is the mean cosine of the satellite-overpass tide phase, and we validate it over the macrotidal Korean coast using 5,082 cloud-screened Landsat-8/9 and Sentinel-2 acquisitions (2020–2024) at five tidal flats (Ganghwa-do, Garorim Bay, Gomso Bay, Hampyeong Bay, Suncheon Bay) coupled with hourly tide-gauge observations of the Korea Hydrographic and Oceanographic Agency (KHOA). Sun-synchronous satellites sample only 60–80 % of the local astronomical tidal envelope, systematically missing one extremity. The resulting mean bias has</w:t>
       </w:r>
       <w:r>
         <w:t xml:space="preserve"> </w:t>
@@ -170,7 +179,7 @@
         <w:t xml:space="preserve"> </w:t>
       </w:r>
       <w:r>
-        <w:t xml:space="preserve">on the macrotidal west coast (low-tide bias, −0.5 to −1.2 m) and on the south coast (high-tide bias, +0.3 m), reflecting the regional amphidromic (i.e., tidal-phase-rotation) offset — to our knowledge the first quantitative demonstration of a spatially sign-reversed satellite tide-sampling bias in the optical-waterline literature.</w:t>
+        <w:t xml:space="preserve">on the macrotidal west coast (low-tide bias, −0.5 to −1.2 m) and on the south coast (high-tide bias, +0.3 m), reflecting the regional amphidromic (i.e., tidal-phase-rotation) offset.</w:t>
       </w:r>
     </w:p>
     <w:p>
@@ -322,7 +331,7 @@
         </m:r>
       </m:oMath>
       <w:r>
-        <w:t xml:space="preserve">, LOO RMSE = 0.11 m) and the bias sign at every site, demonstrating that the correction is feasible without any local gauge data. Quantile mapping translates the tide-height bias into an elevation-domain RMSE of 0.36–1.09 m and into horizontal contour errors of 179–1,359 m on planar tidal flats, with permanently unsampled intertidal bands up to 2.5 km wide on the macrotidal west coast. Because all current sun-synchronous optical missions cluster near 10:30 local solar time, increasing optical revisit frequency cannot remove the bias; only radar overpasses at a substantially different local solar time (e.g., Sentinel-1 SAR at 06:00 / 18:00 LST, hereafter termed</w:t>
+        <w:t xml:space="preserve">, LOO RMSE = 0.11 m) and the bias sign at every site in a self-consistency check, demonstrating that a gauge-free correction is feasible — though the global model under-estimates the bias magnitude on resonant macrotidal coasts. Quantile mapping translates the tide-height bias into an elevation-domain RMSE of 0.36–1.09 m and into horizontal contour errors of roughly 0.2–1.4 km on planar tidal flats, with permanently unsampled intertidal bands up to 2.5 km wide on the macrotidal west coast. Because all current sun-synchronous optical missions cluster near 10:30 local solar time, increasing optical revisit frequency cannot remove the bias; only radar overpasses at a substantially different local solar time (e.g., Sentinel-1 SAR at 06:00 / 18:00 local solar time, hereafter termed</w:t>
       </w:r>
       <w:r>
         <w:t xml:space="preserve"> </w:t>
@@ -669,13 +678,13 @@
       </w:r>
     </w:p>
     <w:bookmarkEnd w:id="11"/>
-    <w:bookmarkStart w:id="12" w:name="Xccf7598b0bf19529ddaa3cdc4203c6150a8dcfb"/>
+    <w:bookmarkStart w:id="12" w:name="X11bde4e8259b88479e4da3f21efa0d3065be653"/>
     <w:p>
       <w:pPr>
         <w:pStyle w:val="Heading3"/>
       </w:pPr>
       <w:r>
-        <w:t xml:space="preserve">1.3 Tidal aliasing: a recognised problem, incompletely quantified</w:t>
+        <w:t xml:space="preserve">1.3 Tidal aliasing: recognised qualitatively, not yet predictable</w:t>
       </w:r>
     </w:p>
     <w:p>
@@ -696,10 +705,7 @@
         <w:t xml:space="preserve">local solar times</w:t>
       </w:r>
       <w:r>
-        <w:t xml:space="preserve"> </w:t>
-      </w:r>
-      <w:r>
-        <w:t xml:space="preserve">(LST). The Landsat-8/9 and Sentinel-2 missions all descend across the equator at LST</w:t>
+        <w:t xml:space="preserve">. The Landsat-8/9 and Sentinel-2 missions all descend across the equator at a local solar time of</w:t>
       </w:r>
       <w:r>
         <w:t xml:space="preserve"> </w:t>
@@ -733,20 +739,7 @@
         </m:sSub>
       </m:oMath>
       <w:r>
-        <w:t xml:space="preserve">, period 12.42 h) is not a simple fraction of the solar day, satellite imagery samples the tide at an interval that is</w:t>
-      </w:r>
-      <w:r>
-        <w:t xml:space="preserve"> </w:t>
-      </w:r>
-      <w:r>
-        <w:rPr>
-          <w:b/>
-          <w:bCs/>
-        </w:rPr>
-        <w:t xml:space="preserve">incommensurate with the diurnal cycle</w:t>
-      </w:r>
-      <w:r>
-        <w:t xml:space="preserve">: each successive overpass at the same site occurs at a slightly different tidal phase, but only in a narrow time-of-day window. Bishop-Taylor et al. (2019a) documented the resulting</w:t>
+        <w:t xml:space="preserve">, period 12.42 h) is not a simple fraction of the solar day, satellite imagery samples the tide at an interval that is incommensurate with the diurnal cycle: each successive overpass at the same site occurs at a slightly different tidal phase, but only in a narrow time-of-day window. Bishop-Taylor et al. (2019a) documented the resulting</w:t>
       </w:r>
       <w:r>
         <w:t xml:space="preserve"> </w:t>
@@ -1097,18 +1090,18 @@
               <w:pStyle w:val="Compact"/>
             </w:pPr>
             <w:r>
-              <w:t xml:space="preserve">Gomso Bay (W)</w:t>
-            </w:r>
-          </w:p>
-        </w:tc>
-        <w:tc>
-          <w:tcPr/>
-          <w:p>
-            <w:pPr>
-              <w:pStyle w:val="Compact"/>
-            </w:pPr>
-            <w:r>
-              <w:t xml:space="preserve">Landsat-TM</w:t>
+              <w:t xml:space="preserve">Gomso Bay, west coast</w:t>
+            </w:r>
+          </w:p>
+        </w:tc>
+        <w:tc>
+          <w:tcPr/>
+          <w:p>
+            <w:pPr>
+              <w:pStyle w:val="Compact"/>
+            </w:pPr>
+            <w:r>
+              <w:t xml:space="preserve">Landsat-5 TM</w:t>
             </w:r>
           </w:p>
         </w:tc>
@@ -1165,18 +1158,18 @@
               <w:pStyle w:val="Compact"/>
             </w:pPr>
             <w:r>
-              <w:t xml:space="preserve">Ganghwa-do (NW)</w:t>
-            </w:r>
-          </w:p>
-        </w:tc>
-        <w:tc>
-          <w:tcPr/>
-          <w:p>
-            <w:pPr>
-              <w:pStyle w:val="Compact"/>
-            </w:pPr>
-            <w:r>
-              <w:t xml:space="preserve">TanDEM-X (SAR InSAR)</w:t>
+              <w:t xml:space="preserve">Ganghwa-do, northwest coast</w:t>
+            </w:r>
+          </w:p>
+        </w:tc>
+        <w:tc>
+          <w:tcPr/>
+          <w:p>
+            <w:pPr>
+              <w:pStyle w:val="Compact"/>
+            </w:pPr>
+            <w:r>
+              <w:t xml:space="preserve">TanDEM-X (InSAR)</w:t>
             </w:r>
           </w:p>
         </w:tc>
@@ -1233,40 +1226,40 @@
               <w:pStyle w:val="Compact"/>
             </w:pPr>
             <w:r>
-              <w:t xml:space="preserve">Ganghwa-do (NW)</w:t>
-            </w:r>
-          </w:p>
-        </w:tc>
-        <w:tc>
-          <w:tcPr/>
-          <w:p>
-            <w:pPr>
-              <w:pStyle w:val="Compact"/>
-            </w:pPr>
-            <w:r>
-              <w:t xml:space="preserve">TanDEM-X</w:t>
-            </w:r>
-          </w:p>
-        </w:tc>
-        <w:tc>
-          <w:tcPr/>
-          <w:p>
-            <w:pPr>
-              <w:pStyle w:val="Compact"/>
-            </w:pPr>
-            <w:r>
-              <w:t xml:space="preserve">InSAR phase, public service</w:t>
-            </w:r>
-          </w:p>
-        </w:tc>
-        <w:tc>
-          <w:tcPr/>
-          <w:p>
-            <w:pPr>
-              <w:pStyle w:val="Compact"/>
-            </w:pPr>
-            <w:r>
-              <w:t xml:space="preserve">High-resolution DEM product</w:t>
+              <w:t xml:space="preserve">Ganghwa-do, northwest coast</w:t>
+            </w:r>
+          </w:p>
+        </w:tc>
+        <w:tc>
+          <w:tcPr/>
+          <w:p>
+            <w:pPr>
+              <w:pStyle w:val="Compact"/>
+            </w:pPr>
+            <w:r>
+              <w:t xml:space="preserve">TanDEM-X (InSAR)</w:t>
+            </w:r>
+          </w:p>
+        </w:tc>
+        <w:tc>
+          <w:tcPr/>
+          <w:p>
+            <w:pPr>
+              <w:pStyle w:val="Compact"/>
+            </w:pPr>
+            <w:r>
+              <w:t xml:space="preserve">InSAR phase</w:t>
+            </w:r>
+          </w:p>
+        </w:tc>
+        <w:tc>
+          <w:tcPr/>
+          <w:p>
+            <w:pPr>
+              <w:pStyle w:val="Compact"/>
+            </w:pPr>
+            <w:r>
+              <w:t xml:space="preserve">Operational high-resolution DEM product</w:t>
             </w:r>
           </w:p>
         </w:tc>
@@ -1301,18 +1294,18 @@
               <w:pStyle w:val="Compact"/>
             </w:pPr>
             <w:r>
-              <w:t xml:space="preserve">Incheon, regional</w:t>
-            </w:r>
-          </w:p>
-        </w:tc>
-        <w:tc>
-          <w:tcPr/>
-          <w:p>
-            <w:pPr>
-              <w:pStyle w:val="Compact"/>
-            </w:pPr>
-            <w:r>
-              <w:t xml:space="preserve">Multi-mission altimetry (T/P–Jason, Cryosat)</w:t>
+              <w:t xml:space="preserve">Incheon, northwest coast</w:t>
+            </w:r>
+          </w:p>
+        </w:tc>
+        <w:tc>
+          <w:tcPr/>
+          <w:p>
+            <w:pPr>
+              <w:pStyle w:val="Compact"/>
+            </w:pPr>
+            <w:r>
+              <w:t xml:space="preserve">Multi-mission altimetry (T/P–Jason, CryoSat)</w:t>
             </w:r>
           </w:p>
         </w:tc>
@@ -1368,18 +1361,18 @@
               <w:pStyle w:val="Compact"/>
             </w:pPr>
             <w:r>
-              <w:t xml:space="preserve">Lee, J. et al. (2025, ECSS)</w:t>
-            </w:r>
-          </w:p>
-        </w:tc>
-        <w:tc>
-          <w:tcPr/>
-          <w:p>
-            <w:pPr>
-              <w:pStyle w:val="Compact"/>
-            </w:pPr>
-            <w:r>
-              <w:t xml:space="preserve">Taean Peninsula (W)</w:t>
+              <w:t xml:space="preserve">Lee, J. et al. (2025)</w:t>
+            </w:r>
+          </w:p>
+        </w:tc>
+        <w:tc>
+          <w:tcPr/>
+          <w:p>
+            <w:pPr>
+              <w:pStyle w:val="Compact"/>
+            </w:pPr>
+            <w:r>
+              <w:t xml:space="preserve">Taean Peninsula, west coast</w:t>
             </w:r>
           </w:p>
         </w:tc>
@@ -1412,7 +1405,7 @@
               <w:pStyle w:val="Compact"/>
             </w:pPr>
             <w:r>
-              <w:t xml:space="preserve">DEM, 5-month window optimum vs UAV-LiDAR (MAE 25.6 cm)</w:t>
+              <w:t xml:space="preserve">DEM, 5-month window optimum versus UAV-LiDAR (MAE 25.6 cm)</w:t>
             </w:r>
           </w:p>
         </w:tc>
@@ -1465,7 +1458,7 @@
                 <w:b/>
                 <w:bCs/>
               </w:rPr>
-              <w:t xml:space="preserve">W + S coasts, 5 sites (2020–2024)</w:t>
+              <w:t xml:space="preserve">Western + southern coasts (5 sites)</w:t>
             </w:r>
           </w:p>
         </w:tc>
@@ -1480,7 +1473,7 @@
                 <w:b/>
                 <w:bCs/>
               </w:rPr>
-              <w:t xml:space="preserve">L8/9 + S2 (metadata; 5,082 scenes)</w:t>
+              <w:t xml:space="preserve">L8/9 + S2 (metadata; 5,082 scenes, 2020–2024)</w:t>
             </w:r>
           </w:p>
         </w:tc>
@@ -1664,7 +1657,7 @@
         <w:t xml:space="preserve"> </w:t>
       </w:r>
       <w:r>
-        <w:t xml:space="preserve">The present work is the first to address the optical-waterline sampling bias</w:t>
+        <w:t xml:space="preserve">The present work is distinguished by addressing the optical-waterline sampling bias analytically and</w:t>
       </w:r>
       <w:r>
         <w:t xml:space="preserve"> </w:t>
@@ -1674,10 +1667,10 @@
           <w:i/>
           <w:iCs/>
         </w:rPr>
-        <w:t xml:space="preserve">analytically and a priori</w:t>
-      </w:r>
-      <w:r>
-        <w:t xml:space="preserve">; prior Korean works either map a single-site DEM or treat the bias empirically or in the altimetry (sea-level) domain.</w:t>
+        <w:t xml:space="preserve">a priori</w:t>
+      </w:r>
+      <w:r>
+        <w:t xml:space="preserve">; prior Korean works map a single-site DEM, or treat the bias empirically or in the altimetry (sea-level) domain.</w:t>
       </w:r>
     </w:p>
     <w:bookmarkEnd w:id="12"/>
@@ -1765,7 +1758,7 @@
         <w:pStyle w:val="FirstParagraph"/>
       </w:pPr>
       <w:r>
-        <w:t xml:space="preserve">This paper is positioned as a</w:t>
+        <w:t xml:space="preserve">Where the satellite tidal-sampling bias has so far been treated only diagnostically or empirically (Bishop-Taylor et al., 2019a, b; Sagar et al., 2017; Murray et al., 2019; Salameh et al., 2019; Ryu et al., 2002, 2008; Lee and Ryu, 2017; Yun et al., 2022; Lee, J. et al., 2025), this paper makes it</w:t>
       </w:r>
       <w:r>
         <w:t xml:space="preserve"> </w:t>
@@ -1775,130 +1768,10 @@
           <w:i/>
           <w:iCs/>
         </w:rPr>
-        <w:t xml:space="preserve">theoretical companion</w:t>
-      </w:r>
-      <w:r>
-        <w:t xml:space="preserve"> </w:t>
-      </w:r>
-      <w:r>
-        <w:t xml:space="preserve">to the empirical waterline-optimisation literature (Bishop-Taylor et al., 2019a, b; Sagar et al., 2017; Murray et al., 2019; Salameh et al., 2019; Ryu et al., 2002, 2008; Lee and Ryu, 2017; Yun et al., 2022; Lee, J. et al., 2025). Specifically, we present an end-to-end analysis that:</w:t>
-      </w:r>
-    </w:p>
-    <w:p>
-      <w:pPr>
-        <w:numPr>
-          <w:ilvl w:val="0"/>
-          <w:numId w:val="1003"/>
-        </w:numPr>
-      </w:pPr>
-      <w:r>
-        <w:t xml:space="preserve">derives a one-parameter analytical model,</w:t>
-      </w:r>
-      <w:r>
-        <w:t xml:space="preserve"> </w:t>
-      </w:r>
-      <m:oMath>
-        <m:r>
-          <m:rPr>
-            <m:nor/>
-            <m:sty m:val="p"/>
-          </m:rPr>
-          <m:t>mean bias</m:t>
-        </m:r>
-        <m:r>
-          <m:rPr>
-            <m:sty m:val="p"/>
-          </m:rPr>
-          <m:t>=</m:t>
-        </m:r>
-        <m:r>
-          <m:t>β</m:t>
-        </m:r>
-        <m:r>
-          <m:rPr>
-            <m:sty m:val="p"/>
-          </m:rPr>
-          <m:t>⋅</m:t>
-        </m:r>
-        <m:r>
-          <m:t>A</m:t>
-        </m:r>
-        <m:r>
-          <m:rPr>
-            <m:sty m:val="p"/>
-          </m:rPr>
-          <m:t>⋅</m:t>
-        </m:r>
-        <m:r>
-          <m:rPr>
-            <m:sty m:val="p"/>
-          </m:rPr>
-          <m:t>⟨</m:t>
-        </m:r>
-        <m:r>
-          <m:rPr>
-            <m:sty m:val="p"/>
-          </m:rPr>
-          <m:t>cos</m:t>
-        </m:r>
-        <m:r>
-          <m:t>θ</m:t>
-        </m:r>
-        <m:r>
-          <m:rPr>
-            <m:sty m:val="p"/>
-          </m:rPr>
-          <m:t>⟩</m:t>
-        </m:r>
-      </m:oMath>
-      <w:r>
-        <w:t xml:space="preserve">, linking the satellite-sampled tide bias to the local tidal amplitude</w:t>
-      </w:r>
-      <w:r>
-        <w:t xml:space="preserve"> </w:t>
-      </w:r>
-      <m:oMath>
-        <m:r>
-          <m:t>A</m:t>
-        </m:r>
-      </m:oMath>
-      <w:r>
-        <w:t xml:space="preserve"> </w:t>
-      </w:r>
-      <w:r>
-        <w:t xml:space="preserve">and to the mean cosine</w:t>
-      </w:r>
-      <w:r>
-        <w:t xml:space="preserve"> </w:t>
-      </w:r>
-      <m:oMath>
-        <m:r>
-          <m:rPr>
-            <m:sty m:val="p"/>
-          </m:rPr>
-          <m:t>⟨</m:t>
-        </m:r>
-        <m:r>
-          <m:rPr>
-            <m:sty m:val="p"/>
-          </m:rPr>
-          <m:t>cos</m:t>
-        </m:r>
-        <m:r>
-          <m:t>θ</m:t>
-        </m:r>
-        <m:r>
-          <m:rPr>
-            <m:sty m:val="p"/>
-          </m:rPr>
-          <m:t>⟩</m:t>
-        </m:r>
-      </m:oMath>
-      <w:r>
-        <w:t xml:space="preserve"> </w:t>
-      </w:r>
-      <w:r>
-        <w:t xml:space="preserve">of the overpass phase — to our knowledge the first closed-form</w:t>
+        <w:t xml:space="preserve">predictable</w:t>
+      </w:r>
+      <w:r>
+        <w:t xml:space="preserve">: we derive and validate a closed-form, gauge-free model that turns a recognised sampling artefact into an</w:t>
       </w:r>
       <w:r>
         <w:t xml:space="preserve"> </w:t>
@@ -1914,7 +1787,7 @@
         <w:t xml:space="preserve"> </w:t>
       </w:r>
       <w:r>
-        <w:t xml:space="preserve">bias-prediction formula for the optical-waterline workflow (Conclusions 1–2);</w:t>
+        <w:t xml:space="preserve">correction. Specifically, we present an end-to-end analysis that:</w:t>
       </w:r>
     </w:p>
     <w:p>
@@ -1925,9 +1798,25 @@
         </w:numPr>
       </w:pPr>
       <w:r>
-        <w:t xml:space="preserve">shows that the model explains 98 % of the cross-site, cross-sensor variance and generalises to held-out sites with RMSE = 0.16 m, and that the slope excess (</w:t>
-      </w:r>
-      <m:oMath>
+        <w:t xml:space="preserve">derives a one-parameter analytical model,</w:t>
+      </w:r>
+      <w:r>
+        <w:t xml:space="preserve"> </w:t>
+      </w:r>
+      <m:oMath>
+        <m:r>
+          <m:rPr>
+            <m:nor/>
+            <m:sty m:val="p"/>
+          </m:rPr>
+          <m:t>mean bias</m:t>
+        </m:r>
+        <m:r>
+          <m:rPr>
+            <m:sty m:val="p"/>
+          </m:rPr>
+          <m:t>=</m:t>
+        </m:r>
         <m:r>
           <m:t>β</m:t>
         </m:r>
@@ -1935,59 +1824,103 @@
           <m:rPr>
             <m:sty m:val="p"/>
           </m:rPr>
-          <m:t>=</m:t>
-        </m:r>
-        <m:r>
-          <m:t>1.78</m:t>
-        </m:r>
-        <m:r>
-          <m:rPr>
-            <m:sty m:val="p"/>
-          </m:rPr>
-          <m:t>≠</m:t>
-        </m:r>
-        <m:r>
-          <m:t>1</m:t>
-        </m:r>
-      </m:oMath>
-      <w:r>
-        <w:t xml:space="preserve">)</w:t>
+          <m:t>⋅</m:t>
+        </m:r>
+        <m:r>
+          <m:t>A</m:t>
+        </m:r>
+        <m:r>
+          <m:rPr>
+            <m:sty m:val="p"/>
+          </m:rPr>
+          <m:t>⋅</m:t>
+        </m:r>
+        <m:r>
+          <m:rPr>
+            <m:sty m:val="p"/>
+          </m:rPr>
+          <m:t>⟨</m:t>
+        </m:r>
+        <m:r>
+          <m:rPr>
+            <m:sty m:val="p"/>
+          </m:rPr>
+          <m:t>cos</m:t>
+        </m:r>
+        <m:r>
+          <m:t>θ</m:t>
+        </m:r>
+        <m:r>
+          <m:rPr>
+            <m:sty m:val="p"/>
+          </m:rPr>
+          <m:t>⟩</m:t>
+        </m:r>
+      </m:oMath>
+      <w:r>
+        <w:t xml:space="preserve">, linking the satellite-sampled tide bias to the local tidal amplitude</w:t>
+      </w:r>
+      <w:r>
+        <w:t xml:space="preserve"> </w:t>
+      </w:r>
+      <m:oMath>
+        <m:r>
+          <m:t>A</m:t>
+        </m:r>
+      </m:oMath>
+      <w:r>
+        <w:t xml:space="preserve"> </w:t>
+      </w:r>
+      <w:r>
+        <w:t xml:space="preserve">and to the mean cosine</w:t>
+      </w:r>
+      <w:r>
+        <w:t xml:space="preserve"> </w:t>
+      </w:r>
+      <m:oMath>
+        <m:r>
+          <m:rPr>
+            <m:sty m:val="p"/>
+          </m:rPr>
+          <m:t>⟨</m:t>
+        </m:r>
+        <m:r>
+          <m:rPr>
+            <m:sty m:val="p"/>
+          </m:rPr>
+          <m:t>cos</m:t>
+        </m:r>
+        <m:r>
+          <m:t>θ</m:t>
+        </m:r>
+        <m:r>
+          <m:rPr>
+            <m:sty m:val="p"/>
+          </m:rPr>
+          <m:t>⟩</m:t>
+        </m:r>
+      </m:oMath>
+      <w:r>
+        <w:t xml:space="preserve"> </w:t>
+      </w:r>
+      <w:r>
+        <w:t xml:space="preserve">of the overpass phase — to our knowledge the first closed-form</w:t>
       </w:r>
       <w:r>
         <w:t xml:space="preserve"> </w:t>
       </w:r>
       <w:r>
         <w:rPr>
-          <w:b/>
-          <w:bCs/>
+          <w:i/>
+          <w:iCs/>
         </w:rPr>
-        <w:t xml:space="preserve">quantitatively decomposes</w:t>
-      </w:r>
-      <w:r>
-        <w:t xml:space="preserve"> </w:t>
-      </w:r>
-      <w:r>
-        <w:t xml:space="preserve">into a spring–neap ×</w:t>
-      </w:r>
-      <w:r>
-        <w:t xml:space="preserve"> </w:t>
-      </w:r>
-      <m:oMath>
-        <m:r>
-          <m:rPr>
-            <m:sty m:val="p"/>
-          </m:rPr>
-          <m:t>cos</m:t>
-        </m:r>
-        <m:r>
-          <m:t>θ</m:t>
-        </m:r>
-      </m:oMath>
-      <w:r>
-        <w:t xml:space="preserve"> </w:t>
-      </w:r>
-      <w:r>
-        <w:t xml:space="preserve">covariance term, providing a physical diagnostic rather than an empirical correction factor (Conclusion 2);</w:t>
+        <w:t xml:space="preserve">a priori</w:t>
+      </w:r>
+      <w:r>
+        <w:t xml:space="preserve"> </w:t>
+      </w:r>
+      <w:r>
+        <w:t xml:space="preserve">bias-prediction formula for the optical-waterline workflow (Conclusions 1–2);</w:t>
       </w:r>
     </w:p>
     <w:p>
@@ -1998,7 +1931,64 @@
         </w:numPr>
       </w:pPr>
       <w:r>
-        <w:t xml:space="preserve">provides the first quantitative demonstration that the bias</w:t>
+        <w:t xml:space="preserve">shows that the model explains 98 % of the cross-site, cross-sensor variance and generalises to held-out sites with a root-mean-square error (RMSE) of 0.16 m, and that the slope excess (</w:t>
+      </w:r>
+      <m:oMath>
+        <m:r>
+          <m:t>β</m:t>
+        </m:r>
+        <m:r>
+          <m:rPr>
+            <m:sty m:val="p"/>
+          </m:rPr>
+          <m:t>=</m:t>
+        </m:r>
+        <m:r>
+          <m:t>1.78</m:t>
+        </m:r>
+        <m:r>
+          <m:rPr>
+            <m:sty m:val="p"/>
+          </m:rPr>
+          <m:t>≠</m:t>
+        </m:r>
+        <m:r>
+          <m:t>1</m:t>
+        </m:r>
+      </m:oMath>
+      <w:r>
+        <w:t xml:space="preserve">) quantitatively decomposes into a spring–neap ×</w:t>
+      </w:r>
+      <w:r>
+        <w:t xml:space="preserve"> </w:t>
+      </w:r>
+      <m:oMath>
+        <m:r>
+          <m:rPr>
+            <m:sty m:val="p"/>
+          </m:rPr>
+          <m:t>cos</m:t>
+        </m:r>
+        <m:r>
+          <m:t>θ</m:t>
+        </m:r>
+      </m:oMath>
+      <w:r>
+        <w:t xml:space="preserve"> </w:t>
+      </w:r>
+      <w:r>
+        <w:t xml:space="preserve">covariance term, providing a physical diagnostic rather than an empirical correction factor (Conclusion 2);</w:t>
+      </w:r>
+    </w:p>
+    <w:p>
+      <w:pPr>
+        <w:numPr>
+          <w:ilvl w:val="0"/>
+          <w:numId w:val="1003"/>
+        </w:numPr>
+      </w:pPr>
+      <w:r>
+        <w:t xml:space="preserve">provides a quantitative demonstration that the bias</w:t>
       </w:r>
       <w:r>
         <w:t xml:space="preserve"> </w:t>
@@ -2025,7 +2015,7 @@
         </w:numPr>
       </w:pPr>
       <w:r>
-        <w:t xml:space="preserve">translates the tide-height bias into elevation-domain DEM errors via quantile mapping, yielding the first quantitative estimates of permanently unsampled intertidal bands (up to 2.5 km wide) and a first-principles account of why empirically observed multi-sensor data-collection-window optima saturate at intermediate timescales (Section 5.3; Conclusions 4–6);</w:t>
+        <w:t xml:space="preserve">translates the tide-height bias into elevation-domain DEM errors via quantile mapping, yielding quantitative estimates of permanently unsampled intertidal bands (up to 2.5 km wide) and a physically grounded account of why empirically observed multi-sensor data-collection-window optima saturate at intermediate timescales (Section 5.3; Conclusions 4–6);</w:t>
       </w:r>
     </w:p>
     <w:p>
@@ -2036,7 +2026,7 @@
         </w:numPr>
       </w:pPr>
       <w:r>
-        <w:t xml:space="preserve">reproduces the fit from an independent global ocean tide model (FES2022b:</w:t>
+        <w:t xml:space="preserve">reproduces the fit from a global ocean tide model alone (FES2022b:</w:t>
       </w:r>
       <w:r>
         <w:t xml:space="preserve"> </w:t>
@@ -2068,7 +2058,7 @@
         <w:t xml:space="preserve"> </w:t>
       </w:r>
       <w:r>
-        <w:t xml:space="preserve">with correct bias sign at all 15 held-out points), confirming that the</w:t>
+        <w:t xml:space="preserve">in a self-consistency check that supplies both the overpass-time tides and the comparison reference), indicating that the</w:t>
       </w:r>
       <w:r>
         <w:t xml:space="preserve"> </w:t>
@@ -2084,7 +2074,7 @@
         <w:t xml:space="preserve"> </w:t>
       </w:r>
       <w:r>
-        <w:t xml:space="preserve">correction is applicable worldwide without requiring local tide-gauge access (Conclusion 7).</w:t>
+        <w:t xml:space="preserve">correction can be computed without local tide-gauge data (Conclusion 7).</w:t>
       </w:r>
     </w:p>
     <w:p>
@@ -2092,7 +2082,7 @@
         <w:pStyle w:val="FirstParagraph"/>
       </w:pPr>
       <w:r>
-        <w:t xml:space="preserve">The Korean macrotidal coast (five sites, 2020–2024; Section 2) provides a natural laboratory for the validation, because it spans both a strongly negative-bias regime (the macrotidal west coast) and a sign-reversed positive-bias regime (the southern amphidromic regime) within a single, densely instrumented tide-gauge network.</w:t>
+        <w:t xml:space="preserve">The Korean macrotidal coast (five sites, 2020–2024; Section 2) provides a natural laboratory for the validation, because it spans both a strongly negative-bias regime (the macrotidal west coast) and a sign-reversed positive-bias regime (the southern amphidromic regime) within a single, densely instrumented tide-gauge network. Although the validation is Korean, the model itself is site-independent: because every operational optical Earth-observation mission shares the same near-10:30 sun-synchronous overpass, the predicted bias and its gauge-free correction are expected to transfer to other macrotidal coasts (Section 4.8).</w:t>
       </w:r>
     </w:p>
     <w:p>
@@ -2127,7 +2117,7 @@
         <w:pStyle w:val="FirstParagraph"/>
       </w:pPr>
       <w:r>
-        <w:t xml:space="preserve">Five tidal flats spanning the entire western and southern Korean coast were chosen to span the full range of local tidal amplitudes and regional phase offsets (Figure 1; Table 2):</w:t>
+        <w:t xml:space="preserve">Five tidal flats along the western and southern Korean coast were chosen to span the full range of local tidal amplitudes and regional phase offsets (Figure 1; Table 2):</w:t>
       </w:r>
     </w:p>
     <w:p>
@@ -2149,7 +2139,7 @@
         <w:t xml:space="preserve"> </w:t>
       </w:r>
       <w:r>
-        <w:t xml:space="preserve">(MSR</w:t>
+        <w:t xml:space="preserve">(mean spring range, MSR,</w:t>
       </w:r>
       <w:r>
         <w:t xml:space="preserve"> </w:t>
@@ -2205,7 +2195,7 @@
         <w:t xml:space="preserve"> </w:t>
       </w:r>
       <w:r>
-        <w:t xml:space="preserve">6 m): semi-enclosed bay, tidal-flat fringed.</w:t>
+        <w:t xml:space="preserve">6 m): semi-enclosed bay fringed with tidal flats.</w:t>
       </w:r>
     </w:p>
     <w:p>
@@ -2348,7 +2338,7 @@
       <w:r>
         <w:drawing>
           <wp:inline>
-            <wp:extent cx="4800600" cy="4237613"/>
+            <wp:extent cx="4800600" cy="4232377"/>
             <wp:effectExtent b="0" l="0" r="0" t="0"/>
             <wp:docPr descr="" title="" id="17" name="Picture"/>
             <a:graphic>
@@ -2369,7 +2359,7 @@
                   <pic:spPr bwMode="auto">
                     <a:xfrm>
                       <a:off x="0" y="0"/>
-                      <a:ext cx="4800600" cy="4237613"/>
+                      <a:ext cx="4800600" cy="4232377"/>
                     </a:xfrm>
                     <a:prstGeom prst="rect">
                       <a:avLst/>
@@ -2426,7 +2416,7 @@
         <w:t xml:space="preserve"> </w:t>
       </w:r>
       <w:r>
-        <w:t xml:space="preserve">amphidromic phase gradient of the Yellow Sea — the combination that drives the bipolar sampling bias documented in this paper. Inset: regional context.</w:t>
+        <w:t xml:space="preserve">amphidromic phase gradient of the Yellow Sea — the combination that drives the sign-reversing sampling bias. Inset: regional context.</w:t>
       </w:r>
     </w:p>
     <w:bookmarkEnd w:id="19"/>
@@ -2633,23 +2623,7 @@
         <w:pStyle w:val="BodyText"/>
       </w:pPr>
       <w:r>
-        <w:t xml:space="preserve">Pixel data were not required: this is a</w:t>
-      </w:r>
-      <w:r>
-        <w:t xml:space="preserve"> </w:t>
-      </w:r>
-      <w:r>
-        <w:rPr>
-          <w:i/>
-          <w:iCs/>
-        </w:rPr>
-        <w:t xml:space="preserve">metadata</w:t>
-      </w:r>
-      <w:r>
-        <w:t xml:space="preserve"> </w:t>
-      </w:r>
-      <w:r>
-        <w:t xml:space="preserve">analysis. Scenes intersecting each site’s bounding box were retained, with a permissive cloud-cover threshold ≤ 60 %; the cloud-screened sample sizes ranged from 500 (Gomso) to 1,876 scenes (Garorim Bay; Table 2).</w:t>
+        <w:t xml:space="preserve">Pixel data were not required: this is a metadata analysis. Scenes intersecting each site’s bounding box were retained, with a permissive cloud-cover threshold ≤ 60 %; the cloud-screened sample sizes ranged from 500 (Gomso) to 1,876 scenes (Garorim Bay; Table 2).</w:t>
       </w:r>
     </w:p>
     <w:tbl>
@@ -2711,7 +2685,7 @@
                 <w:b/>
                 <w:bCs/>
               </w:rPr>
-              <w:t xml:space="preserve">KHOA rows</w:t>
+              <w:t xml:space="preserve">Hourly records (n)</w:t>
             </w:r>
           </w:p>
         </w:tc>
@@ -4260,7 +4234,7 @@
         </w:numPr>
       </w:pPr>
       <w:r>
-        <w:t xml:space="preserve">Concentration vector</w:t>
+        <w:t xml:space="preserve">Mean resultant vector</w:t>
       </w:r>
       <w:r>
         <w:t xml:space="preserve"> </w:t>
@@ -4330,7 +4304,7 @@
         </w:numPr>
       </w:pPr>
       <w:r>
-        <w:t xml:space="preserve">Concentration magnitude</w:t>
+        <w:t xml:space="preserve">Mean resultant length</w:t>
       </w:r>
       <w:r>
         <w:t xml:space="preserve"> </w:t>
@@ -4717,7 +4691,7 @@
         <w:t xml:space="preserve"> </w:t>
       </w:r>
       <w:r>
-        <w:t xml:space="preserve">the mean sea level. The bias inherited by sampling at the satellite times</w:t>
+        <w:t xml:space="preserve">the mean water level. The bias inherited by sampling at the satellite times</w:t>
       </w:r>
       <w:r>
         <w:t xml:space="preserve"> </w:t>
@@ -5740,7 +5714,7 @@
         </m:r>
       </m:oMath>
       <w:r>
-        <w:t xml:space="preserve">, not a defect of the model. We fit</w:t>
+        <w:t xml:space="preserve">. We fit</w:t>
       </w:r>
       <w:r>
         <w:t xml:space="preserve"> </w:t>
@@ -6750,23 +6724,7 @@
         </m:d>
       </m:oMath>
       <w:r>
-        <w:t xml:space="preserve">; these are intertidal elevation bands that satellites</w:t>
-      </w:r>
-      <w:r>
-        <w:t xml:space="preserve"> </w:t>
-      </w:r>
-      <w:r>
-        <w:rPr>
-          <w:i/>
-          <w:iCs/>
-        </w:rPr>
-        <w:t xml:space="preserve">never</w:t>
-      </w:r>
-      <w:r>
-        <w:t xml:space="preserve"> </w:t>
-      </w:r>
-      <w:r>
-        <w:t xml:space="preserve">sample.</w:t>
+        <w:t xml:space="preserve">; these are intertidal elevation bands that satellites never sample.</w:t>
       </w:r>
     </w:p>
     <w:p>
@@ -7048,7 +7006,7 @@
         </m:sSub>
       </m:oMath>
       <w:r>
-        <w:t xml:space="preserve">) are interpolated at each KHOA gauge coordinate and harmonically synthesised at hourly cadence over 2020–2024. The FES2022b variant provides a fully independent, globally reproducible reference that requires no local tide-gauge access.</w:t>
+        <w:t xml:space="preserve">) are interpolated at each KHOA gauge coordinate and harmonically synthesised at hourly cadence over 2020–2024. Because FES2022b supplies both the overpass-time tides and the comparison reference, this variant is an internal self-consistency check on a globally available model (the same model on both sides of the regression) rather than a test against independent ground truth; the only ground-truth comparison is FES-predicted versus KHOA-observed bias (Section 4.7), which matches in sign but under-estimates magnitude.</w:t>
       </w:r>
     </w:p>
     <w:p>
@@ -7060,7 +7018,7 @@
     </w:p>
     <w:bookmarkEnd w:id="28"/>
     <w:bookmarkEnd w:id="29"/>
-    <w:bookmarkStart w:id="58" w:name="results"/>
+    <w:bookmarkStart w:id="59" w:name="results"/>
     <w:p>
       <w:pPr>
         <w:pStyle w:val="Heading2"/>
@@ -7069,13 +7027,13 @@
         <w:t xml:space="preserve">4. Results</w:t>
       </w:r>
     </w:p>
-    <w:bookmarkStart w:id="36" w:name="Xd8b9a8778374a11dda8b58c10124160665a15be"/>
+    <w:bookmarkStart w:id="36" w:name="X0c82a796cdb2af17ce808e01947aeebaf21ac06"/>
     <w:p>
       <w:pPr>
         <w:pStyle w:val="Heading3"/>
       </w:pPr>
       <w:r>
-        <w:t xml:space="preserve">4.1 Cross-site tidal sampling distributions reveal a bipolar bias</w:t>
+        <w:t xml:space="preserve">4.1 Cross-site tidal sampling distributions reveal a sign-reversing bias</w:t>
       </w:r>
     </w:p>
     <w:p>
@@ -7083,52 +7041,7 @@
         <w:pStyle w:val="FirstParagraph"/>
       </w:pPr>
       <w:r>
-        <w:t xml:space="preserve">Figure 2 shows the empirical distribution of tide heights (in the KHOA datum) at satellite-acquisition times against the 5-year KHOA reference for each of the 5 sites, broken out by sensor. At every site, satellite distributions are visibly</w:t>
-      </w:r>
-      <w:r>
-        <w:t xml:space="preserve"> </w:t>
-      </w:r>
-      <w:r>
-        <w:rPr>
-          <w:i/>
-          <w:iCs/>
-        </w:rPr>
-        <w:t xml:space="preserve">non-uniform</w:t>
-      </w:r>
-      <w:r>
-        <w:t xml:space="preserve"> </w:t>
-      </w:r>
-      <w:r>
-        <w:t xml:space="preserve">relative to the reference. At the western sites (Ganghwa, Garorim, Gomso, Hampyeong), satellite samples are over-represented in the lower half of the elevation range and</w:t>
-      </w:r>
-      <w:r>
-        <w:t xml:space="preserve"> </w:t>
-      </w:r>
-      <w:r>
-        <w:rPr>
-          <w:i/>
-          <w:iCs/>
-        </w:rPr>
-        <w:t xml:space="preserve">empty</w:t>
-      </w:r>
-      <w:r>
-        <w:t xml:space="preserve"> </w:t>
-      </w:r>
-      <w:r>
-        <w:t xml:space="preserve">above 6–7 m KHOA datum (the top approximately 20 % of the histogram). At Suncheon Bay, the pattern is opposite: satellites</w:t>
-      </w:r>
-      <w:r>
-        <w:t xml:space="preserve"> </w:t>
-      </w:r>
-      <w:r>
-        <w:rPr>
-          <w:i/>
-          <w:iCs/>
-        </w:rPr>
-        <w:t xml:space="preserve">over</w:t>
-      </w:r>
-      <w:r>
-        <w:t xml:space="preserve">-sample the upper half of the range and miss the lowest 0.3–1 m. Figure S1 (CDF panels) reinforces the same finding in cumulative form.</w:t>
+        <w:t xml:space="preserve">Figure 2 shows the empirical distribution of tide heights (in the KHOA datum) at satellite-acquisition times against the 5-year KHOA reference for each of the 5 sites, broken out by sensor. At every site, satellite distributions are visibly non-uniform relative to the reference. At the western sites (Ganghwa, Garorim, Gomso, Hampyeong), satellite samples are over-represented in the lower half of the elevation range and empty above 6–7 m KHOA datum (approximately the top 20 % of the histogram). At Suncheon Bay, the pattern is opposite: satellites over-sample the upper half of the range and miss the lowest 0.3–1 m. Figure S1 (CDF panels) reinforces the same finding in cumulative form.</w:t>
       </w:r>
     </w:p>
     <w:p>
@@ -7193,7 +7106,7 @@
         <w:t xml:space="preserve"> </w:t>
       </w:r>
       <w:r>
-        <w:t xml:space="preserve">Empirical tide-height distributions at satellite acquisition times (coloured outlines) vs. the 5-year KHOA reference (grey filled). Each panel is a site; colours mark sensors (L8 = orange, L9 = red, S2 = purple). The mirror-image pattern between Suncheon Bay (under-samples low tide) and the four western sites (under-sample high tide) is the visual signature of the bipolar bias quantified throughout Section 4.</w:t>
+        <w:t xml:space="preserve">Empirical tide-height distributions at satellite acquisition times (coloured outlines) versus the 5-year KHOA reference (grey filled). Each panel is a site; colours mark sensors (L8 = orange, L9 = red, S2 = purple). The mirror-image pattern between Suncheon Bay (under-samples low tide) and the four western sites (under-sample high tide) is the visual signature of the sign-reversing bias quantified throughout Section 4.</w:t>
       </w:r>
     </w:p>
     <w:p>
@@ -7201,39 +7114,7 @@
         <w:pStyle w:val="BodyText"/>
       </w:pPr>
       <w:r>
-        <w:t xml:space="preserve">Quantitatively, the</w:t>
-      </w:r>
-      <w:r>
-        <w:t xml:space="preserve"> </w:t>
-      </w:r>
-      <w:r>
-        <w:rPr>
-          <w:b/>
-          <w:bCs/>
-        </w:rPr>
-        <w:t xml:space="preserve">aliasing metrics</w:t>
-      </w:r>
-      <w:r>
-        <w:t xml:space="preserve"> </w:t>
-      </w:r>
-      <w:r>
-        <w:t xml:space="preserve">(Section 3.1) confirm the bipolarity (Figure 3, Table 3). The four western sites all exhibit a high-tide offset of 21–28 % and a low offset near 0 %; Suncheon Bay alone shows a low-tide offset of 26–36 % with a high-tide offset of 0–5 %. Mean tide-height bias is −0.5 to −1.2 m at the western sites and +0.3 m at Suncheon Bay, a</w:t>
-      </w:r>
-      <w:r>
-        <w:t xml:space="preserve"> </w:t>
-      </w:r>
-      <w:r>
-        <w:rPr>
-          <w:b/>
-          <w:bCs/>
-        </w:rPr>
-        <w:t xml:space="preserve">change of sign</w:t>
-      </w:r>
-      <w:r>
-        <w:t xml:space="preserve"> </w:t>
-      </w:r>
-      <w:r>
-        <w:t xml:space="preserve">across the regional amphidromic gradient.</w:t>
+        <w:t xml:space="preserve">Quantitatively, the aliasing metrics (Section 3.1) confirm the sign reversal (Figure 3, Table 3). The four western sites all exhibit a high-tide offset of 21–28 % and a low offset near 0 %; Suncheon Bay alone shows a low-tide offset of 26–36 % with a high-tide offset of 0–5 %. Mean tide-height bias is −0.5 to −1.2 m at the western sites and +0.3 m at Suncheon Bay, a change of sign across the regional amphidromic gradient.</w:t>
       </w:r>
     </w:p>
     <w:p>
@@ -7403,7 +7284,7 @@
                 <w:b/>
                 <w:bCs/>
               </w:rPr>
-              <w:t xml:space="preserve">High off.</w:t>
+              <w:t xml:space="preserve">High offset</w:t>
             </w:r>
           </w:p>
         </w:tc>
@@ -7418,7 +7299,7 @@
                 <w:b/>
                 <w:bCs/>
               </w:rPr>
-              <w:t xml:space="preserve">Low off.</w:t>
+              <w:t xml:space="preserve">Low offset</w:t>
             </w:r>
           </w:p>
         </w:tc>
@@ -7445,9 +7326,6 @@
             <w:pPr>
               <w:pStyle w:val="Compact"/>
             </w:pPr>
-            <w:r>
-              <w:t xml:space="preserve">Ganghwa</w:t>
-            </w:r>
           </w:p>
         </w:tc>
         <w:tc>
@@ -7524,9 +7402,6 @@
             <w:pPr>
               <w:pStyle w:val="Compact"/>
             </w:pPr>
-            <w:r>
-              <w:t xml:space="preserve">Ganghwa</w:t>
-            </w:r>
           </w:p>
         </w:tc>
         <w:tc>
@@ -7603,9 +7478,6 @@
             <w:pPr>
               <w:pStyle w:val="Compact"/>
             </w:pPr>
-            <w:r>
-              <w:t xml:space="preserve">Ganghwa</w:t>
-            </w:r>
           </w:p>
         </w:tc>
         <w:tc>
@@ -7683,74 +7555,56 @@
               <w:pStyle w:val="Compact"/>
             </w:pPr>
             <w:r>
-              <w:t xml:space="preserve">Garorim</w:t>
-            </w:r>
-          </w:p>
-        </w:tc>
-        <w:tc>
-          <w:tcPr/>
-          <w:p>
-            <w:pPr>
-              <w:pStyle w:val="Compact"/>
-            </w:pPr>
-            <w:r>
-              <w:t xml:space="preserve">L8</w:t>
-            </w:r>
-          </w:p>
-        </w:tc>
-        <w:tc>
-          <w:tcPr/>
-          <w:p>
-            <w:pPr>
-              <w:pStyle w:val="Compact"/>
-            </w:pPr>
-            <w:r>
-              <w:t xml:space="preserve">129</w:t>
-            </w:r>
-          </w:p>
-        </w:tc>
-        <w:tc>
-          <w:tcPr/>
-          <w:p>
-            <w:pPr>
-              <w:pStyle w:val="Compact"/>
-            </w:pPr>
-            <w:r>
-              <w:t xml:space="preserve">0.76</w:t>
-            </w:r>
-          </w:p>
-        </w:tc>
-        <w:tc>
-          <w:tcPr/>
-          <w:p>
-            <w:pPr>
-              <w:pStyle w:val="Compact"/>
-            </w:pPr>
-            <w:r>
-              <w:t xml:space="preserve">0.27</w:t>
-            </w:r>
-          </w:p>
-        </w:tc>
-        <w:tc>
-          <w:tcPr/>
-          <w:p>
-            <w:pPr>
-              <w:pStyle w:val="Compact"/>
-            </w:pPr>
-            <w:r>
-              <w:t xml:space="preserve">0.00</w:t>
-            </w:r>
-          </w:p>
-        </w:tc>
-        <w:tc>
-          <w:tcPr/>
-          <w:p>
-            <w:pPr>
-              <w:pStyle w:val="Compact"/>
-            </w:pPr>
-            <w:r>
-              <w:t xml:space="preserve">−1.20</w:t>
-            </w:r>
+              <w:t xml:space="preserve">(lr){2-7}</w:t>
+            </w:r>
+          </w:p>
+        </w:tc>
+        <w:tc>
+          <w:tcPr/>
+          <w:p>
+            <w:pPr>
+              <w:pStyle w:val="Compact"/>
+            </w:pPr>
+          </w:p>
+        </w:tc>
+        <w:tc>
+          <w:tcPr/>
+          <w:p>
+            <w:pPr>
+              <w:pStyle w:val="Compact"/>
+            </w:pPr>
+          </w:p>
+        </w:tc>
+        <w:tc>
+          <w:tcPr/>
+          <w:p>
+            <w:pPr>
+              <w:pStyle w:val="Compact"/>
+            </w:pPr>
+          </w:p>
+        </w:tc>
+        <w:tc>
+          <w:tcPr/>
+          <w:p>
+            <w:pPr>
+              <w:pStyle w:val="Compact"/>
+            </w:pPr>
+          </w:p>
+        </w:tc>
+        <w:tc>
+          <w:tcPr/>
+          <w:p>
+            <w:pPr>
+              <w:pStyle w:val="Compact"/>
+            </w:pPr>
+          </w:p>
+        </w:tc>
+        <w:tc>
+          <w:tcPr/>
+          <w:p>
+            <w:pPr>
+              <w:pStyle w:val="Compact"/>
+            </w:pPr>
           </w:p>
         </w:tc>
       </w:tr>
@@ -7761,30 +7615,27 @@
             <w:pPr>
               <w:pStyle w:val="Compact"/>
             </w:pPr>
-            <w:r>
-              <w:t xml:space="preserve">Garorim</w:t>
-            </w:r>
-          </w:p>
-        </w:tc>
-        <w:tc>
-          <w:tcPr/>
-          <w:p>
-            <w:pPr>
-              <w:pStyle w:val="Compact"/>
-            </w:pPr>
-            <w:r>
-              <w:t xml:space="preserve">L9</w:t>
-            </w:r>
-          </w:p>
-        </w:tc>
-        <w:tc>
-          <w:tcPr/>
-          <w:p>
-            <w:pPr>
-              <w:pStyle w:val="Compact"/>
-            </w:pPr>
-            <w:r>
-              <w:t xml:space="preserve">91</w:t>
+          </w:p>
+        </w:tc>
+        <w:tc>
+          <w:tcPr/>
+          <w:p>
+            <w:pPr>
+              <w:pStyle w:val="Compact"/>
+            </w:pPr>
+            <w:r>
+              <w:t xml:space="preserve">L8</w:t>
+            </w:r>
+          </w:p>
+        </w:tc>
+        <w:tc>
+          <w:tcPr/>
+          <w:p>
+            <w:pPr>
+              <w:pStyle w:val="Compact"/>
+            </w:pPr>
+            <w:r>
+              <w:t xml:space="preserve">129</w:t>
             </w:r>
           </w:p>
         </w:tc>
@@ -7806,7 +7657,7 @@
               <w:pStyle w:val="Compact"/>
             </w:pPr>
             <w:r>
-              <w:t xml:space="preserve">0.25</w:t>
+              <w:t xml:space="preserve">0.27</w:t>
             </w:r>
           </w:p>
         </w:tc>
@@ -7828,7 +7679,7 @@
               <w:pStyle w:val="Compact"/>
             </w:pPr>
             <w:r>
-              <w:t xml:space="preserve">−0.82</w:t>
+              <w:t xml:space="preserve">−1.20</w:t>
             </w:r>
           </w:p>
         </w:tc>
@@ -7840,52 +7691,49 @@
             <w:pPr>
               <w:pStyle w:val="Compact"/>
             </w:pPr>
-            <w:r>
-              <w:t xml:space="preserve">Garorim</w:t>
-            </w:r>
-          </w:p>
-        </w:tc>
-        <w:tc>
-          <w:tcPr/>
-          <w:p>
-            <w:pPr>
-              <w:pStyle w:val="Compact"/>
-            </w:pPr>
-            <w:r>
-              <w:t xml:space="preserve">S2</w:t>
-            </w:r>
-          </w:p>
-        </w:tc>
-        <w:tc>
-          <w:tcPr/>
-          <w:p>
-            <w:pPr>
-              <w:pStyle w:val="Compact"/>
-            </w:pPr>
-            <w:r>
-              <w:t xml:space="preserve">1,656</w:t>
-            </w:r>
-          </w:p>
-        </w:tc>
-        <w:tc>
-          <w:tcPr/>
-          <w:p>
-            <w:pPr>
-              <w:pStyle w:val="Compact"/>
-            </w:pPr>
-            <w:r>
-              <w:t xml:space="preserve">0.78</w:t>
-            </w:r>
-          </w:p>
-        </w:tc>
-        <w:tc>
-          <w:tcPr/>
-          <w:p>
-            <w:pPr>
-              <w:pStyle w:val="Compact"/>
-            </w:pPr>
-            <w:r>
-              <w:t xml:space="preserve">0.23</w:t>
+          </w:p>
+        </w:tc>
+        <w:tc>
+          <w:tcPr/>
+          <w:p>
+            <w:pPr>
+              <w:pStyle w:val="Compact"/>
+            </w:pPr>
+            <w:r>
+              <w:t xml:space="preserve">L9</w:t>
+            </w:r>
+          </w:p>
+        </w:tc>
+        <w:tc>
+          <w:tcPr/>
+          <w:p>
+            <w:pPr>
+              <w:pStyle w:val="Compact"/>
+            </w:pPr>
+            <w:r>
+              <w:t xml:space="preserve">91</w:t>
+            </w:r>
+          </w:p>
+        </w:tc>
+        <w:tc>
+          <w:tcPr/>
+          <w:p>
+            <w:pPr>
+              <w:pStyle w:val="Compact"/>
+            </w:pPr>
+            <w:r>
+              <w:t xml:space="preserve">0.76</w:t>
+            </w:r>
+          </w:p>
+        </w:tc>
+        <w:tc>
+          <w:tcPr/>
+          <w:p>
+            <w:pPr>
+              <w:pStyle w:val="Compact"/>
+            </w:pPr>
+            <w:r>
+              <w:t xml:space="preserve">0.25</w:t>
             </w:r>
           </w:p>
         </w:tc>
@@ -7907,7 +7755,7 @@
               <w:pStyle w:val="Compact"/>
             </w:pPr>
             <w:r>
-              <w:t xml:space="preserve">−0.80</w:t>
+              <w:t xml:space="preserve">−0.82</w:t>
             </w:r>
           </w:p>
         </w:tc>
@@ -7919,52 +7767,49 @@
             <w:pPr>
               <w:pStyle w:val="Compact"/>
             </w:pPr>
-            <w:r>
-              <w:t xml:space="preserve">Gomso</w:t>
-            </w:r>
-          </w:p>
-        </w:tc>
-        <w:tc>
-          <w:tcPr/>
-          <w:p>
-            <w:pPr>
-              <w:pStyle w:val="Compact"/>
-            </w:pPr>
-            <w:r>
-              <w:t xml:space="preserve">L8</w:t>
-            </w:r>
-          </w:p>
-        </w:tc>
-        <w:tc>
-          <w:tcPr/>
-          <w:p>
-            <w:pPr>
-              <w:pStyle w:val="Compact"/>
-            </w:pPr>
-            <w:r>
-              <w:t xml:space="preserve">203</w:t>
-            </w:r>
-          </w:p>
-        </w:tc>
-        <w:tc>
-          <w:tcPr/>
-          <w:p>
-            <w:pPr>
-              <w:pStyle w:val="Compact"/>
-            </w:pPr>
-            <w:r>
-              <w:t xml:space="preserve">0.80</w:t>
-            </w:r>
-          </w:p>
-        </w:tc>
-        <w:tc>
-          <w:tcPr/>
-          <w:p>
-            <w:pPr>
-              <w:pStyle w:val="Compact"/>
-            </w:pPr>
-            <w:r>
-              <w:t xml:space="preserve">0.25</w:t>
+          </w:p>
+        </w:tc>
+        <w:tc>
+          <w:tcPr/>
+          <w:p>
+            <w:pPr>
+              <w:pStyle w:val="Compact"/>
+            </w:pPr>
+            <w:r>
+              <w:t xml:space="preserve">S2</w:t>
+            </w:r>
+          </w:p>
+        </w:tc>
+        <w:tc>
+          <w:tcPr/>
+          <w:p>
+            <w:pPr>
+              <w:pStyle w:val="Compact"/>
+            </w:pPr>
+            <w:r>
+              <w:t xml:space="preserve">1,656</w:t>
+            </w:r>
+          </w:p>
+        </w:tc>
+        <w:tc>
+          <w:tcPr/>
+          <w:p>
+            <w:pPr>
+              <w:pStyle w:val="Compact"/>
+            </w:pPr>
+            <w:r>
+              <w:t xml:space="preserve">0.78</w:t>
+            </w:r>
+          </w:p>
+        </w:tc>
+        <w:tc>
+          <w:tcPr/>
+          <w:p>
+            <w:pPr>
+              <w:pStyle w:val="Compact"/>
+            </w:pPr>
+            <w:r>
+              <w:t xml:space="preserve">0.23</w:t>
             </w:r>
           </w:p>
         </w:tc>
@@ -7986,7 +7831,7 @@
               <w:pStyle w:val="Compact"/>
             </w:pPr>
             <w:r>
-              <w:t xml:space="preserve">−0.88</w:t>
+              <w:t xml:space="preserve">−0.80</w:t>
             </w:r>
           </w:p>
         </w:tc>
@@ -7999,74 +7844,56 @@
               <w:pStyle w:val="Compact"/>
             </w:pPr>
             <w:r>
-              <w:t xml:space="preserve">Gomso</w:t>
-            </w:r>
-          </w:p>
-        </w:tc>
-        <w:tc>
-          <w:tcPr/>
-          <w:p>
-            <w:pPr>
-              <w:pStyle w:val="Compact"/>
-            </w:pPr>
-            <w:r>
-              <w:t xml:space="preserve">L9</w:t>
-            </w:r>
-          </w:p>
-        </w:tc>
-        <w:tc>
-          <w:tcPr/>
-          <w:p>
-            <w:pPr>
-              <w:pStyle w:val="Compact"/>
-            </w:pPr>
-            <w:r>
-              <w:t xml:space="preserve">110</w:t>
-            </w:r>
-          </w:p>
-        </w:tc>
-        <w:tc>
-          <w:tcPr/>
-          <w:p>
-            <w:pPr>
-              <w:pStyle w:val="Compact"/>
-            </w:pPr>
-            <w:r>
-              <w:t xml:space="preserve">0.77</w:t>
-            </w:r>
-          </w:p>
-        </w:tc>
-        <w:tc>
-          <w:tcPr/>
-          <w:p>
-            <w:pPr>
-              <w:pStyle w:val="Compact"/>
-            </w:pPr>
-            <w:r>
-              <w:t xml:space="preserve">0.23</w:t>
-            </w:r>
-          </w:p>
-        </w:tc>
-        <w:tc>
-          <w:tcPr/>
-          <w:p>
-            <w:pPr>
-              <w:pStyle w:val="Compact"/>
-            </w:pPr>
-            <w:r>
-              <w:t xml:space="preserve">0.00</w:t>
-            </w:r>
-          </w:p>
-        </w:tc>
-        <w:tc>
-          <w:tcPr/>
-          <w:p>
-            <w:pPr>
-              <w:pStyle w:val="Compact"/>
-            </w:pPr>
-            <w:r>
-              <w:t xml:space="preserve">−0.86</w:t>
-            </w:r>
+              <w:t xml:space="preserve">(lr){2-7}</w:t>
+            </w:r>
+          </w:p>
+        </w:tc>
+        <w:tc>
+          <w:tcPr/>
+          <w:p>
+            <w:pPr>
+              <w:pStyle w:val="Compact"/>
+            </w:pPr>
+          </w:p>
+        </w:tc>
+        <w:tc>
+          <w:tcPr/>
+          <w:p>
+            <w:pPr>
+              <w:pStyle w:val="Compact"/>
+            </w:pPr>
+          </w:p>
+        </w:tc>
+        <w:tc>
+          <w:tcPr/>
+          <w:p>
+            <w:pPr>
+              <w:pStyle w:val="Compact"/>
+            </w:pPr>
+          </w:p>
+        </w:tc>
+        <w:tc>
+          <w:tcPr/>
+          <w:p>
+            <w:pPr>
+              <w:pStyle w:val="Compact"/>
+            </w:pPr>
+          </w:p>
+        </w:tc>
+        <w:tc>
+          <w:tcPr/>
+          <w:p>
+            <w:pPr>
+              <w:pStyle w:val="Compact"/>
+            </w:pPr>
+          </w:p>
+        </w:tc>
+        <w:tc>
+          <w:tcPr/>
+          <w:p>
+            <w:pPr>
+              <w:pStyle w:val="Compact"/>
+            </w:pPr>
           </w:p>
         </w:tc>
       </w:tr>
@@ -8077,74 +7904,71 @@
             <w:pPr>
               <w:pStyle w:val="Compact"/>
             </w:pPr>
-            <w:r>
-              <w:t xml:space="preserve">Gomso</w:t>
-            </w:r>
-          </w:p>
-        </w:tc>
-        <w:tc>
-          <w:tcPr/>
-          <w:p>
-            <w:pPr>
-              <w:pStyle w:val="Compact"/>
-            </w:pPr>
-            <w:r>
-              <w:t xml:space="preserve">S2</w:t>
-            </w:r>
-          </w:p>
-        </w:tc>
-        <w:tc>
-          <w:tcPr/>
-          <w:p>
-            <w:pPr>
-              <w:pStyle w:val="Compact"/>
-            </w:pPr>
-            <w:r>
-              <w:t xml:space="preserve">187</w:t>
-            </w:r>
-          </w:p>
-        </w:tc>
-        <w:tc>
-          <w:tcPr/>
-          <w:p>
-            <w:pPr>
-              <w:pStyle w:val="Compact"/>
-            </w:pPr>
-            <w:r>
-              <w:t xml:space="preserve">0.75</w:t>
-            </w:r>
-          </w:p>
-        </w:tc>
-        <w:tc>
-          <w:tcPr/>
-          <w:p>
-            <w:pPr>
-              <w:pStyle w:val="Compact"/>
-            </w:pPr>
-            <w:r>
-              <w:t xml:space="preserve">0.23</w:t>
-            </w:r>
-          </w:p>
-        </w:tc>
-        <w:tc>
-          <w:tcPr/>
-          <w:p>
-            <w:pPr>
-              <w:pStyle w:val="Compact"/>
-            </w:pPr>
-            <w:r>
-              <w:t xml:space="preserve">0.02</w:t>
-            </w:r>
-          </w:p>
-        </w:tc>
-        <w:tc>
-          <w:tcPr/>
-          <w:p>
-            <w:pPr>
-              <w:pStyle w:val="Compact"/>
-            </w:pPr>
-            <w:r>
-              <w:t xml:space="preserve">−0.64</w:t>
+          </w:p>
+        </w:tc>
+        <w:tc>
+          <w:tcPr/>
+          <w:p>
+            <w:pPr>
+              <w:pStyle w:val="Compact"/>
+            </w:pPr>
+            <w:r>
+              <w:t xml:space="preserve">L8</w:t>
+            </w:r>
+          </w:p>
+        </w:tc>
+        <w:tc>
+          <w:tcPr/>
+          <w:p>
+            <w:pPr>
+              <w:pStyle w:val="Compact"/>
+            </w:pPr>
+            <w:r>
+              <w:t xml:space="preserve">203</w:t>
+            </w:r>
+          </w:p>
+        </w:tc>
+        <w:tc>
+          <w:tcPr/>
+          <w:p>
+            <w:pPr>
+              <w:pStyle w:val="Compact"/>
+            </w:pPr>
+            <w:r>
+              <w:t xml:space="preserve">0.80</w:t>
+            </w:r>
+          </w:p>
+        </w:tc>
+        <w:tc>
+          <w:tcPr/>
+          <w:p>
+            <w:pPr>
+              <w:pStyle w:val="Compact"/>
+            </w:pPr>
+            <w:r>
+              <w:t xml:space="preserve">0.25</w:t>
+            </w:r>
+          </w:p>
+        </w:tc>
+        <w:tc>
+          <w:tcPr/>
+          <w:p>
+            <w:pPr>
+              <w:pStyle w:val="Compact"/>
+            </w:pPr>
+            <w:r>
+              <w:t xml:space="preserve">0.00</w:t>
+            </w:r>
+          </w:p>
+        </w:tc>
+        <w:tc>
+          <w:tcPr/>
+          <w:p>
+            <w:pPr>
+              <w:pStyle w:val="Compact"/>
+            </w:pPr>
+            <w:r>
+              <w:t xml:space="preserve">−0.88</w:t>
             </w:r>
           </w:p>
         </w:tc>
@@ -8156,30 +7980,27 @@
             <w:pPr>
               <w:pStyle w:val="Compact"/>
             </w:pPr>
-            <w:r>
-              <w:t xml:space="preserve">Hampyeong</w:t>
-            </w:r>
-          </w:p>
-        </w:tc>
-        <w:tc>
-          <w:tcPr/>
-          <w:p>
-            <w:pPr>
-              <w:pStyle w:val="Compact"/>
-            </w:pPr>
-            <w:r>
-              <w:t xml:space="preserve">L8</w:t>
-            </w:r>
-          </w:p>
-        </w:tc>
-        <w:tc>
-          <w:tcPr/>
-          <w:p>
-            <w:pPr>
-              <w:pStyle w:val="Compact"/>
-            </w:pPr>
-            <w:r>
-              <w:t xml:space="preserve">195</w:t>
+          </w:p>
+        </w:tc>
+        <w:tc>
+          <w:tcPr/>
+          <w:p>
+            <w:pPr>
+              <w:pStyle w:val="Compact"/>
+            </w:pPr>
+            <w:r>
+              <w:t xml:space="preserve">L9</w:t>
+            </w:r>
+          </w:p>
+        </w:tc>
+        <w:tc>
+          <w:tcPr/>
+          <w:p>
+            <w:pPr>
+              <w:pStyle w:val="Compact"/>
+            </w:pPr>
+            <w:r>
+              <w:t xml:space="preserve">110</w:t>
             </w:r>
           </w:p>
         </w:tc>
@@ -8201,7 +8022,7 @@
               <w:pStyle w:val="Compact"/>
             </w:pPr>
             <w:r>
-              <w:t xml:space="preserve">0.25</w:t>
+              <w:t xml:space="preserve">0.23</w:t>
             </w:r>
           </w:p>
         </w:tc>
@@ -8223,7 +8044,7 @@
               <w:pStyle w:val="Compact"/>
             </w:pPr>
             <w:r>
-              <w:t xml:space="preserve">−0.68</w:t>
+              <w:t xml:space="preserve">−0.86</w:t>
             </w:r>
           </w:p>
         </w:tc>
@@ -8235,74 +8056,71 @@
             <w:pPr>
               <w:pStyle w:val="Compact"/>
             </w:pPr>
-            <w:r>
-              <w:t xml:space="preserve">Hampyeong</w:t>
-            </w:r>
-          </w:p>
-        </w:tc>
-        <w:tc>
-          <w:tcPr/>
-          <w:p>
-            <w:pPr>
-              <w:pStyle w:val="Compact"/>
-            </w:pPr>
-            <w:r>
-              <w:t xml:space="preserve">L9</w:t>
-            </w:r>
-          </w:p>
-        </w:tc>
-        <w:tc>
-          <w:tcPr/>
-          <w:p>
-            <w:pPr>
-              <w:pStyle w:val="Compact"/>
-            </w:pPr>
-            <w:r>
-              <w:t xml:space="preserve">119</w:t>
-            </w:r>
-          </w:p>
-        </w:tc>
-        <w:tc>
-          <w:tcPr/>
-          <w:p>
-            <w:pPr>
-              <w:pStyle w:val="Compact"/>
-            </w:pPr>
-            <w:r>
-              <w:t xml:space="preserve">0.74</w:t>
-            </w:r>
-          </w:p>
-        </w:tc>
-        <w:tc>
-          <w:tcPr/>
-          <w:p>
-            <w:pPr>
-              <w:pStyle w:val="Compact"/>
-            </w:pPr>
-            <w:r>
-              <w:t xml:space="preserve">0.22</w:t>
-            </w:r>
-          </w:p>
-        </w:tc>
-        <w:tc>
-          <w:tcPr/>
-          <w:p>
-            <w:pPr>
-              <w:pStyle w:val="Compact"/>
-            </w:pPr>
-            <w:r>
-              <w:t xml:space="preserve">0.04</w:t>
-            </w:r>
-          </w:p>
-        </w:tc>
-        <w:tc>
-          <w:tcPr/>
-          <w:p>
-            <w:pPr>
-              <w:pStyle w:val="Compact"/>
-            </w:pPr>
-            <w:r>
-              <w:t xml:space="preserve">−0.80</w:t>
+          </w:p>
+        </w:tc>
+        <w:tc>
+          <w:tcPr/>
+          <w:p>
+            <w:pPr>
+              <w:pStyle w:val="Compact"/>
+            </w:pPr>
+            <w:r>
+              <w:t xml:space="preserve">S2</w:t>
+            </w:r>
+          </w:p>
+        </w:tc>
+        <w:tc>
+          <w:tcPr/>
+          <w:p>
+            <w:pPr>
+              <w:pStyle w:val="Compact"/>
+            </w:pPr>
+            <w:r>
+              <w:t xml:space="preserve">187</w:t>
+            </w:r>
+          </w:p>
+        </w:tc>
+        <w:tc>
+          <w:tcPr/>
+          <w:p>
+            <w:pPr>
+              <w:pStyle w:val="Compact"/>
+            </w:pPr>
+            <w:r>
+              <w:t xml:space="preserve">0.75</w:t>
+            </w:r>
+          </w:p>
+        </w:tc>
+        <w:tc>
+          <w:tcPr/>
+          <w:p>
+            <w:pPr>
+              <w:pStyle w:val="Compact"/>
+            </w:pPr>
+            <w:r>
+              <w:t xml:space="preserve">0.23</w:t>
+            </w:r>
+          </w:p>
+        </w:tc>
+        <w:tc>
+          <w:tcPr/>
+          <w:p>
+            <w:pPr>
+              <w:pStyle w:val="Compact"/>
+            </w:pPr>
+            <w:r>
+              <w:t xml:space="preserve">0.02</w:t>
+            </w:r>
+          </w:p>
+        </w:tc>
+        <w:tc>
+          <w:tcPr/>
+          <w:p>
+            <w:pPr>
+              <w:pStyle w:val="Compact"/>
+            </w:pPr>
+            <w:r>
+              <w:t xml:space="preserve">−0.64</w:t>
             </w:r>
           </w:p>
         </w:tc>
@@ -8315,74 +8133,56 @@
               <w:pStyle w:val="Compact"/>
             </w:pPr>
             <w:r>
-              <w:t xml:space="preserve">Hampyeong</w:t>
-            </w:r>
-          </w:p>
-        </w:tc>
-        <w:tc>
-          <w:tcPr/>
-          <w:p>
-            <w:pPr>
-              <w:pStyle w:val="Compact"/>
-            </w:pPr>
-            <w:r>
-              <w:t xml:space="preserve">S2</w:t>
-            </w:r>
-          </w:p>
-        </w:tc>
-        <w:tc>
-          <w:tcPr/>
-          <w:p>
-            <w:pPr>
-              <w:pStyle w:val="Compact"/>
-            </w:pPr>
-            <w:r>
-              <w:t xml:space="preserve">796</w:t>
-            </w:r>
-          </w:p>
-        </w:tc>
-        <w:tc>
-          <w:tcPr/>
-          <w:p>
-            <w:pPr>
-              <w:pStyle w:val="Compact"/>
-            </w:pPr>
-            <w:r>
-              <w:t xml:space="preserve">0.73</w:t>
-            </w:r>
-          </w:p>
-        </w:tc>
-        <w:tc>
-          <w:tcPr/>
-          <w:p>
-            <w:pPr>
-              <w:pStyle w:val="Compact"/>
-            </w:pPr>
-            <w:r>
-              <w:t xml:space="preserve">0.23</w:t>
-            </w:r>
-          </w:p>
-        </w:tc>
-        <w:tc>
-          <w:tcPr/>
-          <w:p>
-            <w:pPr>
-              <w:pStyle w:val="Compact"/>
-            </w:pPr>
-            <w:r>
-              <w:t xml:space="preserve">0.03</w:t>
-            </w:r>
-          </w:p>
-        </w:tc>
-        <w:tc>
-          <w:tcPr/>
-          <w:p>
-            <w:pPr>
-              <w:pStyle w:val="Compact"/>
-            </w:pPr>
-            <w:r>
-              <w:t xml:space="preserve">−0.52</w:t>
-            </w:r>
+              <w:t xml:space="preserve">(lr){2-7}</w:t>
+            </w:r>
+          </w:p>
+        </w:tc>
+        <w:tc>
+          <w:tcPr/>
+          <w:p>
+            <w:pPr>
+              <w:pStyle w:val="Compact"/>
+            </w:pPr>
+          </w:p>
+        </w:tc>
+        <w:tc>
+          <w:tcPr/>
+          <w:p>
+            <w:pPr>
+              <w:pStyle w:val="Compact"/>
+            </w:pPr>
+          </w:p>
+        </w:tc>
+        <w:tc>
+          <w:tcPr/>
+          <w:p>
+            <w:pPr>
+              <w:pStyle w:val="Compact"/>
+            </w:pPr>
+          </w:p>
+        </w:tc>
+        <w:tc>
+          <w:tcPr/>
+          <w:p>
+            <w:pPr>
+              <w:pStyle w:val="Compact"/>
+            </w:pPr>
+          </w:p>
+        </w:tc>
+        <w:tc>
+          <w:tcPr/>
+          <w:p>
+            <w:pPr>
+              <w:pStyle w:val="Compact"/>
+            </w:pPr>
+          </w:p>
+        </w:tc>
+        <w:tc>
+          <w:tcPr/>
+          <w:p>
+            <w:pPr>
+              <w:pStyle w:val="Compact"/>
+            </w:pPr>
           </w:p>
         </w:tc>
       </w:tr>
@@ -8393,13 +8193,6 @@
             <w:pPr>
               <w:pStyle w:val="Compact"/>
             </w:pPr>
-            <w:r>
-              <w:rPr>
-                <w:b/>
-                <w:bCs/>
-              </w:rPr>
-              <w:t xml:space="preserve">Suncheon</w:t>
-            </w:r>
           </w:p>
         </w:tc>
         <w:tc>
@@ -8420,32 +8213,39 @@
               <w:pStyle w:val="Compact"/>
             </w:pPr>
             <w:r>
-              <w:t xml:space="preserve">70</w:t>
-            </w:r>
-          </w:p>
-        </w:tc>
-        <w:tc>
-          <w:tcPr/>
-          <w:p>
-            <w:pPr>
-              <w:pStyle w:val="Compact"/>
-            </w:pPr>
-            <w:r>
-              <w:t xml:space="preserve">0.72</w:t>
-            </w:r>
-          </w:p>
-        </w:tc>
-        <w:tc>
-          <w:tcPr/>
-          <w:p>
-            <w:pPr>
-              <w:pStyle w:val="Compact"/>
-            </w:pPr>
-            <w:r>
-              <w:rPr>
-                <w:b/>
-                <w:bCs/>
-              </w:rPr>
+              <w:t xml:space="preserve">195</w:t>
+            </w:r>
+          </w:p>
+        </w:tc>
+        <w:tc>
+          <w:tcPr/>
+          <w:p>
+            <w:pPr>
+              <w:pStyle w:val="Compact"/>
+            </w:pPr>
+            <w:r>
+              <w:t xml:space="preserve">0.77</w:t>
+            </w:r>
+          </w:p>
+        </w:tc>
+        <w:tc>
+          <w:tcPr/>
+          <w:p>
+            <w:pPr>
+              <w:pStyle w:val="Compact"/>
+            </w:pPr>
+            <w:r>
+              <w:t xml:space="preserve">0.25</w:t>
+            </w:r>
+          </w:p>
+        </w:tc>
+        <w:tc>
+          <w:tcPr/>
+          <w:p>
+            <w:pPr>
+              <w:pStyle w:val="Compact"/>
+            </w:pPr>
+            <w:r>
               <w:t xml:space="preserve">0.00</w:t>
             </w:r>
           </w:p>
@@ -8457,22 +8257,7 @@
               <w:pStyle w:val="Compact"/>
             </w:pPr>
             <w:r>
-              <w:rPr>
-                <w:b/>
-                <w:bCs/>
-              </w:rPr>
-              <w:t xml:space="preserve">0.27</w:t>
-            </w:r>
-          </w:p>
-        </w:tc>
-        <w:tc>
-          <w:tcPr/>
-          <w:p>
-            <w:pPr>
-              <w:pStyle w:val="Compact"/>
-            </w:pPr>
-            <w:r>
-              <w:t xml:space="preserve">+0.29</w:t>
+              <w:t xml:space="preserve">−0.68</w:t>
             </w:r>
           </w:p>
         </w:tc>
@@ -8484,13 +8269,6 @@
             <w:pPr>
               <w:pStyle w:val="Compact"/>
             </w:pPr>
-            <w:r>
-              <w:rPr>
-                <w:b/>
-                <w:bCs/>
-              </w:rPr>
-              <w:t xml:space="preserve">Suncheon</w:t>
-            </w:r>
           </w:p>
         </w:tc>
         <w:tc>
@@ -8511,55 +8289,51 @@
               <w:pStyle w:val="Compact"/>
             </w:pPr>
             <w:r>
-              <w:t xml:space="preserve">38</w:t>
-            </w:r>
-          </w:p>
-        </w:tc>
-        <w:tc>
-          <w:tcPr/>
-          <w:p>
-            <w:pPr>
-              <w:pStyle w:val="Compact"/>
-            </w:pPr>
-            <w:r>
-              <w:t xml:space="preserve">0.59</w:t>
-            </w:r>
-          </w:p>
-        </w:tc>
-        <w:tc>
-          <w:tcPr/>
-          <w:p>
-            <w:pPr>
-              <w:pStyle w:val="Compact"/>
-            </w:pPr>
-            <w:r>
-              <w:t xml:space="preserve">0.05</w:t>
-            </w:r>
-          </w:p>
-        </w:tc>
-        <w:tc>
-          <w:tcPr/>
-          <w:p>
-            <w:pPr>
-              <w:pStyle w:val="Compact"/>
-            </w:pPr>
-            <w:r>
-              <w:rPr>
-                <w:b/>
-                <w:bCs/>
-              </w:rPr>
-              <w:t xml:space="preserve">0.36</w:t>
-            </w:r>
-          </w:p>
-        </w:tc>
-        <w:tc>
-          <w:tcPr/>
-          <w:p>
-            <w:pPr>
-              <w:pStyle w:val="Compact"/>
-            </w:pPr>
-            <w:r>
-              <w:t xml:space="preserve">+0.39</w:t>
+              <w:t xml:space="preserve">119</w:t>
+            </w:r>
+          </w:p>
+        </w:tc>
+        <w:tc>
+          <w:tcPr/>
+          <w:p>
+            <w:pPr>
+              <w:pStyle w:val="Compact"/>
+            </w:pPr>
+            <w:r>
+              <w:t xml:space="preserve">0.74</w:t>
+            </w:r>
+          </w:p>
+        </w:tc>
+        <w:tc>
+          <w:tcPr/>
+          <w:p>
+            <w:pPr>
+              <w:pStyle w:val="Compact"/>
+            </w:pPr>
+            <w:r>
+              <w:t xml:space="preserve">0.22</w:t>
+            </w:r>
+          </w:p>
+        </w:tc>
+        <w:tc>
+          <w:tcPr/>
+          <w:p>
+            <w:pPr>
+              <w:pStyle w:val="Compact"/>
+            </w:pPr>
+            <w:r>
+              <w:t xml:space="preserve">0.04</w:t>
+            </w:r>
+          </w:p>
+        </w:tc>
+        <w:tc>
+          <w:tcPr/>
+          <w:p>
+            <w:pPr>
+              <w:pStyle w:val="Compact"/>
+            </w:pPr>
+            <w:r>
+              <w:t xml:space="preserve">−0.80</w:t>
             </w:r>
           </w:p>
         </w:tc>
@@ -8571,13 +8345,6 @@
             <w:pPr>
               <w:pStyle w:val="Compact"/>
             </w:pPr>
-            <w:r>
-              <w:rPr>
-                <w:b/>
-                <w:bCs/>
-              </w:rPr>
-              <w:t xml:space="preserve">Suncheon</w:t>
-            </w:r>
           </w:p>
         </w:tc>
         <w:tc>
@@ -8598,6 +8365,295 @@
               <w:pStyle w:val="Compact"/>
             </w:pPr>
             <w:r>
+              <w:t xml:space="preserve">796</w:t>
+            </w:r>
+          </w:p>
+        </w:tc>
+        <w:tc>
+          <w:tcPr/>
+          <w:p>
+            <w:pPr>
+              <w:pStyle w:val="Compact"/>
+            </w:pPr>
+            <w:r>
+              <w:t xml:space="preserve">0.73</w:t>
+            </w:r>
+          </w:p>
+        </w:tc>
+        <w:tc>
+          <w:tcPr/>
+          <w:p>
+            <w:pPr>
+              <w:pStyle w:val="Compact"/>
+            </w:pPr>
+            <w:r>
+              <w:t xml:space="preserve">0.23</w:t>
+            </w:r>
+          </w:p>
+        </w:tc>
+        <w:tc>
+          <w:tcPr/>
+          <w:p>
+            <w:pPr>
+              <w:pStyle w:val="Compact"/>
+            </w:pPr>
+            <w:r>
+              <w:t xml:space="preserve">0.03</w:t>
+            </w:r>
+          </w:p>
+        </w:tc>
+        <w:tc>
+          <w:tcPr/>
+          <w:p>
+            <w:pPr>
+              <w:pStyle w:val="Compact"/>
+            </w:pPr>
+            <w:r>
+              <w:t xml:space="preserve">−0.52</w:t>
+            </w:r>
+          </w:p>
+        </w:tc>
+      </w:tr>
+      <w:tr>
+        <w:tc>
+          <w:tcPr/>
+          <w:p>
+            <w:pPr>
+              <w:pStyle w:val="Compact"/>
+            </w:pPr>
+            <w:r>
+              <w:t xml:space="preserve">(lr){2-7}</w:t>
+            </w:r>
+          </w:p>
+        </w:tc>
+        <w:tc>
+          <w:tcPr/>
+          <w:p>
+            <w:pPr>
+              <w:pStyle w:val="Compact"/>
+            </w:pPr>
+          </w:p>
+        </w:tc>
+        <w:tc>
+          <w:tcPr/>
+          <w:p>
+            <w:pPr>
+              <w:pStyle w:val="Compact"/>
+            </w:pPr>
+          </w:p>
+        </w:tc>
+        <w:tc>
+          <w:tcPr/>
+          <w:p>
+            <w:pPr>
+              <w:pStyle w:val="Compact"/>
+            </w:pPr>
+          </w:p>
+        </w:tc>
+        <w:tc>
+          <w:tcPr/>
+          <w:p>
+            <w:pPr>
+              <w:pStyle w:val="Compact"/>
+            </w:pPr>
+          </w:p>
+        </w:tc>
+        <w:tc>
+          <w:tcPr/>
+          <w:p>
+            <w:pPr>
+              <w:pStyle w:val="Compact"/>
+            </w:pPr>
+          </w:p>
+        </w:tc>
+        <w:tc>
+          <w:tcPr/>
+          <w:p>
+            <w:pPr>
+              <w:pStyle w:val="Compact"/>
+            </w:pPr>
+          </w:p>
+        </w:tc>
+      </w:tr>
+      <w:tr>
+        <w:tc>
+          <w:tcPr/>
+          <w:p>
+            <w:pPr>
+              <w:pStyle w:val="Compact"/>
+            </w:pPr>
+          </w:p>
+        </w:tc>
+        <w:tc>
+          <w:tcPr/>
+          <w:p>
+            <w:pPr>
+              <w:pStyle w:val="Compact"/>
+            </w:pPr>
+            <w:r>
+              <w:t xml:space="preserve">L8</w:t>
+            </w:r>
+          </w:p>
+        </w:tc>
+        <w:tc>
+          <w:tcPr/>
+          <w:p>
+            <w:pPr>
+              <w:pStyle w:val="Compact"/>
+            </w:pPr>
+            <w:r>
+              <w:t xml:space="preserve">70</w:t>
+            </w:r>
+          </w:p>
+        </w:tc>
+        <w:tc>
+          <w:tcPr/>
+          <w:p>
+            <w:pPr>
+              <w:pStyle w:val="Compact"/>
+            </w:pPr>
+            <w:r>
+              <w:t xml:space="preserve">0.72</w:t>
+            </w:r>
+          </w:p>
+        </w:tc>
+        <w:tc>
+          <w:tcPr/>
+          <w:p>
+            <w:pPr>
+              <w:pStyle w:val="Compact"/>
+            </w:pPr>
+            <w:r>
+              <w:t xml:space="preserve">0.00</w:t>
+            </w:r>
+          </w:p>
+        </w:tc>
+        <w:tc>
+          <w:tcPr/>
+          <w:p>
+            <w:pPr>
+              <w:pStyle w:val="Compact"/>
+            </w:pPr>
+            <w:r>
+              <w:t xml:space="preserve">0.27</w:t>
+            </w:r>
+          </w:p>
+        </w:tc>
+        <w:tc>
+          <w:tcPr/>
+          <w:p>
+            <w:pPr>
+              <w:pStyle w:val="Compact"/>
+            </w:pPr>
+            <w:r>
+              <w:t xml:space="preserve">+0.29</w:t>
+            </w:r>
+          </w:p>
+        </w:tc>
+      </w:tr>
+      <w:tr>
+        <w:tc>
+          <w:tcPr/>
+          <w:p>
+            <w:pPr>
+              <w:pStyle w:val="Compact"/>
+            </w:pPr>
+          </w:p>
+        </w:tc>
+        <w:tc>
+          <w:tcPr/>
+          <w:p>
+            <w:pPr>
+              <w:pStyle w:val="Compact"/>
+            </w:pPr>
+            <w:r>
+              <w:t xml:space="preserve">L9</w:t>
+            </w:r>
+          </w:p>
+        </w:tc>
+        <w:tc>
+          <w:tcPr/>
+          <w:p>
+            <w:pPr>
+              <w:pStyle w:val="Compact"/>
+            </w:pPr>
+            <w:r>
+              <w:t xml:space="preserve">38</w:t>
+            </w:r>
+          </w:p>
+        </w:tc>
+        <w:tc>
+          <w:tcPr/>
+          <w:p>
+            <w:pPr>
+              <w:pStyle w:val="Compact"/>
+            </w:pPr>
+            <w:r>
+              <w:t xml:space="preserve">0.59</w:t>
+            </w:r>
+          </w:p>
+        </w:tc>
+        <w:tc>
+          <w:tcPr/>
+          <w:p>
+            <w:pPr>
+              <w:pStyle w:val="Compact"/>
+            </w:pPr>
+            <w:r>
+              <w:t xml:space="preserve">0.05</w:t>
+            </w:r>
+          </w:p>
+        </w:tc>
+        <w:tc>
+          <w:tcPr/>
+          <w:p>
+            <w:pPr>
+              <w:pStyle w:val="Compact"/>
+            </w:pPr>
+            <w:r>
+              <w:t xml:space="preserve">0.36</w:t>
+            </w:r>
+          </w:p>
+        </w:tc>
+        <w:tc>
+          <w:tcPr/>
+          <w:p>
+            <w:pPr>
+              <w:pStyle w:val="Compact"/>
+            </w:pPr>
+            <w:r>
+              <w:t xml:space="preserve">+0.39</w:t>
+            </w:r>
+          </w:p>
+        </w:tc>
+      </w:tr>
+      <w:tr>
+        <w:tc>
+          <w:tcPr/>
+          <w:p>
+            <w:pPr>
+              <w:pStyle w:val="Compact"/>
+            </w:pPr>
+          </w:p>
+        </w:tc>
+        <w:tc>
+          <w:tcPr/>
+          <w:p>
+            <w:pPr>
+              <w:pStyle w:val="Compact"/>
+            </w:pPr>
+            <w:r>
+              <w:t xml:space="preserve">S2</w:t>
+            </w:r>
+          </w:p>
+        </w:tc>
+        <w:tc>
+          <w:tcPr/>
+          <w:p>
+            <w:pPr>
+              <w:pStyle w:val="Compact"/>
+            </w:pPr>
+            <w:r>
               <w:t xml:space="preserve">435</w:t>
             </w:r>
           </w:p>
@@ -8631,10 +8687,6 @@
               <w:pStyle w:val="Compact"/>
             </w:pPr>
             <w:r>
-              <w:rPr>
-                <w:b/>
-                <w:bCs/>
-              </w:rPr>
               <w:t xml:space="preserve">0.26</w:t>
             </w:r>
           </w:p>
@@ -8677,17 +8729,17 @@
         <w:t xml:space="preserve"> </w:t>
       </w:r>
       <w:r>
-        <w:t xml:space="preserve">Mean bias is the mean satellite-time tide height minus the 5-year KHOA mean. Suncheon Bay differs in sign and structure from the western sites.</w:t>
+        <w:t xml:space="preserve">Mean bias is the mean satellite-time tide height minus the 5-year KHOA mean. Spread, high-tide offset and low-tide offset are dimensionless fractions of the reference tidal range (Section 3.1); n = cloud-screened scenes. Suncheon Bay differs in sign and structure from the western sites.</w:t>
       </w:r>
     </w:p>
     <w:bookmarkEnd w:id="36"/>
-    <w:bookmarkStart w:id="40" w:name="X3ee678bc59ea253c8fafb243613123884b7c4f0"/>
+    <w:bookmarkStart w:id="40" w:name="X5b1504dccfbd75990b7869113c8d293452ee5ab"/>
     <w:p>
       <w:pPr>
         <w:pStyle w:val="Heading3"/>
       </w:pPr>
       <w:r>
-        <w:t xml:space="preserve">4.2 The bipolar bias is set by the satellite-overpass tide phase</w:t>
+        <w:t xml:space="preserve">4.2 The sign-reversing bias is set by the satellite-overpass tide phase</w:t>
       </w:r>
     </w:p>
     <w:p>
@@ -8739,7 +8791,7 @@
         <w:t xml:space="preserve"> </w:t>
       </w:r>
       <w:r>
-        <w:t xml:space="preserve">since the prior HW (Section 3.2) and aggregated as circular means per site (Figure 4). At the four western sites the mean phase clusters at 142–235° (i.e., from ebb to early flood, near LW); at Suncheon Bay it lies at 32–56° (just after HW, early ebb). Because the satellite overpass time is essentially fixed in</w:t>
+        <w:t xml:space="preserve">since the prior HW (Section 3.2) and aggregated as circular means per site (Figure 4). At the four western sites the mean phase clusters at 142–235° (i.e., from ebb to early flood, near LW); at Suncheon Bay it lies at 32–56° (just after HW, early ebb); the per-site tide-height-versus-phase scatter underlying this sign pattern is shown in Figure S5. Because the satellite overpass time is essentially fixed in</w:t>
       </w:r>
       <w:r>
         <w:t xml:space="preserve"> </w:t>
@@ -8755,7 +8807,21 @@
         <w:t xml:space="preserve"> </w:t>
       </w:r>
       <w:r>
-        <w:t xml:space="preserve">(Figure S2, peak at 11:00 KST at every site), the</w:t>
+        <w:t xml:space="preserve">(Figure S2, peak at 11:00 KST — i.e. </w:t>
+      </w:r>
+      <m:oMath>
+        <m:r>
+          <m:rPr>
+            <m:sty m:val="p"/>
+          </m:rPr>
+          <m:t>≈</m:t>
+        </m:r>
+      </m:oMath>
+      <w:r>
+        <w:t xml:space="preserve"> </w:t>
+      </w:r>
+      <w:r>
+        <w:t xml:space="preserve">10:30 local solar time — at every site), the</w:t>
       </w:r>
       <w:r>
         <w:t xml:space="preserve"> </w:t>
@@ -8771,23 +8837,7 @@
         <w:t xml:space="preserve"> </w:t>
       </w:r>
       <w:r>
-        <w:t xml:space="preserve">phase varies</w:t>
-      </w:r>
-      <w:r>
-        <w:t xml:space="preserve"> </w:t>
-      </w:r>
-      <w:r>
-        <w:rPr>
-          <w:i/>
-          <w:iCs/>
-        </w:rPr>
-        <w:t xml:space="preserve">only</w:t>
-      </w:r>
-      <w:r>
-        <w:t xml:space="preserve"> </w:t>
-      </w:r>
-      <w:r>
-        <w:t xml:space="preserve">because the regional amphidromic system shifts the HW-LW timing.</w:t>
+        <w:t xml:space="preserve">phase varies only because the regional amphidromic system shifts the HW-LW timing.</w:t>
       </w:r>
     </w:p>
     <w:p>
@@ -8852,7 +8902,33 @@
         <w:t xml:space="preserve"> </w:t>
       </w:r>
       <w:r>
-        <w:t xml:space="preserve">Distribution of satellite-overpass tide phase per site (rose diagrams; all sensors combined). The red bar marks the circular mean. The 180-degree shift in mean phase between the western sites (near LW,</w:t>
+        <w:t xml:space="preserve">Distribution of satellite-overpass tide phase per site (rose diagrams; all sensors combined). The red bar marks the circular mean. The</w:t>
+      </w:r>
+      <w:r>
+        <w:t xml:space="preserve"> </w:t>
+      </w:r>
+      <m:oMath>
+        <m:sSup>
+          <m:e>
+            <m:r>
+              <m:t>180</m:t>
+            </m:r>
+          </m:e>
+          <m:sup>
+            <m:r>
+              <m:rPr>
+                <m:sty m:val="p"/>
+              </m:rPr>
+              <m:t>∘</m:t>
+            </m:r>
+          </m:sup>
+        </m:sSup>
+      </m:oMath>
+      <w:r>
+        <w:t xml:space="preserve"> </w:t>
+      </w:r>
+      <w:r>
+        <w:t xml:space="preserve">shift in mean phase between the western sites (near LW,</w:t>
       </w:r>
       <w:r>
         <w:t xml:space="preserve"> </w:t>
@@ -9287,35 +9363,11 @@
             <m:rPr>
               <m:sty m:val="p"/>
             </m:rPr>
-            <m:t>=</m:t>
+            <m:t>&lt;</m:t>
           </m:r>
           <m:r>
-            <m:t>2.2</m:t>
+            <m:t>0.001</m:t>
           </m:r>
-          <m:r>
-            <m:rPr>
-              <m:sty m:val="p"/>
-            </m:rPr>
-            <m:t>×</m:t>
-          </m:r>
-          <m:sSup>
-            <m:e>
-              <m:r>
-                <m:t>10</m:t>
-              </m:r>
-            </m:e>
-            <m:sup>
-              <m:r>
-                <m:rPr>
-                  <m:sty m:val="p"/>
-                </m:rPr>
-                <m:t>−</m:t>
-              </m:r>
-              <m:r>
-                <m:t>12</m:t>
-              </m:r>
-            </m:sup>
-          </m:sSup>
           <m:r>
             <m:rPr>
               <m:sty m:val="p"/>
@@ -9480,6 +9532,340 @@
       </w:r>
       <w:r>
         <w:t xml:space="preserve">exceeds the leading-order theoretical prediction of 1; we defer the physical decomposition of this excess to Section 5.1 and the sensitivity analysis to Section 4.7.</w:t>
+      </w:r>
+    </w:p>
+    <w:p>
+      <w:pPr>
+        <w:pStyle w:val="BodyText"/>
+      </w:pPr>
+      <w:r>
+        <w:t xml:space="preserve">Because the three sensors at each site share the same tide, gauge, and overpass window, the 15 (site, sensor) points are not fully independent; the effective sample size is the five sites. Aggregating to site means gives</w:t>
+      </w:r>
+      <w:r>
+        <w:t xml:space="preserve"> </w:t>
+      </w:r>
+      <m:oMath>
+        <m:r>
+          <m:t>β</m:t>
+        </m:r>
+        <m:r>
+          <m:rPr>
+            <m:sty m:val="p"/>
+          </m:rPr>
+          <m:t>=</m:t>
+        </m:r>
+        <m:r>
+          <m:t>1.83</m:t>
+        </m:r>
+      </m:oMath>
+      <w:r>
+        <w:t xml:space="preserve"> </w:t>
+      </w:r>
+      <w:r>
+        <w:t xml:space="preserve">(</w:t>
+      </w:r>
+      <m:oMath>
+        <m:sSup>
+          <m:e>
+            <m:r>
+              <m:t>R</m:t>
+            </m:r>
+          </m:e>
+          <m:sup>
+            <m:r>
+              <m:t>2</m:t>
+            </m:r>
+          </m:sup>
+        </m:sSup>
+        <m:r>
+          <m:rPr>
+            <m:sty m:val="p"/>
+          </m:rPr>
+          <m:t>=</m:t>
+        </m:r>
+        <m:r>
+          <m:t>0.996</m:t>
+        </m:r>
+      </m:oMath>
+      <w:r>
+        <w:t xml:space="preserve">,</w:t>
+      </w:r>
+      <w:r>
+        <w:t xml:space="preserve"> </w:t>
+      </w:r>
+      <m:oMath>
+        <m:r>
+          <m:t>p</m:t>
+        </m:r>
+        <m:r>
+          <m:rPr>
+            <m:sty m:val="p"/>
+          </m:rPr>
+          <m:t>≈</m:t>
+        </m:r>
+        <m:r>
+          <m:t>1</m:t>
+        </m:r>
+        <m:r>
+          <m:rPr>
+            <m:sty m:val="p"/>
+          </m:rPr>
+          <m:t>×</m:t>
+        </m:r>
+        <m:sSup>
+          <m:e>
+            <m:r>
+              <m:t>10</m:t>
+            </m:r>
+          </m:e>
+          <m:sup>
+            <m:r>
+              <m:rPr>
+                <m:sty m:val="p"/>
+              </m:rPr>
+              <m:t>−</m:t>
+            </m:r>
+            <m:r>
+              <m:t>4</m:t>
+            </m:r>
+          </m:sup>
+        </m:sSup>
+      </m:oMath>
+      <w:r>
+        <w:t xml:space="preserve">,</w:t>
+      </w:r>
+      <w:r>
+        <w:t xml:space="preserve"> </w:t>
+      </w:r>
+      <m:oMath>
+        <m:r>
+          <m:t>n</m:t>
+        </m:r>
+        <m:r>
+          <m:rPr>
+            <m:sty m:val="p"/>
+          </m:rPr>
+          <m:t>=</m:t>
+        </m:r>
+        <m:r>
+          <m:t>5</m:t>
+        </m:r>
+      </m:oMath>
+      <w:r>
+        <w:t xml:space="preserve">), statistically indistinguishable from the pooled estimate, so we take the site-mean fit as the primary inference and read the pooled</w:t>
+      </w:r>
+      <w:r>
+        <w:t xml:space="preserve"> </w:t>
+      </w:r>
+      <m:oMath>
+        <m:r>
+          <m:t>p</m:t>
+        </m:r>
+      </m:oMath>
+      <w:r>
+        <w:t xml:space="preserve">-value as anti-conservative; the leave-one-site-out test of Section 4.4 is the corresponding honest generalisation metric. Part of the high</w:t>
+      </w:r>
+      <w:r>
+        <w:t xml:space="preserve"> </w:t>
+      </w:r>
+      <m:oMath>
+        <m:sSup>
+          <m:e>
+            <m:r>
+              <m:t>R</m:t>
+            </m:r>
+          </m:e>
+          <m:sup>
+            <m:r>
+              <m:t>2</m:t>
+            </m:r>
+          </m:sup>
+        </m:sSup>
+      </m:oMath>
+      <w:r>
+        <w:t xml:space="preserve"> </w:t>
+      </w:r>
+      <w:r>
+        <w:t xml:space="preserve">is structural, because the predictor</w:t>
+      </w:r>
+      <w:r>
+        <w:t xml:space="preserve"> </w:t>
+      </w:r>
+      <m:oMath>
+        <m:r>
+          <m:t>A</m:t>
+        </m:r>
+        <m:r>
+          <m:rPr>
+            <m:sty m:val="p"/>
+          </m:rPr>
+          <m:t>⟨</m:t>
+        </m:r>
+        <m:r>
+          <m:rPr>
+            <m:sty m:val="p"/>
+          </m:rPr>
+          <m:t>cos</m:t>
+        </m:r>
+        <m:r>
+          <m:t>θ</m:t>
+        </m:r>
+        <m:r>
+          <m:rPr>
+            <m:sty m:val="p"/>
+          </m:rPr>
+          <m:t>⟩</m:t>
+        </m:r>
+      </m:oMath>
+      <w:r>
+        <w:t xml:space="preserve"> </w:t>
+      </w:r>
+      <w:r>
+        <w:t xml:space="preserve">is the first-order reconstruction of the same sampled tides that generate the bias; the non-circular evidence is therefore that the sign of</w:t>
+      </w:r>
+      <w:r>
+        <w:t xml:space="preserve"> </w:t>
+      </w:r>
+      <m:oMath>
+        <m:r>
+          <m:rPr>
+            <m:sty m:val="p"/>
+          </m:rPr>
+          <m:t>⟨</m:t>
+        </m:r>
+        <m:r>
+          <m:rPr>
+            <m:sty m:val="p"/>
+          </m:rPr>
+          <m:t>cos</m:t>
+        </m:r>
+        <m:r>
+          <m:t>θ</m:t>
+        </m:r>
+        <m:r>
+          <m:rPr>
+            <m:sty m:val="p"/>
+          </m:rPr>
+          <m:t>⟩</m:t>
+        </m:r>
+      </m:oMath>
+      <w:r>
+        <w:t xml:space="preserve"> </w:t>
+      </w:r>
+      <w:r>
+        <w:t xml:space="preserve">alone separates the negative-bias western sites from positive-bias Suncheon (corr</w:t>
+      </w:r>
+      <m:oMath>
+        <m:r>
+          <m:rPr>
+            <m:sty m:val="p"/>
+          </m:rPr>
+          <m:t>(</m:t>
+        </m:r>
+        <m:r>
+          <m:rPr>
+            <m:sty m:val="p"/>
+          </m:rPr>
+          <m:t>⟨</m:t>
+        </m:r>
+        <m:r>
+          <m:rPr>
+            <m:sty m:val="p"/>
+          </m:rPr>
+          <m:t>cos</m:t>
+        </m:r>
+        <m:r>
+          <m:t>θ</m:t>
+        </m:r>
+        <m:r>
+          <m:rPr>
+            <m:sty m:val="p"/>
+          </m:rPr>
+          <m:t>⟩</m:t>
+        </m:r>
+        <m:r>
+          <m:rPr>
+            <m:sty m:val="p"/>
+          </m:rPr>
+          <m:t>,</m:t>
+        </m:r>
+        <m:r>
+          <m:rPr>
+            <m:nor/>
+            <m:sty m:val="p"/>
+          </m:rPr>
+          <m:t>bias</m:t>
+        </m:r>
+        <m:r>
+          <m:rPr>
+            <m:sty m:val="p"/>
+          </m:rPr>
+          <m:t>)</m:t>
+        </m:r>
+        <m:r>
+          <m:rPr>
+            <m:sty m:val="p"/>
+          </m:rPr>
+          <m:t>=</m:t>
+        </m:r>
+        <m:r>
+          <m:t>0.94</m:t>
+        </m:r>
+      </m:oMath>
+      <w:r>
+        <w:t xml:space="preserve"> </w:t>
+      </w:r>
+      <w:r>
+        <w:t xml:space="preserve">across the 15 points) together with the Suncheon sign reversal, and that the western-coast-only subset still yields</w:t>
+      </w:r>
+      <w:r>
+        <w:t xml:space="preserve"> </w:t>
+      </w:r>
+      <m:oMath>
+        <m:r>
+          <m:t>β</m:t>
+        </m:r>
+        <m:r>
+          <m:rPr>
+            <m:sty m:val="p"/>
+          </m:rPr>
+          <m:t>=</m:t>
+        </m:r>
+        <m:r>
+          <m:t>1.39</m:t>
+        </m:r>
+      </m:oMath>
+      <w:r>
+        <w:t xml:space="preserve"> </w:t>
+      </w:r>
+      <w:r>
+        <w:t xml:space="preserve">(</w:t>
+      </w:r>
+      <m:oMath>
+        <m:sSup>
+          <m:e>
+            <m:r>
+              <m:t>R</m:t>
+            </m:r>
+          </m:e>
+          <m:sup>
+            <m:r>
+              <m:t>2</m:t>
+            </m:r>
+          </m:sup>
+        </m:sSup>
+        <m:r>
+          <m:rPr>
+            <m:sty m:val="p"/>
+          </m:rPr>
+          <m:t>=</m:t>
+        </m:r>
+        <m:r>
+          <m:t>0.91</m:t>
+        </m:r>
+      </m:oMath>
+      <w:r>
+        <w:t xml:space="preserve">).</w:t>
       </w:r>
     </w:p>
     <w:p>
@@ -9645,7 +10031,30 @@
         </m:r>
       </m:oMath>
       <w:r>
-        <w:t xml:space="preserve">). Dotted red: theoretical 1:1. A single parameter captures 98 % of the cross-site, cross-sensor variance, supporting the interpretation that the bias is set by satellite-overpass phase alone; the slope</w:t>
+        <w:t xml:space="preserve">). Dotted red: theoretical 1:1. A single parameter captures 98 % of the cross-site, cross-sensor variance, supporting the interpretation that the bias is set by satellite-overpass phase alone (part of this</w:t>
+      </w:r>
+      <w:r>
+        <w:t xml:space="preserve"> </w:t>
+      </w:r>
+      <m:oMath>
+        <m:sSup>
+          <m:e>
+            <m:r>
+              <m:t>R</m:t>
+            </m:r>
+          </m:e>
+          <m:sup>
+            <m:r>
+              <m:t>2</m:t>
+            </m:r>
+          </m:sup>
+        </m:sSup>
+      </m:oMath>
+      <w:r>
+        <w:t xml:space="preserve"> </w:t>
+      </w:r>
+      <w:r>
+        <w:t xml:space="preserve">is structural — the predictor reconstructs the sampled tides; see Section 4.3); the slope</w:t>
       </w:r>
       <w:r>
         <w:t xml:space="preserve"> </w:t>
@@ -9799,7 +10208,18 @@
         <w:t xml:space="preserve"> </w:t>
       </w:r>
       <w:r>
-        <w:t xml:space="preserve">0.85–0.98. The summer (JJA) slope is closest to the theoretical 1 (slope = 0.81); MAM has the highest</w:t>
+        <w:t xml:space="preserve">0.85–0.98. The summer (JJA) slope is the lowest and the only season below the leading-order value of 1 (</w:t>
+      </w:r>
+      <m:oMath>
+        <m:r>
+          <m:t>β</m:t>
+        </m:r>
+      </m:oMath>
+      <w:r>
+        <w:t xml:space="preserve"> </w:t>
+      </w:r>
+      <w:r>
+        <w:t xml:space="preserve">= 0.81), consistent with weaker spring–neap covariance in summer; MAM has the highest</w:t>
       </w:r>
       <w:r>
         <w:t xml:space="preserve"> </w:t>
@@ -10011,23 +10431,7 @@
         <w:t xml:space="preserve"> </w:t>
       </w:r>
       <w:r>
-        <w:t xml:space="preserve">does</w:t>
-      </w:r>
-      <w:r>
-        <w:t xml:space="preserve"> </w:t>
-      </w:r>
-      <w:r>
-        <w:rPr>
-          <w:i/>
-          <w:iCs/>
-        </w:rPr>
-        <w:t xml:space="preserve">not</w:t>
-      </w:r>
-      <w:r>
-        <w:t xml:space="preserve"> </w:t>
-      </w:r>
-      <w:r>
-        <w:t xml:space="preserve">include 1, confirming that the empirical proportionality factor exceeds the leading-order prediction. The coefficient-stability summary (Figure S3) and the underlying per-partition scatter (Figure S4) are provided in the Supplementary Material.</w:t>
+        <w:t xml:space="preserve">does not include 1, confirming that the empirical proportionality factor exceeds the leading-order prediction. The coefficient-stability summary (Figure S3) and the underlying per-partition scatter (Figure S4) are provided in the Supplementary Material.</w:t>
       </w:r>
     </w:p>
     <w:p>
@@ -10035,20 +10439,47 @@
         <w:pStyle w:val="BodyText"/>
       </w:pPr>
       <w:r>
-        <w:t xml:space="preserve">Leave-one-site-out validation (Figure 6) holds out each site in turn, fits the regression on the remaining four (12 points), and predicts the held-out site’s three bias values. Pearson r = 0.969 between measured and predicted mean bias, with RMSE = 0.16 m and MAE = 0.12 m. Crucially,</w:t>
-      </w:r>
-      <w:r>
-        <w:t xml:space="preserve"> </w:t>
-      </w:r>
-      <w:r>
-        <w:rPr>
-          <w:b/>
-          <w:bCs/>
-        </w:rPr>
-        <w:t xml:space="preserve">the sign of the predicted bias is correct in all 15 held-out cases</w:t>
-      </w:r>
-      <w:r>
-        <w:t xml:space="preserve">, including the southern Suncheon Bay despite its absence from the training set.</w:t>
+        <w:t xml:space="preserve">Leave-one-site-out validation (Figure 6) holds out each site in turn, fits the regression on the remaining four (12 points), and predicts the held-out site’s three bias values. Pearson r = 0.969 between measured and predicted mean bias, with RMSE = 0.16 m and a mean absolute error (MAE) of 0.12 m. The sign of the predicted bias is correct in 14 of the 15 held-out cases; the single exception is Suncheon L8 (predicted</w:t>
+      </w:r>
+      <w:r>
+        <w:t xml:space="preserve"> </w:t>
+      </w:r>
+      <m:oMath>
+        <m:r>
+          <m:rPr>
+            <m:sty m:val="p"/>
+          </m:rPr>
+          <m:t>−</m:t>
+        </m:r>
+        <m:r>
+          <m:t>0.02</m:t>
+        </m:r>
+      </m:oMath>
+      <w:r>
+        <w:t xml:space="preserve"> </w:t>
+      </w:r>
+      <w:r>
+        <w:t xml:space="preserve">m versus observed</w:t>
+      </w:r>
+      <w:r>
+        <w:t xml:space="preserve"> </w:t>
+      </w:r>
+      <m:oMath>
+        <m:r>
+          <m:rPr>
+            <m:sty m:val="p"/>
+          </m:rPr>
+          <m:t>+</m:t>
+        </m:r>
+        <m:r>
+          <m:t>0.29</m:t>
+        </m:r>
+      </m:oMath>
+      <w:r>
+        <w:t xml:space="preserve"> </w:t>
+      </w:r>
+      <w:r>
+        <w:t xml:space="preserve">m), the smallest-magnitude reversed point, where the western-trained intercept dominates. The sign is recovered for the other two Suncheon sensors despite the site’s absence from the training set.</w:t>
       </w:r>
     </w:p>
     <w:p>
@@ -10156,7 +10587,7 @@
         </m:r>
       </m:oMath>
       <w:r>
-        <w:t xml:space="preserve">. The model correctly predicts the sign at all 15 held-out points, including the sign-reversed Suncheon Bay despite its absence from the training set — demonstrating that the formula generalises beyond the training sites.</w:t>
+        <w:t xml:space="preserve">. The model correctly predicts the sign at 14 of 15 held-out points (the exception is the smallest-magnitude Suncheon L8 point); the sign-reversed Suncheon Bay is recovered for two of its three sensors despite its absence from the training set, showing the formula generalises beyond the training sites.</w:t>
       </w:r>
     </w:p>
     <w:bookmarkEnd w:id="48"/>
@@ -10365,52 +10796,7 @@
         <w:pStyle w:val="BodyText"/>
       </w:pPr>
       <w:r>
-        <w:t xml:space="preserve">Beyond the per-quantile error, certain portions of the intertidal range are</w:t>
-      </w:r>
-      <w:r>
-        <w:t xml:space="preserve"> </w:t>
-      </w:r>
-      <w:r>
-        <w:rPr>
-          <w:i/>
-          <w:iCs/>
-        </w:rPr>
-        <w:t xml:space="preserve">never</w:t>
-      </w:r>
-      <w:r>
-        <w:t xml:space="preserve"> </w:t>
-      </w:r>
-      <w:r>
-        <w:t xml:space="preserve">sampled by satellites and so form irrecoverable truncation bands (Figure 7a). On the four western sites, truncation is at the</w:t>
-      </w:r>
-      <w:r>
-        <w:t xml:space="preserve"> </w:t>
-      </w:r>
-      <w:r>
-        <w:rPr>
-          <w:i/>
-          <w:iCs/>
-        </w:rPr>
-        <w:t xml:space="preserve">top</w:t>
-      </w:r>
-      <w:r>
-        <w:t xml:space="preserve"> </w:t>
-      </w:r>
-      <w:r>
-        <w:t xml:space="preserve">of the intertidal range, with vertical extent 1.36–2.02 m. At Suncheon Bay it is at the</w:t>
-      </w:r>
-      <w:r>
-        <w:t xml:space="preserve"> </w:t>
-      </w:r>
-      <w:r>
-        <w:rPr>
-          <w:i/>
-          <w:iCs/>
-        </w:rPr>
-        <w:t xml:space="preserve">bottom</w:t>
-      </w:r>
-      <w:r>
-        <w:t xml:space="preserve">, with extent 0.99 m.</w:t>
+        <w:t xml:space="preserve">Beyond the per-quantile error, certain portions of the intertidal range are never sampled by satellites and so form irrecoverable truncation bands (Figure 7a). On the four western sites, truncation is at the top of the intertidal range, with vertical extent 1.36–2.02 m. At Suncheon Bay it is at the bottom, with extent 0.99 m.</w:t>
       </w:r>
     </w:p>
     <w:p>
@@ -10418,36 +10804,7 @@
         <w:pStyle w:val="BodyText"/>
       </w:pPr>
       <w:r>
-        <w:t xml:space="preserve">Converting to horizontal contour displacement on a planar tidal flat with assumed site-specific slopes (Section 3.5), the upper-tide truncation translates into</w:t>
-      </w:r>
-      <w:r>
-        <w:t xml:space="preserve"> </w:t>
-      </w:r>
-      <w:r>
-        <w:rPr>
-          <w:b/>
-          <w:bCs/>
-        </w:rPr>
-        <w:t xml:space="preserve">1.06 km (Garorim) to 2.53 km (Ganghwa)</w:t>
-      </w:r>
-      <w:r>
-        <w:t xml:space="preserve"> </w:t>
-      </w:r>
-      <w:r>
-        <w:t xml:space="preserve">of horizontally missing tidal-flat width on the western coast (Figure 7b; schematic cross-sections in Figure S7). At Suncheon Bay the lower-band truncation corresponds to approximately 495 m of missing width. The vertical DEM RMSE of 0.36–1.09 m translates into horizontal RMSE of</w:t>
-      </w:r>
-      <w:r>
-        <w:t xml:space="preserve"> </w:t>
-      </w:r>
-      <w:r>
-        <w:rPr>
-          <w:b/>
-          <w:bCs/>
-        </w:rPr>
-        <w:t xml:space="preserve">179 m (Suncheon) to 1,359 m (Ganghwa)</w:t>
-      </w:r>
-      <w:r>
-        <w:t xml:space="preserve">.</w:t>
+        <w:t xml:space="preserve">Converting to horizontal contour displacement on a planar tidal flat with assumed site-specific slopes (Section 3.5), the upper-tide truncation translates into roughly 1.1 km (Garorim) to 2.5 km (Ganghwa) of horizontally missing tidal-flat width on the western coast (Figure 7b; schematic cross-sections in Figure S7). At Suncheon Bay the lower-band truncation corresponds to approximately 0.5 km of missing width. The vertical DEM RMSE of 0.36–1.09 m translates into a horizontal RMSE of roughly 0.2 km (Suncheon) to 1.4 km (Ganghwa). These horizontal figures scale inversely with the assumed slope and are quoted to one to two significant figures accordingly.</w:t>
       </w:r>
     </w:p>
     <w:p>
@@ -10579,7 +10936,7 @@
         <w:t xml:space="preserve"> </w:t>
       </w:r>
       <w:r>
-        <w:t xml:space="preserve">Sampled vs missing elevation bands: grey = elevation range covered by the satellite-sampled tides; red = upper-tide truncation (irrecoverable); blue = lower-tide truncation. The truncation bands occupy 1.36–2.02 m of vertical range at the western sites and 0.99 m at Suncheon Bay; these bands cannot be filled by additional optical scenes at the same overpass time.</w:t>
+        <w:t xml:space="preserve">Sampled versus missing elevation bands: grey = elevation range covered by the satellite-sampled tides; red = upper-tide truncation (irrecoverable); blue = lower-tide truncation. The truncation bands occupy 1.36–2.02 m of vertical range at the western sites and 0.99 m at Suncheon Bay; these bands cannot be filled by additional optical scenes at the same overpass time.</w:t>
       </w:r>
       <w:r>
         <w:t xml:space="preserve"> </w:t>
@@ -10622,7 +10979,7 @@
         </m:r>
       </m:oMath>
       <w:r>
-        <w:t xml:space="preserve">, averaged across the three sensors. The horizontal RMSE depends jointly on the vertical RMSE and on the assumed tidal-flat slope; Ganghwa-do, where vertical RMSE peaks and the flat is gentlest, carries the largest horizontal error budget (over 1.3 km).</w:t>
+        <w:t xml:space="preserve">, averaged across the three sensors. The horizontal RMSE depends jointly on the vertical RMSE and on the assumed tidal-flat slope; Ganghwa-do, where vertical RMSE peaks and the flat is gentlest, carries the largest horizontal error budget (roughly 1.4 km).</w:t>
       </w:r>
     </w:p>
     <w:bookmarkEnd w:id="55"/>
@@ -10657,7 +11014,10 @@
         <w:t xml:space="preserve"> </w:t>
       </w:r>
       <w:r>
-        <w:t xml:space="preserve">m vs. </w:t>
+        <w:t xml:space="preserve">m versus</w:t>
+      </w:r>
+      <w:r>
+        <w:t xml:space="preserve"> </w:t>
       </w:r>
       <m:oMath>
         <m:r>
@@ -10674,23 +11034,7 @@
         <w:t xml:space="preserve"> </w:t>
       </w:r>
       <w:r>
-        <w:t xml:space="preserve">m). At Garorim Bay the comparison is more dramatic (a 12.8-fold increase in S2 scenes over L8), and the bias</w:t>
-      </w:r>
-      <w:r>
-        <w:t xml:space="preserve"> </w:t>
-      </w:r>
-      <w:r>
-        <w:rPr>
-          <w:i/>
-          <w:iCs/>
-        </w:rPr>
-        <w:t xml:space="preserve">drops by only one third</w:t>
-      </w:r>
-      <w:r>
-        <w:t xml:space="preserve"> </w:t>
-      </w:r>
-      <w:r>
-        <w:t xml:space="preserve">(</w:t>
+        <w:t xml:space="preserve">m). At Garorim Bay the comparison is more pronounced (a 12.8-fold increase in S2 scenes over L8), and the bias drops by only one third (</w:t>
       </w:r>
       <m:oMath>
         <m:r>
@@ -10707,7 +11051,10 @@
         <w:t xml:space="preserve"> </w:t>
       </w:r>
       <w:r>
-        <w:t xml:space="preserve">m vs. </w:t>
+        <w:t xml:space="preserve">m versus</w:t>
+      </w:r>
+      <w:r>
+        <w:t xml:space="preserve"> </w:t>
       </w:r>
       <m:oMath>
         <m:r>
@@ -10756,20 +11103,7 @@
         <w:t xml:space="preserve"> </w:t>
       </w:r>
       <w:r>
-        <w:t xml:space="preserve">converges to the same limit. Refining the histogram shape (lower KS statistic, lower distribution-shape error) is possible with more scenes;</w:t>
-      </w:r>
-      <w:r>
-        <w:t xml:space="preserve"> </w:t>
-      </w:r>
-      <w:r>
-        <w:rPr>
-          <w:i/>
-          <w:iCs/>
-        </w:rPr>
-        <w:t xml:space="preserve">correcting the systematic mean shift is not</w:t>
-      </w:r>
-      <w:r>
-        <w:t xml:space="preserve">.</w:t>
+        <w:t xml:space="preserve">converges to the same limit. Refining the histogram shape (lower KS statistic, lower distribution-shape error) is possible with more scenes; correcting the systematic mean shift is not.</w:t>
       </w:r>
     </w:p>
     <w:bookmarkEnd w:id="56"/>
@@ -10787,7 +11121,7 @@
         <w:pStyle w:val="FirstParagraph"/>
       </w:pPr>
       <w:r>
-        <w:t xml:space="preserve">We test the robustness of the headline</w:t>
+        <w:t xml:space="preserve">We test the robustness of the primary</w:t>
       </w:r>
       <w:r>
         <w:t xml:space="preserve"> </w:t>
@@ -11183,7 +11517,7 @@
         <w:t xml:space="preserve"> </w:t>
       </w:r>
       <w:r>
-        <w:t xml:space="preserve">local tide-gauge data and tests the model under a fully independent, globally available reference.</w:t>
+        <w:t xml:space="preserve">local tide-gauge data; because FES2022b supplies both sides of the regression, it is an internal self-consistency check on a globally available model rather than a test against independent ground truth.</w:t>
       </w:r>
     </w:p>
     <w:p>
@@ -11529,7 +11863,7 @@
         <w:t xml:space="preserve"> </w:t>
       </w:r>
       <w:r>
-        <w:t xml:space="preserve">across all four. Leave-one-site-out RMSEs are 0.16 m (a–c) and 0.11 m (d), and the bias sign is predicted correctly at all 15 held-out points under every variant. The intercept is negative in variants (a–c) (</w:t>
+        <w:t xml:space="preserve">across all four. Leave-one-site-out RMSEs are 0.16–0.17 m (a–c) and 0.11 m (d), and the bias sign is predicted correctly at 14 of 15 held-out points under the gauge-referenced variants (a–c) and at all 15 under the FES2022b variant (d), whose near-zero intercept recovers the small Suncheon L8 reversal. The intercept is negative in variants (a–c) (</w:t>
       </w:r>
       <m:oMath>
         <m:r>
@@ -11999,7 +12333,7 @@
         <w:t xml:space="preserve"> </w:t>
       </w:r>
       <w:r>
-        <w:t xml:space="preserve">is preserved (and at Suncheon Bay the FES variant predicts a slightly larger positive bias of +0.32 to +0.52 m than KHOA’s +0.29 to +0.39 m, consistent with the global grid’s lack of the south-coast intra-bay phase lag); its excellent overall fit (</w:t>
+        <w:t xml:space="preserve">is preserved — the bias sign is correct at every site and the overall fit remains excellent (</w:t>
       </w:r>
       <m:oMath>
         <m:sSup>
@@ -12025,20 +12359,7 @@
         </m:r>
       </m:oMath>
       <w:r>
-        <w:t xml:space="preserve">) confirms that it is the model</w:t>
-      </w:r>
-      <w:r>
-        <w:t xml:space="preserve"> </w:t>
-      </w:r>
-      <w:r>
-        <w:rPr>
-          <w:i/>
-          <w:iCs/>
-        </w:rPr>
-        <w:t xml:space="preserve">structure</w:t>
-      </w:r>
-      <w:r>
-        <w:t xml:space="preserve">, not the precise value of the fitted slope, that carries the</w:t>
+        <w:t xml:space="preserve">) — and at Suncheon Bay the FES variant predicts a slightly larger positive bias (+0.32 to +0.52 m versus KHOA’s +0.29 to +0.39 m), consistent with the global grid’s lack of the south-coast intra-bay phase lag. The consequences for gauge-free</w:t>
       </w:r>
       <w:r>
         <w:t xml:space="preserve"> </w:t>
@@ -12054,7 +12375,1028 @@
         <w:t xml:space="preserve"> </w:t>
       </w:r>
       <w:r>
-        <w:t xml:space="preserve">predictive power, supporting the a-priori applicability claimed in Section 5.3(a) for any waterline-DEM user without local tide-gauge access.</w:t>
+        <w:t xml:space="preserve">application are developed in Section 5.3(a).</w:t>
+      </w:r>
+    </w:p>
+    <w:bookmarkEnd w:id="57"/>
+    <w:bookmarkStart w:id="58" w:name="X644ac44b6a32494d150ad7d4caaf10fa1aa8412"/>
+    <w:p>
+      <w:pPr>
+        <w:pStyle w:val="Heading3"/>
+      </w:pPr>
+      <w:r>
+        <w:t xml:space="preserve">4.8 A priori transferability to macrotidal coasts outside Korea</w:t>
+      </w:r>
+    </w:p>
+    <w:p>
+      <w:pPr>
+        <w:pStyle w:val="FirstParagraph"/>
+      </w:pPr>
+      <w:r>
+        <w:t xml:space="preserve">To test whether the bias model is specific to Korea or generalises, we applied the</w:t>
+      </w:r>
+      <w:r>
+        <w:t xml:space="preserve"> </w:t>
+      </w:r>
+      <w:r>
+        <w:rPr>
+          <w:i/>
+          <w:iCs/>
+        </w:rPr>
+        <w:t xml:space="preserve">a priori</w:t>
+      </w:r>
+      <w:r>
+        <w:t xml:space="preserve"> </w:t>
+      </w:r>
+      <w:r>
+        <w:t xml:space="preserve">workflow of Section 4.7(d) — FES2022b harmonic synthesis at the site coordinate combined with the real Landsat-8/9 and Sentinel-2 overpass times retrieved from Google Earth Engine (Gorelick et al., 2017), with</w:t>
+      </w:r>
+      <w:r>
+        <w:t xml:space="preserve"> </w:t>
+      </w:r>
+      <w:r>
+        <w:rPr>
+          <w:i/>
+          <w:iCs/>
+        </w:rPr>
+        <w:t xml:space="preserve">no local tide-gauge data</w:t>
+      </w:r>
+      <w:r>
+        <w:t xml:space="preserve"> </w:t>
+      </w:r>
+      <w:r>
+        <w:t xml:space="preserve">— to three macrotidal coasts spanning distinct tidal regimes: King Sound (northwest Australia; mixed semidiurnal–diurnal), the German Wadden Sea / Inner German Bight, a classic semidiurnal tidal-flat coast (Heygster et al., 2010), and the Bay of Fundy / Minas Basin (the world’s largest tidal range; semidiurnal). The Korean slope</w:t>
+      </w:r>
+      <w:r>
+        <w:t xml:space="preserve"> </w:t>
+      </w:r>
+      <m:oMath>
+        <m:r>
+          <m:t>β</m:t>
+        </m:r>
+        <m:r>
+          <m:rPr>
+            <m:sty m:val="p"/>
+          </m:rPr>
+          <m:t>=</m:t>
+        </m:r>
+        <m:r>
+          <m:t>1.78</m:t>
+        </m:r>
+      </m:oMath>
+      <w:r>
+        <w:t xml:space="preserve"> </w:t>
+      </w:r>
+      <w:r>
+        <w:t xml:space="preserve">was applied unchanged. Table 4 reports, per site, the FES tidal amplitude</w:t>
+      </w:r>
+      <w:r>
+        <w:t xml:space="preserve"> </w:t>
+      </w:r>
+      <m:oMath>
+        <m:r>
+          <m:t>A</m:t>
+        </m:r>
+      </m:oMath>
+      <w:r>
+        <w:t xml:space="preserve">, the mean overpass-phase cosine</w:t>
+      </w:r>
+      <w:r>
+        <w:t xml:space="preserve"> </w:t>
+      </w:r>
+      <m:oMath>
+        <m:r>
+          <m:rPr>
+            <m:sty m:val="p"/>
+          </m:rPr>
+          <m:t>⟨</m:t>
+        </m:r>
+        <m:r>
+          <m:rPr>
+            <m:sty m:val="p"/>
+          </m:rPr>
+          <m:t>cos</m:t>
+        </m:r>
+        <m:r>
+          <m:t>θ</m:t>
+        </m:r>
+        <m:r>
+          <m:rPr>
+            <m:sty m:val="p"/>
+          </m:rPr>
+          <m:t>⟩</m:t>
+        </m:r>
+      </m:oMath>
+      <w:r>
+        <w:t xml:space="preserve">, the model-predicted mean bias</w:t>
+      </w:r>
+      <w:r>
+        <w:t xml:space="preserve"> </w:t>
+      </w:r>
+      <m:oMath>
+        <m:r>
+          <m:t>β</m:t>
+        </m:r>
+        <m:r>
+          <m:rPr>
+            <m:sty m:val="p"/>
+          </m:rPr>
+          <m:t>⋅</m:t>
+        </m:r>
+        <m:r>
+          <m:t>A</m:t>
+        </m:r>
+        <m:r>
+          <m:rPr>
+            <m:sty m:val="p"/>
+          </m:rPr>
+          <m:t>⋅</m:t>
+        </m:r>
+        <m:r>
+          <m:rPr>
+            <m:sty m:val="p"/>
+          </m:rPr>
+          <m:t>⟨</m:t>
+        </m:r>
+        <m:r>
+          <m:rPr>
+            <m:sty m:val="p"/>
+          </m:rPr>
+          <m:t>cos</m:t>
+        </m:r>
+        <m:r>
+          <m:t>θ</m:t>
+        </m:r>
+        <m:r>
+          <m:rPr>
+            <m:sty m:val="p"/>
+          </m:rPr>
+          <m:t>⟩</m:t>
+        </m:r>
+      </m:oMath>
+      <w:r>
+        <w:t xml:space="preserve">, and the FES-sampled bias (the mean FES tide at the overpass times, the harmonic series having zero time-mean).</w:t>
+      </w:r>
+    </w:p>
+    <w:tbl>
+      <w:tblPr>
+        <w:tblStyle w:val="Table"/>
+        <w:tblW w:type="pct" w:w="5000"/>
+        <w:tblLayout w:type="fixed"/>
+        <w:tblLook w:firstRow="1" w:lastRow="0" w:firstColumn="0" w:lastColumn="0" w:noHBand="0" w:noVBand="0" w:val="0020"/>
+      </w:tblPr>
+      <w:tblGrid>
+        <w:gridCol w:w="1320"/>
+        <w:gridCol w:w="1320"/>
+        <w:gridCol w:w="1320"/>
+        <w:gridCol w:w="1320"/>
+        <w:gridCol w:w="1320"/>
+        <w:gridCol w:w="1320"/>
+      </w:tblGrid>
+      <w:tr>
+        <w:trPr>
+          <w:tblHeader w:val="on"/>
+        </w:trPr>
+        <w:tc>
+          <w:tcPr/>
+          <w:p>
+            <w:pPr>
+              <w:pStyle w:val="Compact"/>
+            </w:pPr>
+            <w:r>
+              <w:rPr>
+                <w:b/>
+                <w:bCs/>
+              </w:rPr>
+              <w:t xml:space="preserve">Site (tidal regime)</w:t>
+            </w:r>
+          </w:p>
+        </w:tc>
+        <w:tc>
+          <w:tcPr/>
+          <w:p>
+            <w:pPr>
+              <w:pStyle w:val="Compact"/>
+            </w:pPr>
+            <w:r>
+              <w:rPr>
+                <w:b/>
+                <w:bCs/>
+              </w:rPr>
+              <w:t xml:space="preserve">n</w:t>
+            </w:r>
+          </w:p>
+        </w:tc>
+        <w:tc>
+          <w:tcPr/>
+          <w:p>
+            <w:pPr>
+              <w:pStyle w:val="Compact"/>
+            </w:pPr>
+            <m:oMath>
+              <m:r>
+                <m:t>A</m:t>
+              </m:r>
+            </m:oMath>
+            <w:r>
+              <w:rPr>
+                <w:b/>
+                <w:bCs/>
+              </w:rPr>
+              <w:t xml:space="preserve"> </w:t>
+            </w:r>
+            <w:r>
+              <w:rPr>
+                <w:b/>
+                <w:bCs/>
+              </w:rPr>
+              <w:t xml:space="preserve">(m)</w:t>
+            </w:r>
+          </w:p>
+        </w:tc>
+        <w:tc>
+          <w:tcPr/>
+          <w:p>
+            <w:pPr>
+              <w:pStyle w:val="Compact"/>
+            </w:pPr>
+            <m:oMath>
+              <m:r>
+                <m:rPr>
+                  <m:sty m:val="p"/>
+                </m:rPr>
+                <m:t>⟨</m:t>
+              </m:r>
+              <m:r>
+                <m:rPr>
+                  <m:sty m:val="p"/>
+                </m:rPr>
+                <m:t>cos</m:t>
+              </m:r>
+              <m:r>
+                <m:t>θ</m:t>
+              </m:r>
+              <m:r>
+                <m:rPr>
+                  <m:sty m:val="p"/>
+                </m:rPr>
+                <m:t>⟩</m:t>
+              </m:r>
+            </m:oMath>
+          </w:p>
+        </w:tc>
+        <w:tc>
+          <w:tcPr/>
+          <w:p>
+            <w:pPr>
+              <w:pStyle w:val="Compact"/>
+            </w:pPr>
+            <w:r>
+              <w:rPr>
+                <w:b/>
+                <w:bCs/>
+              </w:rPr>
+              <w:t xml:space="preserve">Pred. bias (m)</w:t>
+            </w:r>
+          </w:p>
+        </w:tc>
+        <w:tc>
+          <w:tcPr/>
+          <w:p>
+            <w:pPr>
+              <w:pStyle w:val="Compact"/>
+            </w:pPr>
+            <w:r>
+              <w:rPr>
+                <w:b/>
+                <w:bCs/>
+              </w:rPr>
+              <w:t xml:space="preserve">FES-sampled (m)</w:t>
+            </w:r>
+          </w:p>
+        </w:tc>
+      </w:tr>
+      <w:tr>
+        <w:tc>
+          <w:tcPr/>
+          <w:p>
+            <w:pPr>
+              <w:pStyle w:val="Compact"/>
+            </w:pPr>
+            <w:r>
+              <w:t xml:space="preserve">King Sound, NW Australia (mixed)</w:t>
+            </w:r>
+          </w:p>
+        </w:tc>
+        <w:tc>
+          <w:tcPr/>
+          <w:p>
+            <w:pPr>
+              <w:pStyle w:val="Compact"/>
+            </w:pPr>
+            <w:r>
+              <w:t xml:space="preserve">1{,}258</w:t>
+            </w:r>
+          </w:p>
+        </w:tc>
+        <w:tc>
+          <w:tcPr/>
+          <w:p>
+            <w:pPr>
+              <w:pStyle w:val="Compact"/>
+            </w:pPr>
+            <w:r>
+              <w:t xml:space="preserve">3.76</w:t>
+            </w:r>
+          </w:p>
+        </w:tc>
+        <w:tc>
+          <w:tcPr/>
+          <w:p>
+            <w:pPr>
+              <w:pStyle w:val="Compact"/>
+            </w:pPr>
+            <w:r>
+              <w:t xml:space="preserve">−0.267</w:t>
+            </w:r>
+          </w:p>
+        </w:tc>
+        <w:tc>
+          <w:tcPr/>
+          <w:p>
+            <w:pPr>
+              <w:pStyle w:val="Compact"/>
+            </w:pPr>
+            <w:r>
+              <w:t xml:space="preserve">−1.79</w:t>
+            </w:r>
+          </w:p>
+        </w:tc>
+        <w:tc>
+          <w:tcPr/>
+          <w:p>
+            <w:pPr>
+              <w:pStyle w:val="Compact"/>
+            </w:pPr>
+            <w:r>
+              <w:t xml:space="preserve">−1.55</w:t>
+            </w:r>
+          </w:p>
+        </w:tc>
+      </w:tr>
+      <w:tr>
+        <w:tc>
+          <w:tcPr/>
+          <w:p>
+            <w:pPr>
+              <w:pStyle w:val="Compact"/>
+            </w:pPr>
+            <w:r>
+              <w:t xml:space="preserve">Wadden Sea / German Bight (semidiurnal)</w:t>
+            </w:r>
+          </w:p>
+        </w:tc>
+        <w:tc>
+          <w:tcPr/>
+          <w:p>
+            <w:pPr>
+              <w:pStyle w:val="Compact"/>
+            </w:pPr>
+            <w:r>
+              <w:t xml:space="preserve">573</w:t>
+            </w:r>
+          </w:p>
+        </w:tc>
+        <w:tc>
+          <w:tcPr/>
+          <w:p>
+            <w:pPr>
+              <w:pStyle w:val="Compact"/>
+            </w:pPr>
+            <w:r>
+              <w:t xml:space="preserve">1.41</w:t>
+            </w:r>
+          </w:p>
+        </w:tc>
+        <w:tc>
+          <w:tcPr/>
+          <w:p>
+            <w:pPr>
+              <w:pStyle w:val="Compact"/>
+            </w:pPr>
+            <w:r>
+              <w:t xml:space="preserve">+0.028</w:t>
+            </w:r>
+          </w:p>
+        </w:tc>
+        <w:tc>
+          <w:tcPr/>
+          <w:p>
+            <w:pPr>
+              <w:pStyle w:val="Compact"/>
+            </w:pPr>
+            <w:r>
+              <w:t xml:space="preserve">+0.07</w:t>
+            </w:r>
+          </w:p>
+        </w:tc>
+        <w:tc>
+          <w:tcPr/>
+          <w:p>
+            <w:pPr>
+              <w:pStyle w:val="Compact"/>
+            </w:pPr>
+            <w:r>
+              <w:t xml:space="preserve">+0.16</w:t>
+            </w:r>
+          </w:p>
+        </w:tc>
+      </w:tr>
+      <w:tr>
+        <w:tc>
+          <w:tcPr/>
+          <w:p>
+            <w:pPr>
+              <w:pStyle w:val="Compact"/>
+            </w:pPr>
+            <w:r>
+              <w:t xml:space="preserve">Bay of Fundy / Minas Basin (max. range)</w:t>
+            </w:r>
+          </w:p>
+        </w:tc>
+        <w:tc>
+          <w:tcPr/>
+          <w:p>
+            <w:pPr>
+              <w:pStyle w:val="Compact"/>
+            </w:pPr>
+            <w:r>
+              <w:t xml:space="preserve">924</w:t>
+            </w:r>
+          </w:p>
+        </w:tc>
+        <w:tc>
+          <w:tcPr/>
+          <w:p>
+            <w:pPr>
+              <w:pStyle w:val="Compact"/>
+            </w:pPr>
+            <w:r>
+              <w:t xml:space="preserve">6.44</w:t>
+            </w:r>
+          </w:p>
+        </w:tc>
+        <w:tc>
+          <w:tcPr/>
+          <w:p>
+            <w:pPr>
+              <w:pStyle w:val="Compact"/>
+            </w:pPr>
+            <w:r>
+              <w:t xml:space="preserve">−0.016</w:t>
+            </w:r>
+          </w:p>
+        </w:tc>
+        <w:tc>
+          <w:tcPr/>
+          <w:p>
+            <w:pPr>
+              <w:pStyle w:val="Compact"/>
+            </w:pPr>
+            <w:r>
+              <w:t xml:space="preserve">−0.18</w:t>
+            </w:r>
+          </w:p>
+        </w:tc>
+        <w:tc>
+          <w:tcPr/>
+          <w:p>
+            <w:pPr>
+              <w:pStyle w:val="Compact"/>
+            </w:pPr>
+            <w:r>
+              <w:t xml:space="preserve">+0.24</w:t>
+            </w:r>
+          </w:p>
+        </w:tc>
+      </w:tr>
+    </w:tbl>
+    <w:p>
+      <w:pPr>
+        <w:pStyle w:val="BodyText"/>
+      </w:pPr>
+      <w:r>
+        <w:rPr>
+          <w:b/>
+          <w:bCs/>
+        </w:rPr>
+        <w:t xml:space="preserve">Table 4.</w:t>
+      </w:r>
+      <w:r>
+        <w:t xml:space="preserve"> </w:t>
+      </w:r>
+      <w:r>
+        <w:rPr>
+          <w:b/>
+          <w:bCs/>
+          <w:i/>
+          <w:iCs/>
+        </w:rPr>
+        <w:t xml:space="preserve">A priori</w:t>
+      </w:r>
+      <w:r>
+        <w:rPr>
+          <w:b/>
+          <w:bCs/>
+        </w:rPr>
+        <w:t xml:space="preserve"> </w:t>
+      </w:r>
+      <w:r>
+        <w:rPr>
+          <w:b/>
+          <w:bCs/>
+        </w:rPr>
+        <w:t xml:space="preserve">transferability of the bias model to macrotidal coasts outside Korea.</w:t>
+      </w:r>
+      <w:r>
+        <w:t xml:space="preserve"> </w:t>
+      </w:r>
+      <w:r>
+        <w:t xml:space="preserve">For each site the FES2022b amplitude</w:t>
+      </w:r>
+      <w:r>
+        <w:t xml:space="preserve"> </w:t>
+      </w:r>
+      <m:oMath>
+        <m:r>
+          <m:t>A</m:t>
+        </m:r>
+      </m:oMath>
+      <w:r>
+        <w:t xml:space="preserve">, mean overpass-phase cosine</w:t>
+      </w:r>
+      <w:r>
+        <w:t xml:space="preserve"> </w:t>
+      </w:r>
+      <m:oMath>
+        <m:r>
+          <m:rPr>
+            <m:sty m:val="p"/>
+          </m:rPr>
+          <m:t>⟨</m:t>
+        </m:r>
+        <m:r>
+          <m:rPr>
+            <m:sty m:val="p"/>
+          </m:rPr>
+          <m:t>cos</m:t>
+        </m:r>
+        <m:r>
+          <m:t>θ</m:t>
+        </m:r>
+        <m:r>
+          <m:rPr>
+            <m:sty m:val="p"/>
+          </m:rPr>
+          <m:t>⟩</m:t>
+        </m:r>
+      </m:oMath>
+      <w:r>
+        <w:t xml:space="preserve">, model-predicted bias</w:t>
+      </w:r>
+      <w:r>
+        <w:t xml:space="preserve"> </w:t>
+      </w:r>
+      <m:oMath>
+        <m:r>
+          <m:t>β</m:t>
+        </m:r>
+        <m:r>
+          <m:rPr>
+            <m:sty m:val="p"/>
+          </m:rPr>
+          <m:t>⋅</m:t>
+        </m:r>
+        <m:r>
+          <m:t>A</m:t>
+        </m:r>
+        <m:r>
+          <m:rPr>
+            <m:sty m:val="p"/>
+          </m:rPr>
+          <m:t>⋅</m:t>
+        </m:r>
+        <m:r>
+          <m:rPr>
+            <m:sty m:val="p"/>
+          </m:rPr>
+          <m:t>⟨</m:t>
+        </m:r>
+        <m:r>
+          <m:rPr>
+            <m:sty m:val="p"/>
+          </m:rPr>
+          <m:t>cos</m:t>
+        </m:r>
+        <m:r>
+          <m:t>θ</m:t>
+        </m:r>
+        <m:r>
+          <m:rPr>
+            <m:sty m:val="p"/>
+          </m:rPr>
+          <m:t>⟩</m:t>
+        </m:r>
+      </m:oMath>
+      <w:r>
+        <w:t xml:space="preserve"> </w:t>
+      </w:r>
+      <w:r>
+        <w:t xml:space="preserve">(</w:t>
+      </w:r>
+      <m:oMath>
+        <m:r>
+          <m:t>β</m:t>
+        </m:r>
+        <m:r>
+          <m:rPr>
+            <m:sty m:val="p"/>
+          </m:rPr>
+          <m:t>=</m:t>
+        </m:r>
+        <m:r>
+          <m:t>1.78</m:t>
+        </m:r>
+      </m:oMath>
+      <w:r>
+        <w:t xml:space="preserve">, the Korean slope applied unchanged), and FES-sampled bias (mean FES tide at the real Landsat-8/9 + Sentinel-2 overpass times) are computed from global data alone, with no local tide gauge.</w:t>
+      </w:r>
+      <w:r>
+        <w:t xml:space="preserve"> </w:t>
+      </w:r>
+      <m:oMath>
+        <m:r>
+          <m:t>n</m:t>
+        </m:r>
+      </m:oMath>
+      <w:r>
+        <w:t xml:space="preserve"> </w:t>
+      </w:r>
+      <w:r>
+        <w:t xml:space="preserve">= cloud-screened scenes (2020–2024, cloud</w:t>
+      </w:r>
+      <w:r>
+        <w:t xml:space="preserve"> </w:t>
+      </w:r>
+      <m:oMath>
+        <m:r>
+          <m:rPr>
+            <m:sty m:val="p"/>
+          </m:rPr>
+          <m:t>≤</m:t>
+        </m:r>
+      </m:oMath>
+      <w:r>
+        <w:t xml:space="preserve"> </w:t>
+      </w:r>
+      <w:r>
+        <w:t xml:space="preserve">60%).</w:t>
+      </w:r>
+    </w:p>
+    <w:p>
+      <w:pPr>
+        <w:pStyle w:val="BodyText"/>
+      </w:pPr>
+      <w:r>
+        <w:t xml:space="preserve">The model transfers and discriminates between high- and low-bias regimes. At King Sound it predicts a</w:t>
+      </w:r>
+      <w:r>
+        <w:t xml:space="preserve"> </w:t>
+      </w:r>
+      <m:oMath>
+        <m:r>
+          <m:rPr>
+            <m:sty m:val="p"/>
+          </m:rPr>
+          <m:t>−</m:t>
+        </m:r>
+        <m:r>
+          <m:t>1.79</m:t>
+        </m:r>
+      </m:oMath>
+      <w:r>
+        <w:t xml:space="preserve"> </w:t>
+      </w:r>
+      <w:r>
+        <w:t xml:space="preserve">m low-tide bias (FES-sampled</w:t>
+      </w:r>
+      <w:r>
+        <w:t xml:space="preserve"> </w:t>
+      </w:r>
+      <m:oMath>
+        <m:r>
+          <m:rPr>
+            <m:sty m:val="p"/>
+          </m:rPr>
+          <m:t>−</m:t>
+        </m:r>
+        <m:r>
+          <m:t>1.55</m:t>
+        </m:r>
+      </m:oMath>
+      <w:r>
+        <w:t xml:space="preserve"> </w:t>
+      </w:r>
+      <w:r>
+        <w:t xml:space="preserve">m), comparable in magnitude to the Korean west coast and arising — as in Korea — from an overpass that consistently falls on the ebb side of a large-amplitude tide; because northwest Australia lies within the operational footprint of the Digital Earth Australia Intertidal product (Sagar et al., 2017; Bishop-Taylor et al., 2019a), this is a directly consequential prediction for an existing continental-scale waterline-DEM product. The German Wadden Sea, by contrast, shows only a</w:t>
+      </w:r>
+      <w:r>
+        <w:t xml:space="preserve"> </w:t>
+      </w:r>
+      <m:oMath>
+        <m:r>
+          <m:rPr>
+            <m:sty m:val="p"/>
+          </m:rPr>
+          <m:t>+</m:t>
+        </m:r>
+        <m:r>
+          <m:t>0.07</m:t>
+        </m:r>
+      </m:oMath>
+      <w:r>
+        <w:t xml:space="preserve"> </w:t>
+      </w:r>
+      <w:r>
+        <w:t xml:space="preserve">m predicted bias (FES-sampled</w:t>
+      </w:r>
+      <w:r>
+        <w:t xml:space="preserve"> </w:t>
+      </w:r>
+      <m:oMath>
+        <m:r>
+          <m:rPr>
+            <m:sty m:val="p"/>
+          </m:rPr>
+          <m:t>+</m:t>
+        </m:r>
+        <m:r>
+          <m:t>0.16</m:t>
+        </m:r>
+      </m:oMath>
+      <w:r>
+        <w:t xml:space="preserve"> </w:t>
+      </w:r>
+      <w:r>
+        <w:t xml:space="preserve">m). The Bay of Fundy is an instructive case: despite the world’s largest tidal amplitude (FES</w:t>
+      </w:r>
+      <w:r>
+        <w:t xml:space="preserve"> </w:t>
+      </w:r>
+      <m:oMath>
+        <m:sSub>
+          <m:e>
+            <m:r>
+              <m:t>M</m:t>
+            </m:r>
+          </m:e>
+          <m:sub>
+            <m:r>
+              <m:t>2</m:t>
+            </m:r>
+          </m:sub>
+        </m:sSub>
+        <m:r>
+          <m:rPr>
+            <m:sty m:val="p"/>
+          </m:rPr>
+          <m:t>=</m:t>
+        </m:r>
+        <m:r>
+          <m:t>6.4</m:t>
+        </m:r>
+      </m:oMath>
+      <w:r>
+        <w:t xml:space="preserve"> </w:t>
+      </w:r>
+      <w:r>
+        <w:t xml:space="preserve">m), the predicted bias is negligible (</w:t>
+      </w:r>
+      <m:oMath>
+        <m:r>
+          <m:rPr>
+            <m:sty m:val="p"/>
+          </m:rPr>
+          <m:t>−</m:t>
+        </m:r>
+        <m:r>
+          <m:t>0.18</m:t>
+        </m:r>
+      </m:oMath>
+      <w:r>
+        <w:t xml:space="preserve"> </w:t>
+      </w:r>
+      <w:r>
+        <w:t xml:space="preserve">m) because the near-10:30 local-solar-time overpass falls near mid-tide (</w:t>
+      </w:r>
+      <m:oMath>
+        <m:r>
+          <m:rPr>
+            <m:sty m:val="p"/>
+          </m:rPr>
+          <m:t>⟨</m:t>
+        </m:r>
+        <m:r>
+          <m:rPr>
+            <m:sty m:val="p"/>
+          </m:rPr>
+          <m:t>cos</m:t>
+        </m:r>
+        <m:r>
+          <m:t>θ</m:t>
+        </m:r>
+        <m:r>
+          <m:rPr>
+            <m:sty m:val="p"/>
+          </m:rPr>
+          <m:t>⟩</m:t>
+        </m:r>
+        <m:r>
+          <m:rPr>
+            <m:sty m:val="p"/>
+          </m:rPr>
+          <m:t>≈</m:t>
+        </m:r>
+        <m:r>
+          <m:rPr>
+            <m:sty m:val="p"/>
+          </m:rPr>
+          <m:t>−</m:t>
+        </m:r>
+        <m:r>
+          <m:t>0.02</m:t>
+        </m:r>
+      </m:oMath>
+      <w:r>
+        <w:t xml:space="preserve">). This directly confirms Eq.~Eq. (1): the systematic bias is set by the overpass</w:t>
+      </w:r>
+      <w:r>
+        <w:t xml:space="preserve"> </w:t>
+      </w:r>
+      <w:r>
+        <w:rPr>
+          <w:i/>
+          <w:iCs/>
+        </w:rPr>
+        <w:t xml:space="preserve">phase</w:t>
+      </w:r>
+      <w:r>
+        <w:t xml:space="preserve"> </w:t>
+      </w:r>
+      <m:oMath>
+        <m:r>
+          <m:rPr>
+            <m:sty m:val="p"/>
+          </m:rPr>
+          <m:t>⟨</m:t>
+        </m:r>
+        <m:r>
+          <m:rPr>
+            <m:sty m:val="p"/>
+          </m:rPr>
+          <m:t>cos</m:t>
+        </m:r>
+        <m:r>
+          <m:t>θ</m:t>
+        </m:r>
+        <m:r>
+          <m:rPr>
+            <m:sty m:val="p"/>
+          </m:rPr>
+          <m:t>⟩</m:t>
+        </m:r>
+      </m:oMath>
+      <w:r>
+        <w:t xml:space="preserve">, not by tidal amplitude alone, so the highest-amplitude coast can carry a smaller waterline-DEM bias than a moderate-amplitude coast sampled at an unfavourable phase.</w:t>
+      </w:r>
+    </w:p>
+    <w:p>
+      <w:pPr>
+        <w:pStyle w:val="BodyText"/>
+      </w:pPr>
+      <w:r>
+        <w:t xml:space="preserve">Two caveats bound the interpretation. First, this is an</w:t>
+      </w:r>
+      <w:r>
+        <w:t xml:space="preserve"> </w:t>
+      </w:r>
+      <w:r>
+        <w:rPr>
+          <w:i/>
+          <w:iCs/>
+        </w:rPr>
+        <w:t xml:space="preserve">a priori prediction</w:t>
+      </w:r>
+      <w:r>
+        <w:t xml:space="preserve"> </w:t>
+      </w:r>
+      <w:r>
+        <w:t xml:space="preserve">computed entirely from a global tide model and satellite ephemerides; it is not an independent validation against in-situ observations, which would require local gauges at each foreign site. Second, where</w:t>
+      </w:r>
+      <w:r>
+        <w:t xml:space="preserve"> </w:t>
+      </w:r>
+      <m:oMath>
+        <m:r>
+          <m:rPr>
+            <m:sty m:val="p"/>
+          </m:rPr>
+          <m:t>⟨</m:t>
+        </m:r>
+        <m:r>
+          <m:rPr>
+            <m:sty m:val="p"/>
+          </m:rPr>
+          <m:t>cos</m:t>
+        </m:r>
+        <m:r>
+          <m:t>θ</m:t>
+        </m:r>
+        <m:r>
+          <m:rPr>
+            <m:sty m:val="p"/>
+          </m:rPr>
+          <m:t>⟩</m:t>
+        </m:r>
+        <m:r>
+          <m:rPr>
+            <m:sty m:val="p"/>
+          </m:rPr>
+          <m:t>≈</m:t>
+        </m:r>
+        <m:r>
+          <m:t>0</m:t>
+        </m:r>
+      </m:oMath>
+      <w:r>
+        <w:t xml:space="preserve"> </w:t>
+      </w:r>
+      <w:r>
+        <w:t xml:space="preserve">the leading-order predictor is small and its sign is sensitive to higher-order terms: at the Bay of Fundy the predicted (</w:t>
+      </w:r>
+      <m:oMath>
+        <m:r>
+          <m:rPr>
+            <m:sty m:val="p"/>
+          </m:rPr>
+          <m:t>−</m:t>
+        </m:r>
+        <m:r>
+          <m:t>0.18</m:t>
+        </m:r>
+      </m:oMath>
+      <w:r>
+        <w:t xml:space="preserve"> </w:t>
+      </w:r>
+      <w:r>
+        <w:t xml:space="preserve">m) and FES-sampled (</w:t>
+      </w:r>
+      <m:oMath>
+        <m:r>
+          <m:rPr>
+            <m:sty m:val="p"/>
+          </m:rPr>
+          <m:t>+</m:t>
+        </m:r>
+        <m:r>
+          <m:t>0.24</m:t>
+        </m:r>
+      </m:oMath>
+      <w:r>
+        <w:t xml:space="preserve"> </w:t>
+      </w:r>
+      <w:r>
+        <w:t xml:space="preserve">m) biases disagree in sign, though both are within</w:t>
+      </w:r>
+      <w:r>
+        <w:t xml:space="preserve"> </w:t>
+      </w:r>
+      <m:oMath>
+        <m:r>
+          <m:rPr>
+            <m:sty m:val="p"/>
+          </m:rPr>
+          <m:t>±</m:t>
+        </m:r>
+        <m:r>
+          <m:t>0.25</m:t>
+        </m:r>
+      </m:oMath>
+      <w:r>
+        <w:t xml:space="preserve"> </w:t>
+      </w:r>
+      <w:r>
+        <w:t xml:space="preserve">m and negligible beside the metre-scale biases at unfavourably phased sites. Subject to these caveats, the foreign-coast results show that the model is not a Korean artefact and, more usefully, that it can be run anywhere from open global data to flag which macrotidal coasts and waterline-DEM products are most exposed to the sampling bias.</w:t>
       </w:r>
     </w:p>
     <w:p>
@@ -12064,9 +13406,9 @@
         </w:pict>
       </w:r>
     </w:p>
-    <w:bookmarkEnd w:id="57"/>
     <w:bookmarkEnd w:id="58"/>
-    <w:bookmarkStart w:id="64" w:name="discussion"/>
+    <w:bookmarkEnd w:id="59"/>
+    <w:bookmarkStart w:id="65" w:name="discussion"/>
     <w:p>
       <w:pPr>
         <w:pStyle w:val="Heading2"/>
@@ -12075,7 +13417,7 @@
         <w:t xml:space="preserve">5. Discussion</w:t>
       </w:r>
     </w:p>
-    <w:bookmarkStart w:id="59" w:name="physical-interpretation-of-beta-1"/>
+    <w:bookmarkStart w:id="60" w:name="physical-interpretation-of-beta-1"/>
     <w:p>
       <w:pPr>
         <w:pStyle w:val="Heading3"/>
@@ -12213,7 +13555,7 @@
         <w:t xml:space="preserve"> </w:t>
       </w:r>
       <w:r>
-        <w:t xml:space="preserve">constituents reinforce each other), tidal amplitude is at its fortnightly maximum. The 14.77-day spring–neap cycle does not divide evenly into the 16- or 12-day sun-synchronous revisit cycles, so satellites preferentially catch certain phases of the spring–neap envelope. If those preferred phases also have</w:t>
+        <w:t xml:space="preserve">constituents reinforce each other), tidal amplitude is at its fortnightly maximum. The 14.77-day spring–neap cycle does not divide evenly into the 16- and 10-day sun-synchronous optical revisit cycles, so satellites preferentially catch certain phases of the spring–neap envelope. If those preferred phases also have</w:t>
       </w:r>
       <w:r>
         <w:t xml:space="preserve"> </w:t>
@@ -12271,23 +13613,7 @@
         <w:t xml:space="preserve"> </w:t>
       </w:r>
       <w:r>
-        <w:t xml:space="preserve">is</w:t>
-      </w:r>
-      <w:r>
-        <w:t xml:space="preserve"> </w:t>
-      </w:r>
-      <w:r>
-        <w:rPr>
-          <w:i/>
-          <w:iCs/>
-        </w:rPr>
-        <w:t xml:space="preserve">more negative</w:t>
-      </w:r>
-      <w:r>
-        <w:t xml:space="preserve"> </w:t>
-      </w:r>
-      <w:r>
-        <w:t xml:space="preserve">than</w:t>
+        <w:t xml:space="preserve">is more negative than</w:t>
       </w:r>
       <w:r>
         <w:t xml:space="preserve"> </w:t>
@@ -12410,7 +13736,7 @@
         <w:t xml:space="preserve"> </w:t>
       </w:r>
       <w:r>
-        <w:t xml:space="preserve">from the data (not shown here; see supplementary) yields covariance contributions of 0.15–0.30 m, consistent with the observed slope.</w:t>
+        <w:t xml:space="preserve">from the data (see the Supplementary Material) yields covariance contributions of 0.15–0.30 m, consistent with the observed slope.</w:t>
       </w:r>
     </w:p>
     <w:p>
@@ -12477,7 +13803,35 @@
         <w:t xml:space="preserve"> </w:t>
       </w:r>
       <w:r>
-        <w:t xml:space="preserve">The Korean western coast has a mixed tidal regime in which two unequal high waters occur each day (diurnal inequality). Our HW-to-HW phase definition averages over both daily cycles and so partially absorbs this asymmetry; the residual is contributed to the slope.</w:t>
+        <w:t xml:space="preserve">The Korean western coast has a semidiurnal regime with moderate diurnal inequality (form factor</w:t>
+      </w:r>
+      <w:r>
+        <w:t xml:space="preserve"> </w:t>
+      </w:r>
+      <m:oMath>
+        <m:r>
+          <m:t>F</m:t>
+        </m:r>
+        <m:r>
+          <m:rPr>
+            <m:sty m:val="p"/>
+          </m:rPr>
+          <m:t>≈</m:t>
+        </m:r>
+        <m:r>
+          <m:t>0.17</m:t>
+        </m:r>
+      </m:oMath>
+      <w:r>
+        <w:t xml:space="preserve">–</w:t>
+      </w:r>
+      <m:oMath>
+        <m:r>
+          <m:t>0.22</m:t>
+        </m:r>
+      </m:oMath>
+      <w:r>
+        <w:t xml:space="preserve">), in which the two daily high waters are slightly unequal. Our HW-to-HW phase definition averages over both daily cycles and so partially absorbs this asymmetry; the residual is contributed to the slope.</w:t>
       </w:r>
     </w:p>
     <w:p>
@@ -12663,14 +14017,14 @@
         <w:t xml:space="preserve">amplitude only slightly, leaving residual slope contributions to mechanisms (i)–(ii).</w:t>
       </w:r>
     </w:p>
-    <w:bookmarkEnd w:id="59"/>
-    <w:bookmarkStart w:id="60" w:name="Xec88b37862774c60052025a13adec28305d013b"/>
+    <w:bookmarkEnd w:id="60"/>
+    <w:bookmarkStart w:id="61" w:name="X4367d5c74f443468a398c94e1c4e06b60442d43"/>
     <w:p>
       <w:pPr>
         <w:pStyle w:val="Heading3"/>
       </w:pPr>
       <w:r>
-        <w:t xml:space="preserve">5.2 The bipolar bias: a regional amphidromic phenomenon</w:t>
+        <w:t xml:space="preserve">5.2 The sign-reversing bias: a regional amphidromic phenomenon</w:t>
       </w:r>
     </w:p>
     <w:p>
@@ -12678,7 +14032,7 @@
         <w:pStyle w:val="FirstParagraph"/>
       </w:pPr>
       <w:r>
-        <w:t xml:space="preserve">The most novel finding is that the</w:t>
+        <w:t xml:space="preserve">A central finding is that the</w:t>
       </w:r>
       <w:r>
         <w:t xml:space="preserve"> </w:t>
@@ -12717,7 +14071,7 @@
         <w:t xml:space="preserve"> </w:t>
       </w:r>
       <w:r>
-        <w:t xml:space="preserve">amphidromic system (see Section 1.4; Choi et al., 2014). The HW phase at Incheon (DT_0001) lags the Yeosu HW phase by about 4 h: Yeosu HW arrives at LST</w:t>
+        <w:t xml:space="preserve">amphidromic system (see Section 1.4; Choi et al., 2014). The HW phase at Incheon (DT_0001) lags the Yeosu HW phase by about 4 h: Yeosu HW arrives at a local solar time of</w:t>
       </w:r>
       <w:r>
         <w:t xml:space="preserve"> </w:t>
@@ -12734,7 +14088,7 @@
         <w:t xml:space="preserve"> </w:t>
       </w:r>
       <w:r>
-        <w:t xml:space="preserve">10:00 (just before our 11:00 satellite peak), Incheon HW at LST</w:t>
+        <w:t xml:space="preserve">10:00 (just before the optical overpass), Incheon HW at</w:t>
       </w:r>
       <w:r>
         <w:t xml:space="preserve"> </w:t>
@@ -12751,7 +14105,7 @@
         <w:t xml:space="preserve"> </w:t>
       </w:r>
       <w:r>
-        <w:t xml:space="preserve">14:00 (well after). Consequently, the 11:00 KST overpass catches different phases of the local tide:</w:t>
+        <w:t xml:space="preserve">14:00 (well after). Consequently, the optical overpass catches different phases of the local tide:</w:t>
       </w:r>
     </w:p>
     <w:p>
@@ -12770,7 +14124,7 @@
         <w:t xml:space="preserve">Western sites (Incheon-phased)</w:t>
       </w:r>
       <w:r>
-        <w:t xml:space="preserve">: 11:00</w:t>
+        <w:t xml:space="preserve">: the overpass falls near low water (phase</w:t>
       </w:r>
       <w:r>
         <w:t xml:space="preserve"> </w:t>
@@ -12783,60 +14137,6 @@
           <m:t>≈</m:t>
         </m:r>
         <m:r>
-          <m:t>3</m:t>
-        </m:r>
-      </m:oMath>
-      <w:r>
-        <w:t xml:space="preserve"> </w:t>
-      </w:r>
-      <w:r>
-        <w:t xml:space="preserve">h before HW</w:t>
-      </w:r>
-      <w:r>
-        <w:t xml:space="preserve"> </w:t>
-      </w:r>
-      <m:oMath>
-        <m:r>
-          <m:rPr>
-            <m:sty m:val="p"/>
-          </m:rPr>
-          <m:t>≈</m:t>
-        </m:r>
-      </m:oMath>
-      <w:r>
-        <w:t xml:space="preserve"> </w:t>
-      </w:r>
-      <w:r>
-        <w:t xml:space="preserve">middle of ebb</w:t>
-      </w:r>
-      <w:r>
-        <w:t xml:space="preserve"> </w:t>
-      </w:r>
-      <m:oMath>
-        <m:r>
-          <m:rPr>
-            <m:sty m:val="p"/>
-          </m:rPr>
-          <m:t>≈</m:t>
-        </m:r>
-      </m:oMath>
-      <w:r>
-        <w:t xml:space="preserve"> </w:t>
-      </w:r>
-      <w:r>
-        <w:t xml:space="preserve">phase</w:t>
-      </w:r>
-      <w:r>
-        <w:t xml:space="preserve"> </w:t>
-      </w:r>
-      <m:oMath>
-        <m:r>
-          <m:rPr>
-            <m:sty m:val="p"/>
-          </m:rPr>
-          <m:t>≈</m:t>
-        </m:r>
-        <m:r>
           <m:t>235</m:t>
         </m:r>
         <m:r>
@@ -12850,7 +14150,7 @@
         <w:t xml:space="preserve"> </w:t>
       </w:r>
       <w:r>
-        <w:t xml:space="preserve">(within our HW-to-HW convention)</w:t>
+        <w:t xml:space="preserve">in our HW-to-HW convention, i.e. just past LW on the early flood)</w:t>
       </w:r>
       <w:r>
         <w:t xml:space="preserve"> </w:t>
@@ -12910,7 +14210,7 @@
         <w:t xml:space="preserve">Southern site (Yeosu-phased)</w:t>
       </w:r>
       <w:r>
-        <w:t xml:space="preserve">: 11:00</w:t>
+        <w:t xml:space="preserve">: the overpass falls</w:t>
       </w:r>
       <w:r>
         <w:t xml:space="preserve"> </w:t>
@@ -13044,7 +14344,7 @@
         <w:t xml:space="preserve"> </w:t>
       </w:r>
       <w:r>
-        <w:t xml:space="preserve">evolution of the sampling phase within a single coastal footprint over 1993–2019. To our knowledge the present analysis is the first quantitative demonstration in the</w:t>
+        <w:t xml:space="preserve">evolution of the sampling phase within a single coastal footprint over 1993–2019. The present analysis provides an explicit quantitative demonstration in the</w:t>
       </w:r>
       <w:r>
         <w:t xml:space="preserve"> </w:t>
@@ -13060,24 +14360,11 @@
         <w:t xml:space="preserve"> </w:t>
       </w:r>
       <w:r>
-        <w:t xml:space="preserve">domain — i.e. that</w:t>
-      </w:r>
-      <w:r>
-        <w:t xml:space="preserve"> </w:t>
-      </w:r>
-      <w:r>
-        <w:rPr>
-          <w:b/>
-          <w:bCs/>
-        </w:rPr>
-        <w:t xml:space="preserve">for an instantaneously-sampling optical waterline workflow the sign of the bias reverses across the regional amphidromic structure</w:t>
-      </w:r>
-      <w:r>
-        <w:t xml:space="preserve">, independently of the satellite or the local tidal range alone. We return to candidate analogous regions in Section 5.5.</w:t>
-      </w:r>
-    </w:p>
-    <w:bookmarkEnd w:id="60"/>
-    <w:bookmarkStart w:id="61" w:name="Xd632fd15f88e8dd631807cd8eccd112decf7571"/>
+        <w:t xml:space="preserve">domain — i.e. that for an instantaneously-sampling optical waterline workflow the sign of the bias reverses across the regional amphidromic structure, independently of the satellite or the local tidal range alone. We return to candidate analogous regions in Section 5.5.</w:t>
+      </w:r>
+    </w:p>
+    <w:bookmarkEnd w:id="61"/>
+    <w:bookmarkStart w:id="62" w:name="Xd632fd15f88e8dd631807cd8eccd112decf7571"/>
     <w:p>
       <w:pPr>
         <w:pStyle w:val="Heading3"/>
@@ -13132,7 +14419,7 @@
         <w:t xml:space="preserve"> </w:t>
       </w:r>
       <w:r>
-        <w:t xml:space="preserve">Equation (1) allows any user of waterline DEMs to estimate the systematic vertical bias of their product from only (i) the satellite overpass time and (ii) the local tide phase at that time, computable from any global tide model — for instance FES2022b (Carrère et al., 2022; Lyard et al., 2021), as validated in Section 4.7(d), or TPXO (Egbert and Erofeeva, 2002). The LOO-validated RMSE of 0.16 m on</w:t>
+        <w:t xml:space="preserve">Equation (1) allows any user of waterline DEMs to estimate the systematic vertical bias of their product from only (i) the satellite overpass time and (ii) the local tide phase at that time, computable from any global tide model — for instance FES2022b (Carrère et al., 2022; Lyard et al., 2021), as cross-checked in Section 4.7(d), or TPXO (Egbert and Erofeeva, 2002). The LOO-validated RMSE of 0.16 m on</w:t>
       </w:r>
       <w:r>
         <w:t xml:space="preserve"> </w:t>
@@ -13250,7 +14537,24 @@
         <w:t xml:space="preserve"> </w:t>
       </w:r>
       <w:r>
-        <w:t xml:space="preserve">Sentinel-1 SAR has overpasses near 06:00 and 18:00 LST, displaced from the optical 11:00 LST by approximately 5 h. Since</w:t>
+        <w:t xml:space="preserve">Sentinel-1 SAR has overpasses near 06:00 and 18:00 local solar time, displaced from the</w:t>
+      </w:r>
+      <w:r>
+        <w:t xml:space="preserve"> </w:t>
+      </w:r>
+      <m:oMath>
+        <m:r>
+          <m:rPr>
+            <m:sty m:val="p"/>
+          </m:rPr>
+          <m:t>≈</m:t>
+        </m:r>
+      </m:oMath>
+      <w:r>
+        <w:t xml:space="preserve"> </w:t>
+      </w:r>
+      <w:r>
+        <w:t xml:space="preserve">10:30 optical overpass by roughly 5 h. Since</w:t>
       </w:r>
       <w:r>
         <w:t xml:space="preserve"> </w:t>
@@ -13414,7 +14718,7 @@
         <w:pStyle w:val="BodyText"/>
       </w:pPr>
       <w:r>
-        <w:t xml:space="preserve">This phase-orthogonality argument supplies the missing first-principles explanation for an empirical observation reported independently by Lee, J. et al. (2025) on the Taean Peninsula. Using Landsat-8/9, Sentinel-2A/B, and Sentinel-1A imagery over a single calendar year (2022) and validating against UAV-LiDAR, they identify a 5-month minimum data-collection window past which the fusion DEM mean absolute error (MAE) no longer drops below approximately 25 cm. We tested this quantitatively at Garorim Bay — the closest of our five sites to their Taean Peninsula study area, approximately 30 km north of Geunso Bay — using the full 5-year cumulative-sample trajectory of</w:t>
+        <w:t xml:space="preserve">This phase-orthogonality argument supplies a first-principles explanation consistent with an empirical observation reported independently by Lee, J. et al. (2025) on the Taean Peninsula. Using Landsat-8/9, Sentinel-2A/B, and Sentinel-1A imagery over a single calendar year (2022) and validating against UAV-LiDAR, they identify a 5-month minimum data-collection window past which the fusion DEM mean absolute error no longer drops below approximately 25 cm. We tested this quantitatively at Garorim Bay — the closest of our five sites to their Taean Peninsula study area, approximately 30 km north of Geunso Bay — using the full 5-year cumulative-sample trajectory of</w:t>
       </w:r>
       <w:r>
         <w:t xml:space="preserve"> </w:t>
@@ -13470,23 +14774,7 @@
         </m:r>
       </m:oMath>
       <w:r>
-        <w:t xml:space="preserve">. The trajectory</w:t>
-      </w:r>
-      <w:r>
-        <w:t xml:space="preserve"> </w:t>
-      </w:r>
-      <w:r>
-        <w:rPr>
-          <w:b/>
-          <w:bCs/>
-        </w:rPr>
-        <w:t xml:space="preserve">does not</w:t>
-      </w:r>
-      <w:r>
-        <w:t xml:space="preserve"> </w:t>
-      </w:r>
-      <w:r>
-        <w:t xml:space="preserve">drop below 0.10 at any time within the 5-year record: its 5-year geometric asymptote is</w:t>
+        <w:t xml:space="preserve">. The trajectory does not drop below 0.10 at any time within the 5-year record: its 5-year geometric asymptote is</w:t>
       </w:r>
       <w:r>
         <w:t xml:space="preserve"> </w:t>
@@ -13541,14 +14829,14 @@
           <m:rPr>
             <m:sty m:val="p"/>
           </m:rPr>
-          <m:t>=</m:t>
-        </m:r>
-        <m:r>
-          <m:t>0.208</m:t>
-        </m:r>
-      </m:oMath>
-      <w:r>
-        <w:t xml:space="preserve">, and its 5-month value is</w:t>
+          <m:t>≈</m:t>
+        </m:r>
+        <m:r>
+          <m:t>0.21</m:t>
+        </m:r>
+      </m:oMath>
+      <w:r>
+        <w:t xml:space="preserve">, the trajectory does not settle to within 10 % of that asymptote until roughly 760 days, and its value at the Lee et al. optimum is</w:t>
       </w:r>
       <w:r>
         <w:t xml:space="preserve"> </w:t>
@@ -13610,17 +14898,17 @@
           <m:rPr>
             <m:sty m:val="p"/>
           </m:rPr>
-          <m:t>=</m:t>
-        </m:r>
-        <m:r>
-          <m:t>0.329</m:t>
-        </m:r>
-      </m:oMath>
-      <w:r>
-        <w:t xml:space="preserve"> </w:t>
-      </w:r>
-      <w:r>
-        <w:t xml:space="preserve">— i.e., the sampled-phase vector is still approximately 58 % above its sun-synchronous floor at the Lee et al. optimum.</w:t>
+          <m:t>≈</m:t>
+        </m:r>
+        <m:r>
+          <m:t>0.33</m:t>
+        </m:r>
+      </m:oMath>
+      <w:r>
+        <w:t xml:space="preserve"> </w:t>
+      </w:r>
+      <w:r>
+        <w:t xml:space="preserve">— i.e., at five months the sampled-phase vector still sits well above its sun-synchronous floor rather than at it. Because this is a single cumulative trajectory, the point value at 152 days carries substantial sampling noise, so we treat it as a plausibility argument for the existence of an intermediate-timescale plateau, not as a precise prediction of its level.</w:t>
       </w:r>
     </w:p>
     <w:p>
@@ -13628,23 +14916,7 @@
         <w:pStyle w:val="BodyText"/>
       </w:pPr>
       <w:r>
-        <w:t xml:space="preserve">The 5-month optimum is therefore</w:t>
-      </w:r>
-      <w:r>
-        <w:t xml:space="preserve"> </w:t>
-      </w:r>
-      <w:r>
-        <w:rPr>
-          <w:i/>
-          <w:iCs/>
-        </w:rPr>
-        <w:t xml:space="preserve">not</w:t>
-      </w:r>
-      <w:r>
-        <w:t xml:space="preserve"> </w:t>
-      </w:r>
-      <w:r>
-        <w:t xml:space="preserve">a</w:t>
+        <w:t xml:space="preserve">The 5-month optimum is therefore not a</w:t>
       </w:r>
       <w:r>
         <w:t xml:space="preserve"> </w:t>
@@ -13947,17 +15219,7 @@
         <w:pStyle w:val="BodyText"/>
       </w:pPr>
       <w:r>
-        <w:t xml:space="preserve">Two further predictions follow from this argument. First, extending the SAR record beyond 5 months until</w:t>
-      </w:r>
-      <w:r>
-        <w:t xml:space="preserve"> </w:t>
-      </w:r>
-      <w:r>
-        <w:rPr>
-          <w:i/>
-          <w:iCs/>
-        </w:rPr>
-        <w:t xml:space="preserve">its</w:t>
+        <w:t xml:space="preserve">Two further predictions follow from this argument. First, extending the SAR record beyond 5 months until its</w:t>
       </w:r>
       <w:r>
         <w:t xml:space="preserve"> </w:t>
@@ -14078,8 +15340,8 @@
         <w:t xml:space="preserve">that govern Eq. (1) produce a substantially shorter collection-window optimum than at the Taean Peninsula. A dedicated test of these predictions is the natural next step.</w:t>
       </w:r>
     </w:p>
-    <w:bookmarkEnd w:id="61"/>
-    <w:bookmarkStart w:id="62" w:name="limitations"/>
+    <w:bookmarkEnd w:id="62"/>
+    <w:bookmarkStart w:id="63" w:name="limitations"/>
     <w:p>
       <w:pPr>
         <w:pStyle w:val="Heading3"/>
@@ -14103,7 +15365,7 @@
         <w:t xml:space="preserve"> </w:t>
       </w:r>
       <w:r>
-        <w:t xml:space="preserve">The horizontal-domain numbers (1.06–2.53 km truncation widths) assume a uniform planar slope per site. Real tidal flats have non-uniform hypsometry, often concave upward (more area at lower elevations). Replacing the planar assumption with site-specific LiDAR or SRTM hypsometric curves would refine the horizontal numbers but leave the vertical RMSE and elevation truncation bands unchanged.</w:t>
+        <w:t xml:space="preserve">The horizontal-domain numbers (roughly 1.1–2.5 km truncation widths) assume a uniform planar slope per site and scale inversely with that slope, which is why they are reported to one to two significant figures. Real tidal flats have non-uniform hypsometry, often concave upward (more area at lower elevations). Replacing the planar assumption with site-specific LiDAR or SRTM hypsometric curves would refine the horizontal numbers but leave the vertical RMSE and elevation truncation bands unchanged.</w:t>
       </w:r>
     </w:p>
     <w:p>
@@ -14202,7 +15464,7 @@
         <w:t xml:space="preserve"> </w:t>
       </w:r>
       <w:r>
-        <w:t xml:space="preserve">amplitudes interpolated from FES2022b at the KHOA gauge coordinates underestimate the locally observed amplitudes by 30–60 % (e.g., Ganghwa: FES 1.02 m vs KHOA-derived 2.83 m). The FES2022b sensitivity test of Section 4.7(d) therefore validates the</w:t>
+        <w:t xml:space="preserve">amplitudes interpolated from FES2022b at the KHOA gauge coordinates underestimate the locally observed amplitudes by 30–60 % (e.g., Ganghwa: FES 1.02 m versus KHOA-derived 2.83 m). The FES2022b sensitivity test of Section 4.7(d) therefore confirms the</w:t>
       </w:r>
       <w:r>
         <w:t xml:space="preserve"> </w:t>
@@ -14329,8 +15591,8 @@
         <w:t xml:space="preserve">% of all stats).</w:t>
       </w:r>
     </w:p>
-    <w:bookmarkEnd w:id="62"/>
-    <w:bookmarkStart w:id="63" w:name="generality"/>
+    <w:bookmarkEnd w:id="63"/>
+    <w:bookmarkStart w:id="64" w:name="generality"/>
     <w:p>
       <w:pPr>
         <w:pStyle w:val="Heading3"/>
@@ -14344,7 +15606,30 @@
         <w:pStyle w:val="FirstParagraph"/>
       </w:pPr>
       <w:r>
-        <w:t xml:space="preserve">The analytical model (Eq. (1)) is</w:t>
+        <w:t xml:space="preserve">The analytical model (Eq. (1)) is not specific to Korea: it depends only on the local tidal amplitude and on the satellite overpass phase. Wherever both quantities can be evaluated (global tide model + satellite ephemeris), the same first-order bias correction applies. The sign-reversing polarity is, however, specific to regions crossed by an amphidromic phase gradient comparable to 1/4 of an</w:t>
+      </w:r>
+      <w:r>
+        <w:t xml:space="preserve"> </w:t>
+      </w:r>
+      <m:oMath>
+        <m:sSub>
+          <m:e>
+            <m:r>
+              <m:t>M</m:t>
+            </m:r>
+          </m:e>
+          <m:sub>
+            <m:r>
+              <m:t>2</m:t>
+            </m:r>
+          </m:sub>
+        </m:sSub>
+      </m:oMath>
+      <w:r>
+        <w:t xml:space="preserve"> </w:t>
+      </w:r>
+      <w:r>
+        <w:t xml:space="preserve">cycle (approximately 3 h). We hypothesise that analogous gradients exist on, for example, the Bay of Fundy and the Gulf of Maine (U.S./Canadian Atlantic), the southern North Sea (the Wash, the German Bight), and parts of the Australian north coast. Section 4.8 takes a first step toward testing this generality: applying the</w:t>
       </w:r>
       <w:r>
         <w:t xml:space="preserve"> </w:t>
@@ -14354,36 +15639,59 @@
           <w:i/>
           <w:iCs/>
         </w:rPr>
-        <w:t xml:space="preserve">not</w:t>
-      </w:r>
-      <w:r>
-        <w:t xml:space="preserve"> </w:t>
-      </w:r>
-      <w:r>
-        <w:t xml:space="preserve">specific to Korea: it depends only on the local tidal amplitude and on the satellite overpass phase. Wherever both quantities can be evaluated (global tide model + satellite ephemeris), the same first-order bias correction applies. The bipolar polarity is, however, specific to regions crossed by an amphidromic phase gradient comparable to 1/4 of an</w:t>
-      </w:r>
-      <w:r>
-        <w:t xml:space="preserve"> </w:t>
-      </w:r>
-      <m:oMath>
-        <m:sSub>
-          <m:e>
-            <m:r>
-              <m:t>M</m:t>
-            </m:r>
-          </m:e>
-          <m:sub>
-            <m:r>
-              <m:t>2</m:t>
-            </m:r>
-          </m:sub>
-        </m:sSub>
-      </m:oMath>
-      <w:r>
-        <w:t xml:space="preserve"> </w:t>
-      </w:r>
-      <w:r>
-        <w:t xml:space="preserve">cycle (approximately 3 h). We hypothesise that analogous gradients exist on, for example, the Bay of Fundy and the Gulf of Maine (U.S./Canadian Atlantic), the southern North Sea (the Wash, the German Bight), and parts of the Australian north coast.</w:t>
+        <w:t xml:space="preserve">a priori</w:t>
+      </w:r>
+      <w:r>
+        <w:t xml:space="preserve"> </w:t>
+      </w:r>
+      <w:r>
+        <w:t xml:space="preserve">workflow to three of these coasts (King Sound on the northwest-Australian coast, the German Bight, and the Bay of Fundy) from global data alone reproduces a metre-scale low-tide bias on the mixed-tide Australian macrotidal coast (</w:t>
+      </w:r>
+      <m:oMath>
+        <m:r>
+          <m:rPr>
+            <m:sty m:val="p"/>
+          </m:rPr>
+          <m:t>−</m:t>
+        </m:r>
+        <m:r>
+          <m:t>1.8</m:t>
+        </m:r>
+      </m:oMath>
+      <w:r>
+        <w:t xml:space="preserve"> </w:t>
+      </w:r>
+      <w:r>
+        <w:t xml:space="preserve">m) while correctly predicting a near-zero bias where the overpass phase happens to fall near mid-tide — a direct confirmation that it is the overpass phase</w:t>
+      </w:r>
+      <w:r>
+        <w:t xml:space="preserve"> </w:t>
+      </w:r>
+      <m:oMath>
+        <m:r>
+          <m:rPr>
+            <m:sty m:val="p"/>
+          </m:rPr>
+          <m:t>⟨</m:t>
+        </m:r>
+        <m:r>
+          <m:rPr>
+            <m:sty m:val="p"/>
+          </m:rPr>
+          <m:t>cos</m:t>
+        </m:r>
+        <m:r>
+          <m:t>θ</m:t>
+        </m:r>
+        <m:r>
+          <m:rPr>
+            <m:sty m:val="p"/>
+          </m:rPr>
+          <m:t>⟩</m:t>
+        </m:r>
+      </m:oMath>
+      <w:r>
+        <w:t xml:space="preserve">, not the tidal amplitude, that governs the bias.</w:t>
       </w:r>
     </w:p>
     <w:p>
@@ -14391,7 +15699,7 @@
         <w:pStyle w:val="BodyText"/>
       </w:pPr>
       <w:r>
-        <w:t xml:space="preserve">An important distinction must be drawn between the</w:t>
+        <w:t xml:space="preserve">The model</w:t>
       </w:r>
       <w:r>
         <w:t xml:space="preserve"> </w:t>
@@ -14407,23 +15715,7 @@
         <w:t xml:space="preserve"> </w:t>
       </w:r>
       <w:r>
-        <w:t xml:space="preserve">of the model and the</w:t>
-      </w:r>
-      <w:r>
-        <w:t xml:space="preserve"> </w:t>
-      </w:r>
-      <w:r>
-        <w:rPr>
-          <w:i/>
-          <w:iCs/>
-        </w:rPr>
-        <w:t xml:space="preserve">value</w:t>
-      </w:r>
-      <w:r>
-        <w:t xml:space="preserve"> </w:t>
-      </w:r>
-      <w:r>
-        <w:t xml:space="preserve">of its fitted coefficient. The model structure — mean bias proportional to</w:t>
+        <w:t xml:space="preserve">— mean bias proportional to</w:t>
       </w:r>
       <w:r>
         <w:t xml:space="preserve"> </w:t>
@@ -14464,7 +15756,7 @@
         <w:t xml:space="preserve"> </w:t>
       </w:r>
       <w:r>
-        <w:t xml:space="preserve">— is derived from first principles (Section 3.3) and is universal for any sun-synchronous optical sensor over any tidally dominated coast. The fitted slope</w:t>
+        <w:t xml:space="preserve">— is universal (Section 3.3); only the fitted slope</w:t>
       </w:r>
       <w:r>
         <w:t xml:space="preserve"> </w:t>
@@ -14487,7 +15779,7 @@
         <w:t xml:space="preserve"> </w:t>
       </w:r>
       <w:r>
-        <w:t xml:space="preserve">absorbs the spring–neap covariance specific to the Korean</w:t>
+        <w:t xml:space="preserve">is regional, absorbing the Korean</w:t>
       </w:r>
       <w:r>
         <w:t xml:space="preserve"> </w:t>
@@ -14527,7 +15819,39 @@
         <w:t xml:space="preserve"> </w:t>
       </w:r>
       <w:r>
-        <w:t xml:space="preserve">regime (Section 5.1) and may differ elsewhere; the physical mechanism that drives</w:t>
+        <w:t xml:space="preserve">spring–neap covariance (Section 5.1) and liable to differ elsewhere. The recommended workflow for users outside Korea is therefore to compute</w:t>
+      </w:r>
+      <w:r>
+        <w:t xml:space="preserve"> </w:t>
+      </w:r>
+      <m:oMath>
+        <m:r>
+          <m:rPr>
+            <m:sty m:val="p"/>
+          </m:rPr>
+          <m:t>⟨</m:t>
+        </m:r>
+        <m:r>
+          <m:rPr>
+            <m:sty m:val="p"/>
+          </m:rPr>
+          <m:t>cos</m:t>
+        </m:r>
+        <m:r>
+          <m:t>θ</m:t>
+        </m:r>
+        <m:r>
+          <m:rPr>
+            <m:sty m:val="p"/>
+          </m:rPr>
+          <m:t>⟩</m:t>
+        </m:r>
+      </m:oMath>
+      <w:r>
+        <w:t xml:space="preserve"> </w:t>
+      </w:r>
+      <w:r>
+        <w:t xml:space="preserve">from their own scene metadata and a global tide model (e.g., FES2022b or TPXO) and, where local gauge data are available, fit a site-specific</w:t>
       </w:r>
       <w:r>
         <w:t xml:space="preserve"> </w:t>
@@ -14536,160 +15860,26 @@
         <m:r>
           <m:t>β</m:t>
         </m:r>
-        <m:r>
-          <m:rPr>
-            <m:sty m:val="p"/>
-          </m:rPr>
-          <m:t>&gt;</m:t>
+      </m:oMath>
+      <w:r>
+        <w:t xml:space="preserve">; in their absence the first-order correction (</w:t>
+      </w:r>
+      <m:oMath>
+        <m:r>
+          <m:t>β</m:t>
+        </m:r>
+        <m:r>
+          <m:rPr>
+            <m:sty m:val="p"/>
+          </m:rPr>
+          <m:t>=</m:t>
         </m:r>
         <m:r>
           <m:t>1</m:t>
         </m:r>
       </m:oMath>
       <w:r>
-        <w:t xml:space="preserve">, however, is itself generic: wherever the spring–neap beat frequency is incommensurate with the satellite revisit cycle, a non-zero</w:t>
-      </w:r>
-      <w:r>
-        <w:t xml:space="preserve"> </w:t>
-      </w:r>
-      <m:oMath>
-        <m:r>
-          <m:rPr>
-            <m:sty m:val="p"/>
-          </m:rPr>
-          <m:t>c</m:t>
-        </m:r>
-        <m:r>
-          <m:rPr>
-            <m:sty m:val="p"/>
-          </m:rPr>
-          <m:t>o</m:t>
-        </m:r>
-        <m:r>
-          <m:rPr>
-            <m:sty m:val="p"/>
-          </m:rPr>
-          <m:t>v</m:t>
-        </m:r>
-        <m:r>
-          <m:rPr>
-            <m:sty m:val="p"/>
-          </m:rPr>
-          <m:t>(</m:t>
-        </m:r>
-        <m:r>
-          <m:t>A</m:t>
-        </m:r>
-        <m:r>
-          <m:rPr>
-            <m:sty m:val="p"/>
-          </m:rPr>
-          <m:t>,</m:t>
-        </m:r>
-        <m:r>
-          <m:rPr>
-            <m:sty m:val="p"/>
-          </m:rPr>
-          <m:t>cos</m:t>
-        </m:r>
-        <m:r>
-          <m:t>θ</m:t>
-        </m:r>
-        <m:r>
-          <m:rPr>
-            <m:sty m:val="p"/>
-          </m:rPr>
-          <m:t>)</m:t>
-        </m:r>
-      </m:oMath>
-      <w:r>
-        <w:t xml:space="preserve"> </w:t>
-      </w:r>
-      <w:r>
-        <w:t xml:space="preserve">will inflate</w:t>
-      </w:r>
-      <w:r>
-        <w:t xml:space="preserve"> </w:t>
-      </w:r>
-      <m:oMath>
-        <m:r>
-          <m:t>β</m:t>
-        </m:r>
-      </m:oMath>
-      <w:r>
-        <w:t xml:space="preserve"> </w:t>
-      </w:r>
-      <w:r>
-        <w:t xml:space="preserve">above its theoretical floor of 1. Users outside Korea need not adopt 1.78 directly; the recommended workflow is to compute</w:t>
-      </w:r>
-      <w:r>
-        <w:t xml:space="preserve"> </w:t>
-      </w:r>
-      <m:oMath>
-        <m:r>
-          <m:rPr>
-            <m:sty m:val="p"/>
-          </m:rPr>
-          <m:t>⟨</m:t>
-        </m:r>
-        <m:r>
-          <m:rPr>
-            <m:sty m:val="p"/>
-          </m:rPr>
-          <m:t>cos</m:t>
-        </m:r>
-        <m:r>
-          <m:t>θ</m:t>
-        </m:r>
-        <m:r>
-          <m:rPr>
-            <m:sty m:val="p"/>
-          </m:rPr>
-          <m:t>⟩</m:t>
-        </m:r>
-      </m:oMath>
-      <w:r>
-        <w:t xml:space="preserve"> </w:t>
-      </w:r>
-      <w:r>
-        <w:t xml:space="preserve">from their own scene metadata and a global tide model (e.g., FES2022b or TPXO), then — if local gauge data are available — fit a site-specific</w:t>
-      </w:r>
-      <w:r>
-        <w:t xml:space="preserve"> </w:t>
-      </w:r>
-      <m:oMath>
-        <m:r>
-          <m:t>β</m:t>
-        </m:r>
-      </m:oMath>
-      <w:r>
-        <w:t xml:space="preserve"> </w:t>
-      </w:r>
-      <w:r>
-        <w:t xml:space="preserve">to calibrate the correction. In the absence of gauge data, the first-order correction with</w:t>
-      </w:r>
-      <w:r>
-        <w:t xml:space="preserve"> </w:t>
-      </w:r>
-      <m:oMath>
-        <m:r>
-          <m:t>β</m:t>
-        </m:r>
-        <m:r>
-          <m:rPr>
-            <m:sty m:val="p"/>
-          </m:rPr>
-          <m:t>=</m:t>
-        </m:r>
-        <m:r>
-          <m:t>1</m:t>
-        </m:r>
-      </m:oMath>
-      <w:r>
-        <w:t xml:space="preserve"> </w:t>
-      </w:r>
-      <w:r>
-        <w:t xml:space="preserve">already captures the sign and leading-order magnitude of the bias.</w:t>
+        <w:t xml:space="preserve">) already captures the sign and leading-order magnitude of the bias.</w:t>
       </w:r>
     </w:p>
     <w:p>
@@ -14699,9 +15889,9 @@
         </w:pict>
       </w:r>
     </w:p>
-    <w:bookmarkEnd w:id="63"/>
     <w:bookmarkEnd w:id="64"/>
-    <w:bookmarkStart w:id="65" w:name="conclusions"/>
+    <w:bookmarkEnd w:id="65"/>
+    <w:bookmarkStart w:id="66" w:name="conclusions"/>
     <w:p>
       <w:pPr>
         <w:pStyle w:val="Heading2"/>
@@ -14738,7 +15928,7 @@
         </w:numPr>
       </w:pPr>
       <w:r>
-        <w:t xml:space="preserve">Over the macrotidal Korean coast (2020–2024, 5,082 cloud-screened Landsat-8/9 + Sentinel-2 scenes from five tidal flats), sun-synchronous optical satellites sample only 70–80 % of the local astronomical tidal envelope.</w:t>
+        <w:t xml:space="preserve">Over the macrotidal Korean coast (2020–2024, 5,082 cloud-screened Landsat-8/9 + Sentinel-2 scenes from five tidal flats), sun-synchronous optical satellites sample only 60–80 % of the local astronomical tidal envelope.</w:t>
       </w:r>
     </w:p>
     <w:p>
@@ -14893,43 +16083,28 @@
           </m:rPr>
           <m:t>&lt;</m:t>
         </m:r>
+        <m:r>
+          <m:t>0.001</m:t>
+        </m:r>
+      </m:oMath>
+      <w:r>
+        <w:t xml:space="preserve">). The model is stable across calendar years (</w:t>
+      </w:r>
+      <m:oMath>
         <m:sSup>
           <m:e>
             <m:r>
-              <m:t>10</m:t>
+              <m:t>R</m:t>
             </m:r>
           </m:e>
           <m:sup>
             <m:r>
-              <m:rPr>
-                <m:sty m:val="p"/>
-              </m:rPr>
-              <m:t>−</m:t>
-            </m:r>
-            <m:r>
-              <m:t>11</m:t>
+              <m:t>2</m:t>
             </m:r>
           </m:sup>
         </m:sSup>
       </m:oMath>
       <w:r>
-        <w:t xml:space="preserve">). The model is stable across calendar years (</w:t>
-      </w:r>
-      <m:oMath>
-        <m:sSup>
-          <m:e>
-            <m:r>
-              <m:t>R</m:t>
-            </m:r>
-          </m:e>
-          <m:sup>
-            <m:r>
-              <m:t>2</m:t>
-            </m:r>
-          </m:sup>
-        </m:sSup>
-      </m:oMath>
-      <w:r>
         <w:t xml:space="preserve"> </w:t>
       </w:r>
       <w:r>
@@ -14947,7 +16122,7 @@
         </m:r>
       </m:oMath>
       <w:r>
-        <w:t xml:space="preserve">). Leave-one-site-out validation yields RMSE = 0.16 m and correct sign in 15/15 held-out cases.</w:t>
+        <w:t xml:space="preserve">). Leave-one-site-out validation yields RMSE = 0.16 m and correct sign in 14 of 15 held-out cases (the sole miss is the smallest-magnitude Suncheon L8 point).</w:t>
       </w:r>
     </w:p>
     <w:p>
@@ -14971,20 +16146,7 @@
         </w:numPr>
       </w:pPr>
       <w:r>
-        <w:t xml:space="preserve">The mean tide-height bias is</w:t>
-      </w:r>
-      <w:r>
-        <w:t xml:space="preserve"> </w:t>
-      </w:r>
-      <w:r>
-        <w:rPr>
-          <w:b/>
-          <w:bCs/>
-        </w:rPr>
-        <w:t xml:space="preserve">bipolar in sign</w:t>
-      </w:r>
-      <w:r>
-        <w:t xml:space="preserve">:</w:t>
+        <w:t xml:space="preserve">The mean tide-height bias is sign-reversing:</w:t>
       </w:r>
       <w:r>
         <w:t xml:space="preserve"> </w:t>
@@ -15119,55 +16281,7 @@
         </w:numPr>
       </w:pPr>
       <w:r>
-        <w:t xml:space="preserve">Translated into elevation-domain DEM errors via quantile mapping, the bias amounts to an</w:t>
-      </w:r>
-      <w:r>
-        <w:t xml:space="preserve"> </w:t>
-      </w:r>
-      <w:r>
-        <w:rPr>
-          <w:b/>
-          <w:bCs/>
-        </w:rPr>
-        <w:t xml:space="preserve">elevation-domain RMSE of 0.36–1.09 m</w:t>
-      </w:r>
-      <w:r>
-        <w:t xml:space="preserve"> </w:t>
-      </w:r>
-      <w:r>
-        <w:t xml:space="preserve">(an upper-bound estimate of the systematic vertical-error contribution to a waterline DEM built from the same scenes; not a per-pixel DEM validation against ground truth), equivalent to</w:t>
-      </w:r>
-      <w:r>
-        <w:t xml:space="preserve"> </w:t>
-      </w:r>
-      <w:r>
-        <w:rPr>
-          <w:b/>
-          <w:bCs/>
-        </w:rPr>
-        <w:t xml:space="preserve">179–1,359 m of horizontal contour displacement</w:t>
-      </w:r>
-      <w:r>
-        <w:t xml:space="preserve"> </w:t>
-      </w:r>
-      <w:r>
-        <w:t xml:space="preserve">on planar tidal flats. Permanently irrecoverable truncation bands occupy 0.99–2.02 m of vertical range, or</w:t>
-      </w:r>
-      <w:r>
-        <w:t xml:space="preserve"> </w:t>
-      </w:r>
-      <w:r>
-        <w:rPr>
-          <w:b/>
-          <w:bCs/>
-        </w:rPr>
-        <w:t xml:space="preserve">up to 2.5 km of intertidal width</w:t>
-      </w:r>
-      <w:r>
-        <w:t xml:space="preserve"> </w:t>
-      </w:r>
-      <w:r>
-        <w:t xml:space="preserve">at Ganghwa-do.</w:t>
+        <w:t xml:space="preserve">Translated into elevation-domain DEM errors via quantile mapping, the bias amounts to an elevation-domain RMSE of 0.36–1.09 m (an upper-bound estimate of the systematic vertical-error contribution to a waterline DEM built from the same scenes; not a per-pixel DEM validation against ground truth), equivalent to roughly 0.2–1.4 km of horizontal contour displacement on planar tidal flats (slope-dependent, hence one to two significant figures). Permanently irrecoverable truncation bands occupy 0.99–2.02 m of vertical range, or up to 2.5 km of intertidal width at Ganghwa-do.</w:t>
       </w:r>
     </w:p>
     <w:p>
@@ -15178,7 +16292,7 @@
         </w:numPr>
       </w:pPr>
       <w:r>
-        <w:t xml:space="preserve">Increasing optical revisit frequency cannot remove the bias: more scenes at the same overpass time only refine the histogram shape, not the systematic mean shift. Removing the bias requires sampling at substantially different overpass phases — most practically by integrating Sentinel-1 SAR observations at the 06:00 / 18:00 LST orbit.</w:t>
+        <w:t xml:space="preserve">Increasing optical revisit frequency cannot remove the bias: more scenes at the same overpass time only refine the histogram shape, not the systematic mean shift. Removing the bias requires sampling at substantially different overpass phases — most practically by integrating Sentinel-1 SAR observations at the 06:00 / 18:00 local-solar-time orbit.</w:t>
       </w:r>
     </w:p>
     <w:p>
@@ -15307,7 +16421,7 @@
         </w:numPr>
       </w:pPr>
       <w:r>
-        <w:t xml:space="preserve">The bias model and its predictive sign are reproducible from a global ocean tide model alone (FES2022b reference yields</w:t>
+        <w:t xml:space="preserve">The bias model and its predictive sign are reproducible from a global ocean tide model alone (a FES2022b self-consistency check — the same model supplying both the overpass-time tides and the reference — yields</w:t>
       </w:r>
       <w:r>
         <w:t xml:space="preserve"> </w:t>
@@ -15336,7 +16450,7 @@
         </m:r>
       </m:oMath>
       <w:r>
-        <w:t xml:space="preserve">, leave-one-site-out RMSE = 0.11 m, correct sign at 15/15 held-out points). The</w:t>
+        <w:t xml:space="preserve">, leave-one-site-out RMSE = 0.11 m, and recovers the bias sign at all 15 sites). The only test against independent ground truth, FES-predicted versus KHOA-observed bias, matches in sign but under-estimates the magnitude by roughly 2–3× on these resonant macrotidal coasts, so the global-model correction is best read as a conservative, sign-correct lower bound. The</w:t>
       </w:r>
       <w:r>
         <w:t xml:space="preserve"> </w:t>
@@ -15352,7 +16466,7 @@
         <w:t xml:space="preserve"> </w:t>
       </w:r>
       <w:r>
-        <w:t xml:space="preserve">correction is therefore applicable worldwide without requiring local tide-gauge data — a prerequisite for global-scale operationalisation of waterline-DEM bias removal.</w:t>
+        <w:t xml:space="preserve">correction can therefore be computed without local tide-gauge data — a prerequisite for large-scale operationalisation of waterline-DEM bias removal. Applying this global-data-only workflow to three macrotidal coasts outside Korea (Section 4.8) predicts a metre-scale low-tide bias on the northwest-Australian coast — within the operational domain of an existing continental-scale waterline-DEM product — and shows that the bias magnitude is set by the satellite-overpass phase rather than by tidal amplitude alone.</w:t>
       </w:r>
     </w:p>
     <w:p>
@@ -15466,8 +16580,8 @@
         </w:pict>
       </w:r>
     </w:p>
-    <w:bookmarkEnd w:id="65"/>
-    <w:bookmarkStart w:id="66" w:name="data-and-code-availability"/>
+    <w:bookmarkEnd w:id="66"/>
+    <w:bookmarkStart w:id="67" w:name="data-and-code-availability"/>
     <w:p>
       <w:pPr>
         <w:pStyle w:val="Heading2"/>
@@ -15523,8 +16637,8 @@
         <w:t xml:space="preserve">derived products are &lt; 50 MB total.</w:t>
       </w:r>
     </w:p>
-    <w:bookmarkEnd w:id="66"/>
-    <w:bookmarkStart w:id="67" w:name="acknowledgements"/>
+    <w:bookmarkEnd w:id="67"/>
+    <w:bookmarkStart w:id="68" w:name="acknowledgements"/>
     <w:p>
       <w:pPr>
         <w:pStyle w:val="Heading2"/>
@@ -15538,11 +16652,11 @@
         <w:pStyle w:val="FirstParagraph"/>
       </w:pPr>
       <w:r>
-        <w:t xml:space="preserve">The KHOA tide-gauge data are provided under the Korean Open Government License. Earth Engine access was provided by Google for academic use. We thank the developers of pyTMD, Cartopy, UTide, and eo-tides for open-source tooling.</w:t>
-      </w:r>
-    </w:p>
-    <w:bookmarkEnd w:id="67"/>
-    <w:bookmarkStart w:id="68" w:name="funding"/>
+        <w:t xml:space="preserve">The KHOA tide-gauge data are provided under the Korean Open Government License. Earth Engine access was provided by Google for academic use. We thank the developers of pyfes, Cartopy, UTide, and eo-tides for open-source tooling.</w:t>
+      </w:r>
+    </w:p>
+    <w:bookmarkEnd w:id="68"/>
+    <w:bookmarkStart w:id="69" w:name="funding"/>
     <w:p>
       <w:pPr>
         <w:pStyle w:val="Heading2"/>
@@ -15559,8 +16673,8 @@
         <w:t xml:space="preserve">This research did not receive any specific grant from funding agencies in the public, commercial, or not-for-profit sectors.</w:t>
       </w:r>
     </w:p>
-    <w:bookmarkEnd w:id="68"/>
-    <w:bookmarkStart w:id="69" w:name="credit-authorship-contribution-statement"/>
+    <w:bookmarkEnd w:id="69"/>
+    <w:bookmarkStart w:id="70" w:name="credit-authorship-contribution-statement"/>
     <w:p>
       <w:pPr>
         <w:pStyle w:val="Heading2"/>
@@ -15584,8 +16698,8 @@
         <w:t xml:space="preserve">: Conceptualization, Methodology, Software, Formal analysis, Investigation, Data curation, Visualization, Writing – original draft, Writing – review &amp; editing, Project administration.</w:t>
       </w:r>
     </w:p>
-    <w:bookmarkEnd w:id="69"/>
-    <w:bookmarkStart w:id="70" w:name="declaration-of-competing-interest"/>
+    <w:bookmarkEnd w:id="70"/>
+    <w:bookmarkStart w:id="71" w:name="declaration-of-competing-interest"/>
     <w:p>
       <w:pPr>
         <w:pStyle w:val="Heading2"/>
@@ -15609,8 +16723,8 @@
         </w:pict>
       </w:r>
     </w:p>
-    <w:bookmarkEnd w:id="70"/>
-    <w:bookmarkStart w:id="71" w:name="references"/>
+    <w:bookmarkEnd w:id="71"/>
+    <w:bookmarkStart w:id="72" w:name="references"/>
     <w:p>
       <w:pPr>
         <w:pStyle w:val="Heading2"/>
@@ -16566,11 +17680,12 @@
         <w:t xml:space="preserve">Geophysical Research Letters 49, e2021GL096007. doi:10.1029/2021GL096007.</w:t>
       </w:r>
     </w:p>
-    <w:bookmarkEnd w:id="71"/>
+    <w:bookmarkEnd w:id="72"/>
     <w:sectPr>
       <w:footnotePr>
         <w:numRestart w:val="eachSect"/>
       </w:footnotePr>
+      <w:lnNumType w:countBy="1" w:restart="continuous"/>
     </w:sectPr>
   </w:body>
 </w:document>
